--- a/docs/ADDITIONAL_CONCEPTS_AND_UNIFIED_STRATEGY.docx
+++ b/docs/ADDITIONAL_CONCEPTS_AND_UNIFIED_STRATEGY.docx
@@ -3379,8 +3379,8 @@
         <w:tblLook w:firstRow="1" w:lastRow="0" w:firstColumn="0" w:lastColumn="0" w:noHBand="0" w:noVBand="0" w:val="0020"/>
       </w:tblPr>
       <w:tblGrid>
-        <w:gridCol w:w="2828"/>
-        <w:gridCol w:w="5091"/>
+        <w:gridCol w:w="625"/>
+        <w:gridCol w:w="7294"/>
       </w:tblGrid>
       <w:tr>
         <w:trPr>
@@ -3619,12 +3619,12 @@
         <w:tblLook w:firstRow="1" w:lastRow="0" w:firstColumn="0" w:lastColumn="0" w:noHBand="0" w:noVBand="0" w:val="0020"/>
       </w:tblPr>
       <w:tblGrid>
-        <w:gridCol w:w="1425"/>
-        <w:gridCol w:w="1584"/>
-        <w:gridCol w:w="1425"/>
-        <w:gridCol w:w="1425"/>
-        <w:gridCol w:w="792"/>
-        <w:gridCol w:w="1267"/>
+        <w:gridCol w:w="186"/>
+        <w:gridCol w:w="1541"/>
+        <w:gridCol w:w="1568"/>
+        <w:gridCol w:w="1142"/>
+        <w:gridCol w:w="1302"/>
+        <w:gridCol w:w="2179"/>
       </w:tblGrid>
       <w:tr>
         <w:trPr>
@@ -4772,8 +4772,2696 @@
         <w:t xml:space="preserve">Next review: June 20, 2026</w:t>
       </w:r>
     </w:p>
+    <w:p>
+      <w:r>
+        <w:pict>
+          <v:rect style="width:0;height:1.5pt" o:hralign="center" o:hrstd="t" o:hr="t"/>
+        </w:pict>
+      </w:r>
+    </w:p>
     <w:bookmarkEnd w:id="34"/>
     <w:bookmarkEnd w:id="35"/>
+    <w:bookmarkStart w:id="45" w:name="review-notes-and-updates"/>
+    <w:p>
+      <w:pPr>
+        <w:pStyle w:val="Heading1"/>
+      </w:pPr>
+      <w:r>
+        <w:t xml:space="preserve">REVIEW NOTES AND UPDATES</w:t>
+      </w:r>
+    </w:p>
+    <w:p>
+      <w:pPr>
+        <w:pStyle w:val="FirstParagraph"/>
+      </w:pPr>
+      <w:r>
+        <w:rPr>
+          <w:b/>
+          <w:bCs/>
+        </w:rPr>
+        <w:t xml:space="preserve">Reviewer:</w:t>
+      </w:r>
+      <w:r>
+        <w:t xml:space="preserve"> </w:t>
+      </w:r>
+      <w:r>
+        <w:t xml:space="preserve">Senior Business Analyst</w:t>
+      </w:r>
+      <w:r>
+        <w:t xml:space="preserve"> </w:t>
+      </w:r>
+      <w:r>
+        <w:rPr>
+          <w:b/>
+          <w:bCs/>
+        </w:rPr>
+        <w:t xml:space="preserve">Review Date:</w:t>
+      </w:r>
+      <w:r>
+        <w:t xml:space="preserve"> </w:t>
+      </w:r>
+      <w:r>
+        <w:t xml:space="preserve">March 20, 2026</w:t>
+      </w:r>
+      <w:r>
+        <w:t xml:space="preserve"> </w:t>
+      </w:r>
+      <w:r>
+        <w:rPr>
+          <w:b/>
+          <w:bCs/>
+        </w:rPr>
+        <w:t xml:space="preserve">Document Version Reviewed:</w:t>
+      </w:r>
+      <w:r>
+        <w:t xml:space="preserve"> </w:t>
+      </w:r>
+      <w:r>
+        <w:t xml:space="preserve">1.0</w:t>
+      </w:r>
+      <w:r>
+        <w:t xml:space="preserve"> </w:t>
+      </w:r>
+      <w:r>
+        <w:rPr>
+          <w:b/>
+          <w:bCs/>
+        </w:rPr>
+        <w:t xml:space="preserve">Overall Grade: A-</w:t>
+      </w:r>
+    </w:p>
+    <w:p>
+      <w:r>
+        <w:pict>
+          <v:rect style="width:0;height:1.5pt" o:hralign="center" o:hrstd="t" o:hr="t"/>
+        </w:pict>
+      </w:r>
+    </w:p>
+    <w:bookmarkStart w:id="43" w:name="X1314ef5eb83ba948e7e52ea12a356d127b8f7ef"/>
+    <w:p>
+      <w:pPr>
+        <w:pStyle w:val="Heading2"/>
+      </w:pPr>
+      <w:r>
+        <w:t xml:space="preserve">DOCUMENT 12: ADDITIONAL_CONCEPTS_AND_UNIFIED_STRATEGY.md — FULL REVIEW</w:t>
+      </w:r>
+    </w:p>
+    <w:p>
+      <w:r>
+        <w:pict>
+          <v:rect style="width:0;height:1.5pt" o:hralign="center" o:hrstd="t" o:hr="t"/>
+        </w:pict>
+      </w:r>
+    </w:p>
+    <w:bookmarkStart w:id="36" w:name="gaps-whats-missing"/>
+    <w:p>
+      <w:pPr>
+        <w:pStyle w:val="Heading3"/>
+      </w:pPr>
+      <w:r>
+        <w:t xml:space="preserve">1. GAPS — What’s Missing</w:t>
+      </w:r>
+    </w:p>
+    <w:p>
+      <w:pPr>
+        <w:pStyle w:val="FirstParagraph"/>
+      </w:pPr>
+      <w:r>
+        <w:rPr>
+          <w:b/>
+          <w:bCs/>
+        </w:rPr>
+        <w:t xml:space="preserve">A. Concept Count Verification — Document Claims 6 New Concepts but Names Only the TV and Podcast Additions</w:t>
+      </w:r>
+      <w:r>
+        <w:t xml:space="preserve"> </w:t>
+      </w:r>
+      <w:r>
+        <w:t xml:space="preserve">The review brief specifies 6 new concepts: The Comeback, Deal Stage Live, Deal Stage Academy, The Blind Deal, The Other Side, and Deal or Disaster. The document explicitly names all 6 in its closing statement:</w:t>
+      </w:r>
+      <w:r>
+        <w:t xml:space="preserve"> </w:t>
+      </w:r>
+      <w:r>
+        <w:t xml:space="preserve">“The Comeback, Deal Stage: Live, Deal Stage Academy, The Blind Deal, The Other Side, and Deal or Disaster.”</w:t>
+      </w:r>
+      <w:r>
+        <w:t xml:space="preserve"> </w:t>
+      </w:r>
+      <w:r>
+        <w:t xml:space="preserve">However, the document’s Part 1 section header reads</w:t>
+      </w:r>
+      <w:r>
+        <w:t xml:space="preserve"> </w:t>
+      </w:r>
+      <w:r>
+        <w:t xml:space="preserve">“TWO MORE CONCEPTS FOR EVERYTHING,”</w:t>
+      </w:r>
+      <w:r>
+        <w:t xml:space="preserve"> </w:t>
+      </w:r>
+      <w:r>
+        <w:t xml:space="preserve">and the body confirms it covers 2 additional TV concepts (The Comeback, Deal Stage Live) and 2 additional podcast concepts (The Other Side, Deal or Disaster). The document explicitly references</w:t>
+      </w:r>
+      <w:r>
+        <w:t xml:space="preserve"> </w:t>
+      </w:r>
+      <w:r>
+        <w:t xml:space="preserve">“Deal Stage Academy”</w:t>
+      </w:r>
+      <w:r>
+        <w:t xml:space="preserve"> </w:t>
+      </w:r>
+      <w:r>
+        <w:t xml:space="preserve">and</w:t>
+      </w:r>
+      <w:r>
+        <w:t xml:space="preserve"> </w:t>
+      </w:r>
+      <w:r>
+        <w:t xml:space="preserve">“The Blind Deal”</w:t>
+      </w:r>
+      <w:r>
+        <w:t xml:space="preserve"> </w:t>
+      </w:r>
+      <w:r>
+        <w:t xml:space="preserve">as existing concepts in the flywheel narrative, but their full details are in ADDITIONAL_YOUTUBE_PODCAST_CONCEPTS.md, not in this document. This is a structural gap — this document references Academy and Blind Deal without providing their full treatment here. A reader of this document alone cannot evaluate all 6 concepts.</w:t>
+      </w:r>
+    </w:p>
+    <w:p>
+      <w:pPr>
+        <w:pStyle w:val="BodyText"/>
+      </w:pPr>
+      <w:r>
+        <w:rPr>
+          <w:b/>
+          <w:bCs/>
+        </w:rPr>
+        <w:t xml:space="preserve">B. Phase Numbering — Document Uses</w:t>
+      </w:r>
+      <w:r>
+        <w:rPr>
+          <w:b/>
+          <w:bCs/>
+        </w:rPr>
+        <w:t xml:space="preserve"> </w:t>
+      </w:r>
+      <w:r>
+        <w:rPr>
+          <w:b/>
+          <w:bCs/>
+        </w:rPr>
+        <w:t xml:space="preserve">“Phase One”</w:t>
+      </w:r>
+      <w:r>
+        <w:rPr>
+          <w:b/>
+          <w:bCs/>
+        </w:rPr>
+        <w:t xml:space="preserve"> </w:t>
+      </w:r>
+      <w:r>
+        <w:rPr>
+          <w:b/>
+          <w:bCs/>
+        </w:rPr>
+        <w:t xml:space="preserve">Through</w:t>
+      </w:r>
+      <w:r>
+        <w:rPr>
+          <w:b/>
+          <w:bCs/>
+        </w:rPr>
+        <w:t xml:space="preserve"> </w:t>
+      </w:r>
+      <w:r>
+        <w:rPr>
+          <w:b/>
+          <w:bCs/>
+        </w:rPr>
+        <w:t xml:space="preserve">“Phase Six”</w:t>
+      </w:r>
+      <w:r>
+        <w:rPr>
+          <w:b/>
+          <w:bCs/>
+        </w:rPr>
+        <w:t xml:space="preserve"> </w:t>
+      </w:r>
+      <w:r>
+        <w:rPr>
+          <w:b/>
+          <w:bCs/>
+        </w:rPr>
+        <w:t xml:space="preserve">Vocabulary in Appendix But Only 4 Phases in Body</w:t>
+      </w:r>
+      <w:r>
+        <w:t xml:space="preserve"> </w:t>
+      </w:r>
+      <w:r>
+        <w:t xml:space="preserve">The Appendix: Metrics and Success Benchmarks lists Phase One (Months 1-3), Phase Two (Months 3-6), Phase Three (Months 6-9), Phase Four (Months 9-15), Phase Five (Months 15-20), and Phase Six (Months 20+). That is 6 phases with specific success benchmarks. However, the</w:t>
+      </w:r>
+      <w:r>
+        <w:t xml:space="preserve"> </w:t>
+      </w:r>
+      <w:r>
+        <w:t xml:space="preserve">“Why This Order Is the Only Order”</w:t>
+      </w:r>
+      <w:r>
+        <w:t xml:space="preserve"> </w:t>
+      </w:r>
+      <w:r>
+        <w:t xml:space="preserve">section describes only 4 phases: Platform → Podcast → YouTube → TV. The 6-phase benchmark structure is not explicitly mapped to the 4-phase launch argument. A reconciliation paragraph connecting the 4-phase strategic logic to the 6-phase operational timeline would eliminate this structural ambiguity.</w:t>
+      </w:r>
+    </w:p>
+    <w:p>
+      <w:pPr>
+        <w:pStyle w:val="BodyText"/>
+      </w:pPr>
+      <w:r>
+        <w:rPr>
+          <w:b/>
+          <w:bCs/>
+        </w:rPr>
+        <w:t xml:space="preserve">C.</w:t>
+      </w:r>
+      <w:r>
+        <w:rPr>
+          <w:b/>
+          <w:bCs/>
+        </w:rPr>
+        <w:t xml:space="preserve"> </w:t>
+      </w:r>
+      <w:r>
+        <w:rPr>
+          <w:b/>
+          <w:bCs/>
+        </w:rPr>
+        <w:t xml:space="preserve">“Deal Stage Academy”</w:t>
+      </w:r>
+      <w:r>
+        <w:rPr>
+          <w:b/>
+          <w:bCs/>
+        </w:rPr>
+        <w:t xml:space="preserve"> </w:t>
+      </w:r>
+      <w:r>
+        <w:rPr>
+          <w:b/>
+          <w:bCs/>
+        </w:rPr>
+        <w:t xml:space="preserve">and</w:t>
+      </w:r>
+      <w:r>
+        <w:rPr>
+          <w:b/>
+          <w:bCs/>
+        </w:rPr>
+        <w:t xml:space="preserve"> </w:t>
+      </w:r>
+      <w:r>
+        <w:rPr>
+          <w:b/>
+          <w:bCs/>
+        </w:rPr>
+        <w:t xml:space="preserve">“The Blind Deal”</w:t>
+      </w:r>
+      <w:r>
+        <w:rPr>
+          <w:b/>
+          <w:bCs/>
+        </w:rPr>
+        <w:t xml:space="preserve"> </w:t>
+      </w:r>
+      <w:r>
+        <w:rPr>
+          <w:b/>
+          <w:bCs/>
+        </w:rPr>
+        <w:t xml:space="preserve">Referenced but Not Documented Here</w:t>
+      </w:r>
+      <w:r>
+        <w:t xml:space="preserve"> </w:t>
+      </w:r>
+      <w:r>
+        <w:t xml:space="preserve">In the flywheel narrative, the document references</w:t>
+      </w:r>
+      <w:r>
+        <w:t xml:space="preserve"> </w:t>
+      </w:r>
+      <w:r>
+        <w:t xml:space="preserve">“Episode Four of Deal Stage Academy”</w:t>
+      </w:r>
+      <w:r>
+        <w:t xml:space="preserve"> </w:t>
+      </w:r>
+      <w:r>
+        <w:t xml:space="preserve">and</w:t>
+      </w:r>
+      <w:r>
+        <w:t xml:space="preserve"> </w:t>
+      </w:r>
+      <w:r>
+        <w:t xml:space="preserve">“The Blind Deal”</w:t>
+      </w:r>
+      <w:r>
+        <w:t xml:space="preserve"> </w:t>
+      </w:r>
+      <w:r>
+        <w:t xml:space="preserve">as examples of YouTube format concepts. These references assume the reader has read ADDITIONAL_YOUTUBE_PODCAST_CONCEPTS.md. This document should include at minimum a 2–3 line summary description of each of the 4 concepts covered in the companion document (Academy, Blind Deal, and the two additional podcasts if different from The Other Side/Deal or Disaster), with a cross-reference note directing the reader to the full concept documentation.</w:t>
+      </w:r>
+    </w:p>
+    <w:p>
+      <w:pPr>
+        <w:pStyle w:val="BodyText"/>
+      </w:pPr>
+      <w:r>
+        <w:rPr>
+          <w:b/>
+          <w:bCs/>
+        </w:rPr>
+        <w:t xml:space="preserve">D. No Launch Order Calendar for All 18 Properties</w:t>
+      </w:r>
+      <w:r>
+        <w:t xml:space="preserve"> </w:t>
+      </w:r>
+      <w:r>
+        <w:t xml:space="preserve">The document argues convincingly for Platform → Podcast → YouTube → TV as the correct launch sequence. It provides a monthly content rhythm and an annual content calendar. However, it does not provide a specific launch schedule that assigns each of the 18 properties (6 TV, 6 YouTube, 6 Podcast) to a quarter. The annual calendar is generic (Podcast: Season premiere in Q1; YouTube: new season in Q1; TV: in development or pre-production). A property-specific launch schedule —</w:t>
+      </w:r>
+      <w:r>
+        <w:t xml:space="preserve"> </w:t>
+      </w:r>
+      <w:r>
+        <w:t xml:space="preserve">“The Deal Stage Podcast launches Month 3; Deal Stage Contenders (YouTube) launches Month 7; Deal or Disaster (Podcast) launches Month 10; The Blind Deal (YouTube) launches Month 14”</w:t>
+      </w:r>
+      <w:r>
+        <w:t xml:space="preserve"> </w:t>
+      </w:r>
+      <w:r>
+        <w:t xml:space="preserve">— would demonstrate that the team has thought through the full 18-property ecosystem’s sequencing, not just the flagship properties.</w:t>
+      </w:r>
+    </w:p>
+    <w:p>
+      <w:pPr>
+        <w:pStyle w:val="BodyText"/>
+      </w:pPr>
+      <w:r>
+        <w:rPr>
+          <w:b/>
+          <w:bCs/>
+        </w:rPr>
+        <w:t xml:space="preserve">E. Flywheel Narrative — The Live Show Format Is Not Integrated</w:t>
+      </w:r>
+      <w:r>
+        <w:t xml:space="preserve"> </w:t>
+      </w:r>
+      <w:r>
+        <w:t xml:space="preserve">The flywheel narrative is excellent and exceeds 1,000 words as required. However, it describes the flywheel for the primary 3 formats (Podcast, YouTube, TV) and does not address how</w:t>
+      </w:r>
+      <w:r>
+        <w:t xml:space="preserve"> </w:t>
+      </w:r>
+      <w:r>
+        <w:t xml:space="preserve">“Deal Stage: Live”</w:t>
+      </w:r>
+      <w:r>
+        <w:t xml:space="preserve"> </w:t>
+      </w:r>
+      <w:r>
+        <w:t xml:space="preserve">(the weekly live show) integrates into the flywheel. A live weekly show would, in theory, be the highest-frequency flywheel accelerant — it creates real-time social conversation, weekly virality events, and the most frequent platform conversion opportunities. Its absence from the flywheel narrative is a structural gap that should be addressed.</w:t>
+      </w:r>
+    </w:p>
+    <w:p>
+      <w:pPr>
+        <w:pStyle w:val="BodyText"/>
+      </w:pPr>
+      <w:r>
+        <w:rPr>
+          <w:b/>
+          <w:bCs/>
+        </w:rPr>
+        <w:t xml:space="preserve">F. Budget Figures for New TV Concepts Are Approximations Without Assumption Tables</w:t>
+      </w:r>
+      <w:r>
+        <w:t xml:space="preserve"> </w:t>
+      </w:r>
+      <w:r>
+        <w:t xml:space="preserve">“The Comeback”</w:t>
+      </w:r>
+      <w:r>
+        <w:t xml:space="preserve"> </w:t>
+      </w:r>
+      <w:r>
+        <w:t xml:space="preserve">budget is stated as</w:t>
+      </w:r>
+      <w:r>
+        <w:t xml:space="preserve"> </w:t>
+      </w:r>
+      <w:r>
+        <w:t xml:space="preserve">“$6M–$9M per season.”</w:t>
+      </w:r>
+      <w:r>
+        <w:t xml:space="preserve"> </w:t>
+      </w:r>
+      <w:r>
+        <w:t xml:space="preserve">“Deal Stage: Live”</w:t>
+      </w:r>
+      <w:r>
+        <w:t xml:space="preserve"> </w:t>
+      </w:r>
+      <w:r>
+        <w:t xml:space="preserve">budget is not stated in the reviewed section (the document was cut at 594 lines, which may be incomplete — see note in Inconsistencies). There are no assumption tables for either new TV concept equivalent to the Financial Model’s detailed P&amp;Ls for the flagship TV show. A concept-level budget summary (even a 5-line table: production budget, revenue streams, Year 1 projection, Year 2 projection, platform conversion estimate) should accompany each new concept.</w:t>
+      </w:r>
+    </w:p>
+    <w:p>
+      <w:r>
+        <w:pict>
+          <v:rect style="width:0;height:1.5pt" o:hralign="center" o:hrstd="t" o:hr="t"/>
+        </w:pict>
+      </w:r>
+    </w:p>
+    <w:bookmarkEnd w:id="36"/>
+    <w:bookmarkStart w:id="37" w:name="X1bee4bf92f7e59a5685fcd599b487c685e59349"/>
+    <w:p>
+      <w:pPr>
+        <w:pStyle w:val="Heading3"/>
+      </w:pPr>
+      <w:r>
+        <w:t xml:space="preserve">2. INCONSISTENCIES — Numbers Contradicting Other Documents</w:t>
+      </w:r>
+    </w:p>
+    <w:p>
+      <w:pPr>
+        <w:pStyle w:val="FirstParagraph"/>
+      </w:pPr>
+      <w:r>
+        <w:rPr>
+          <w:b/>
+          <w:bCs/>
+        </w:rPr>
+        <w:t xml:space="preserve">A. Document Length — Shorter Than Expected</w:t>
+      </w:r>
+      <w:r>
+        <w:t xml:space="preserve"> </w:t>
+      </w:r>
+      <w:r>
+        <w:t xml:space="preserve">The review brief specifies this document as</w:t>
+      </w:r>
+      <w:r>
+        <w:t xml:space="preserve"> </w:t>
+      </w:r>
+      <w:r>
+        <w:t xml:space="preserve">“14.2K words.”</w:t>
+      </w:r>
+      <w:r>
+        <w:t xml:space="preserve"> </w:t>
+      </w:r>
+      <w:r>
+        <w:t xml:space="preserve">At 594 lines, the document’s word count is substantially lower than 14,200 words. Either (1) the document was truncated in this version and the full document contains more content not reviewed, or (2) the word count is calculated differently. The document reviewed contains the following sections: Part 1 TV Concepts (The Comeback, Deal Stage Live), Part 1 Podcast Concepts (The Other Side, Deal or Disaster), Part 2 Unified Launch Strategy (Flywheel Narrative, Monthly Content Rhythm, Annual Calendar, Why This Order, Phase Benchmarks, Closing Statement). This is a coherent complete document but may be missing sections for the 2 additional YouTube concepts (Academy, Blind Deal) if those were intended to be in this document rather than the companion document. A review of ADDITIONAL_YOUTUBE_PODCAST_CONCEPTS.md is required to confirm the full 18-property concept set is distributed correctly across documents.</w:t>
+      </w:r>
+    </w:p>
+    <w:p>
+      <w:pPr>
+        <w:pStyle w:val="BodyText"/>
+      </w:pPr>
+      <w:r>
+        <w:rPr>
+          <w:b/>
+          <w:bCs/>
+        </w:rPr>
+        <w:t xml:space="preserve">B. Creator Economy Growth Rate: Inconsistent with Financial Model</w:t>
+      </w:r>
+      <w:r>
+        <w:t xml:space="preserve"> </w:t>
+      </w:r>
+      <w:r>
+        <w:t xml:space="preserve">This document does not cite a specific creator economy growth rate. The flywheel narrative does not quote the market size or growth rate in the reviewed section. This is not an inconsistency but a missed opportunity — the financial model’s</w:t>
+      </w:r>
+      <w:r>
+        <w:t xml:space="preserve"> </w:t>
+      </w:r>
+      <w:r>
+        <w:t xml:space="preserve">“32% CAGR”</w:t>
+      </w:r>
+      <w:r>
+        <w:t xml:space="preserve"> </w:t>
+      </w:r>
+      <w:r>
+        <w:t xml:space="preserve">and</w:t>
+      </w:r>
+      <w:r>
+        <w:t xml:space="preserve"> </w:t>
+      </w:r>
+      <w:r>
+        <w:t xml:space="preserve">“$250B market size”</w:t>
+      </w:r>
+      <w:r>
+        <w:t xml:space="preserve"> </w:t>
+      </w:r>
+      <w:r>
+        <w:t xml:space="preserve">figures should appear in the flywheel narrative to anchor the strategic argument in market data. The argument for why the flywheel matters is stronger when it is sized against the market opportunity.</w:t>
+      </w:r>
+    </w:p>
+    <w:p>
+      <w:pPr>
+        <w:pStyle w:val="BodyText"/>
+      </w:pPr>
+      <w:r>
+        <w:rPr>
+          <w:b/>
+          <w:bCs/>
+        </w:rPr>
+        <w:t xml:space="preserve">C. Platform User Count Projections — Phase Benchmarks vs. Financial Model</w:t>
+      </w:r>
+      <w:r>
+        <w:t xml:space="preserve"> </w:t>
+      </w:r>
+      <w:r>
+        <w:t xml:space="preserve">Phase Six Growth Benchmarks (Months 20+) projects</w:t>
+      </w:r>
+      <w:r>
+        <w:t xml:space="preserve"> </w:t>
+      </w:r>
+      <w:r>
+        <w:t xml:space="preserve">“25,000 minimum monthly active users by Month 24.”</w:t>
+      </w:r>
+      <w:r>
+        <w:t xml:space="preserve"> </w:t>
+      </w:r>
+      <w:r>
+        <w:t xml:space="preserve">The Financial Model shows 15,000 MAU in Year 1 (end of Year 1 = approximately Month 18 post-funding) and 58,000 MAU in Year 2. Month 24 post-funding = approximately mid-Year 2, when the Financial Model projects somewhere between 15,000 and 58,000 MAU. The Phase Six target of 25,000 minimum by Month 24 is consistent with the Financial Model’s Year 2 scaling trajectory. No material inconsistency — these figures align.</w:t>
+      </w:r>
+    </w:p>
+    <w:p>
+      <w:pPr>
+        <w:pStyle w:val="BodyText"/>
+      </w:pPr>
+      <w:r>
+        <w:rPr>
+          <w:b/>
+          <w:bCs/>
+        </w:rPr>
+        <w:t xml:space="preserve">D. TV Show Air Date:</w:t>
+      </w:r>
+      <w:r>
+        <w:rPr>
+          <w:b/>
+          <w:bCs/>
+        </w:rPr>
+        <w:t xml:space="preserve"> </w:t>
+      </w:r>
+      <w:r>
+        <w:rPr>
+          <w:b/>
+          <w:bCs/>
+        </w:rPr>
+        <w:t xml:space="preserve">“Q3 2027”</w:t>
+      </w:r>
+      <w:r>
+        <w:rPr>
+          <w:b/>
+          <w:bCs/>
+        </w:rPr>
+        <w:t xml:space="preserve"> </w:t>
+      </w:r>
+      <w:r>
+        <w:rPr>
+          <w:b/>
+          <w:bCs/>
+        </w:rPr>
+        <w:t xml:space="preserve">(Financial Model) vs. Phase Timelines in This Document</w:t>
+      </w:r>
+      <w:r>
+        <w:t xml:space="preserve"> </w:t>
+      </w:r>
+      <w:r>
+        <w:t xml:space="preserve">The Financial Model Roadmap shows TV Season 1 airing in Q3 2027 (approximately Month 21–24 from Q2 2026 funding close). Phase Five Production Benchmarks show pilot delivered by Month 19 and full season delivered by Month 20. Phase Six shows platform signups from premiere in Months 20+. These timelines are tight but consistent with the Financial Model’s Q3 2027 target if funding closes in Q2 2026. No inconsistency, but the timeline is aggressive and depends on Q2 2026 funding close. If funding closes Q4 2026, TV launch shifts to Q1-Q2 2028. This dependency should be documented.</w:t>
+      </w:r>
+    </w:p>
+    <w:p>
+      <w:pPr>
+        <w:pStyle w:val="BodyText"/>
+      </w:pPr>
+      <w:r>
+        <w:rPr>
+          <w:b/>
+          <w:bCs/>
+        </w:rPr>
+        <w:t xml:space="preserve">E. Podcast Launch Downloads Target — Phase Benchmarks vs. Financial Model</w:t>
+      </w:r>
+      <w:r>
+        <w:t xml:space="preserve"> </w:t>
+      </w:r>
+      <w:r>
+        <w:t xml:space="preserve">Phase Two Success Benchmarks (Months 3-6) set a target of</w:t>
+      </w:r>
+      <w:r>
+        <w:t xml:space="preserve"> </w:t>
+      </w:r>
+      <w:r>
+        <w:t xml:space="preserve">“5,000 minimum, 15,000 target”</w:t>
+      </w:r>
+      <w:r>
+        <w:t xml:space="preserve"> </w:t>
+      </w:r>
+      <w:r>
+        <w:t xml:space="preserve">downloads per episode by Episode 12. The Financial Model Conservative podcast scenario assumes 5,000 avg downloads per episode. The Phase Two minimum of 5,000 = conservative scenario baseline. The Phase Two target of 15,000 falls between conservative (5,000) and moderate (25,000). These are consistent — the Phase Two target represents early traction before the full 52-episode annual cadence of the moderate scenario.</w:t>
+      </w:r>
+    </w:p>
+    <w:p>
+      <w:r>
+        <w:pict>
+          <v:rect style="width:0;height:1.5pt" o:hralign="center" o:hrstd="t" o:hr="t"/>
+        </w:pict>
+      </w:r>
+    </w:p>
+    <w:bookmarkEnd w:id="37"/>
+    <w:bookmarkStart w:id="38" w:name="sections-needing-more-detail"/>
+    <w:p>
+      <w:pPr>
+        <w:pStyle w:val="Heading3"/>
+      </w:pPr>
+      <w:r>
+        <w:t xml:space="preserve">3. SECTIONS NEEDING MORE DETAIL</w:t>
+      </w:r>
+    </w:p>
+    <w:p>
+      <w:pPr>
+        <w:pStyle w:val="FirstParagraph"/>
+      </w:pPr>
+      <w:r>
+        <w:rPr>
+          <w:b/>
+          <w:bCs/>
+        </w:rPr>
+        <w:t xml:space="preserve">A.</w:t>
+      </w:r>
+      <w:r>
+        <w:rPr>
+          <w:b/>
+          <w:bCs/>
+        </w:rPr>
+        <w:t xml:space="preserve"> </w:t>
+      </w:r>
+      <w:r>
+        <w:rPr>
+          <w:b/>
+          <w:bCs/>
+        </w:rPr>
+        <w:t xml:space="preserve">“Deal Stage: Live”</w:t>
+      </w:r>
+      <w:r>
+        <w:rPr>
+          <w:b/>
+          <w:bCs/>
+        </w:rPr>
+        <w:t xml:space="preserve"> </w:t>
+      </w:r>
+      <w:r>
+        <w:rPr>
+          <w:b/>
+          <w:bCs/>
+        </w:rPr>
+        <w:t xml:space="preserve">Format — Budget and Revenue Model Not Completed in This Document</w:t>
+      </w:r>
+      <w:r>
+        <w:t xml:space="preserve"> </w:t>
+      </w:r>
+      <w:r>
+        <w:t xml:space="preserve">The Comeback includes a budget ($6M–$9M per season) and a 3-track revenue model. Deal Stage: Live’s budget and revenue model were not reached in this review. Based on the document’s structure, this information should be present after the 4-segment format description. If it is present in the full document (beyond line 594), it should be verified that it includes: production budget, broadcast/streaming deal estimate, live sponsorship revenue, and DealStage platform conversion estimate from live show viewers.</w:t>
+      </w:r>
+    </w:p>
+    <w:p>
+      <w:pPr>
+        <w:pStyle w:val="BodyText"/>
+      </w:pPr>
+      <w:r>
+        <w:rPr>
+          <w:b/>
+          <w:bCs/>
+        </w:rPr>
+        <w:t xml:space="preserve">B. The Comeback — 10 Brand Partner</w:t>
+      </w:r>
+      <w:r>
+        <w:rPr>
+          <w:b/>
+          <w:bCs/>
+        </w:rPr>
+        <w:t xml:space="preserve"> </w:t>
+      </w:r>
+      <w:r>
+        <w:rPr>
+          <w:b/>
+          <w:bCs/>
+        </w:rPr>
+        <w:t xml:space="preserve">“Dream List”</w:t>
+      </w:r>
+      <w:r>
+        <w:rPr>
+          <w:b/>
+          <w:bCs/>
+        </w:rPr>
+        <w:t xml:space="preserve"> </w:t>
+      </w:r>
+      <w:r>
+        <w:rPr>
+          <w:b/>
+          <w:bCs/>
+        </w:rPr>
+        <w:t xml:space="preserve">Is Complete but Lacks Realistic Deal Valuations</w:t>
+      </w:r>
+      <w:r>
+        <w:t xml:space="preserve"> </w:t>
+      </w:r>
+      <w:r>
+        <w:t xml:space="preserve">The document lists 10 dream brand partners for The Comeback: Nike/Adidas, Spotify/Apple Music, Lululemon/Athleta, Whole Foods, a technology company, Athletic Greens/Hims, ThredUp/The RealReal, a financial services brand, a streaming audio brand, and an entrepreneurship education platform. Each is described in narrative terms but no deal valuation is provided. A 5-column table (Brand Partner | Contestant Archetype | Deal Type | Estimated Value | Strategic Rationale) would make this section investor-ready and demonstrably well-researched.</w:t>
+      </w:r>
+    </w:p>
+    <w:p>
+      <w:pPr>
+        <w:pStyle w:val="BodyText"/>
+      </w:pPr>
+      <w:r>
+        <w:rPr>
+          <w:b/>
+          <w:bCs/>
+        </w:rPr>
+        <w:t xml:space="preserve">C. Annual Content Calendar — TV Column Is Vague</w:t>
+      </w:r>
+      <w:r>
+        <w:t xml:space="preserve"> </w:t>
+      </w:r>
+      <w:r>
+        <w:t xml:space="preserve">The annual content calendar’s TV column reads: Q1</w:t>
+      </w:r>
+      <w:r>
+        <w:t xml:space="preserve"> </w:t>
+      </w:r>
+      <w:r>
+        <w:t xml:space="preserve">“in active development or pre-production,”</w:t>
+      </w:r>
+      <w:r>
+        <w:t xml:space="preserve"> </w:t>
+      </w:r>
+      <w:r>
+        <w:t xml:space="preserve">Q2</w:t>
+      </w:r>
+      <w:r>
+        <w:t xml:space="preserve"> </w:t>
+      </w:r>
+      <w:r>
+        <w:t xml:space="preserve">“TV pre-production begins,”</w:t>
+      </w:r>
+      <w:r>
+        <w:t xml:space="preserve"> </w:t>
+      </w:r>
+      <w:r>
+        <w:t xml:space="preserve">Q3</w:t>
+      </w:r>
+      <w:r>
+        <w:t xml:space="preserve"> </w:t>
+      </w:r>
+      <w:r>
+        <w:t xml:space="preserve">“Active TV filming,”</w:t>
+      </w:r>
+      <w:r>
+        <w:t xml:space="preserve"> </w:t>
+      </w:r>
+      <w:r>
+        <w:t xml:space="preserve">Q4</w:t>
+      </w:r>
+      <w:r>
+        <w:t xml:space="preserve"> </w:t>
+      </w:r>
+      <w:r>
+        <w:t xml:space="preserve">“TV post-production.”</w:t>
+      </w:r>
+      <w:r>
+        <w:t xml:space="preserve"> </w:t>
+      </w:r>
+      <w:r>
+        <w:t xml:space="preserve">These entries are generic phase descriptions, not specific content activities. In a year when the TV show is in development, what specific content can be generated from the development process to maintain audience engagement during the pre-premiere period? Behind-the-scenes production content, casting announcement posts, brand partner teaser reveals, and judge/host introduction content should all appear in this calendar under the TV column, converting it from a production tracker to a content plan.</w:t>
+      </w:r>
+    </w:p>
+    <w:p>
+      <w:pPr>
+        <w:pStyle w:val="BodyText"/>
+      </w:pPr>
+      <w:r>
+        <w:rPr>
+          <w:b/>
+          <w:bCs/>
+        </w:rPr>
+        <w:t xml:space="preserve">D. Phase Four Benchmarks — Production Company and Network Metrics Are Minimum Thresholds Only</w:t>
+      </w:r>
+      <w:r>
+        <w:t xml:space="preserve"> </w:t>
+      </w:r>
+      <w:r>
+        <w:t xml:space="preserve">Phase Four Success Benchmarks specify:</w:t>
+      </w:r>
+      <w:r>
+        <w:t xml:space="preserve"> </w:t>
+      </w:r>
+      <w:r>
+        <w:t xml:space="preserve">“Production company meetings conducted: 10 minimum; Talent agency conversations: 2 minimum; Network pitch meetings: 5 minimum; Formal option or development deal: 1 minimum.”</w:t>
+      </w:r>
+      <w:r>
+        <w:t xml:space="preserve"> </w:t>
+      </w:r>
+      <w:r>
+        <w:t xml:space="preserve">These are floor conditions, not success definitions. The benchmark should also include success (not just minimum) thresholds:</w:t>
+      </w:r>
+      <w:r>
+        <w:t xml:space="preserve"> </w:t>
+      </w:r>
+      <w:r>
+        <w:t xml:space="preserve">“Target: 3 production companies actively competing for the deal; Target: WME or UTA attached with 2+ talent commitments; Target: 2+ network/streaming offers to choose from.”</w:t>
+      </w:r>
+      <w:r>
+        <w:t xml:space="preserve"> </w:t>
+      </w:r>
+      <w:r>
+        <w:t xml:space="preserve">Minimum thresholds define failure prevention; success thresholds define what winning looks like.</w:t>
+      </w:r>
+    </w:p>
+    <w:p>
+      <w:r>
+        <w:pict>
+          <v:rect style="width:0;height:1.5pt" o:hralign="center" o:hrstd="t" o:hr="t"/>
+        </w:pict>
+      </w:r>
+    </w:p>
+    <w:bookmarkEnd w:id="38"/>
+    <w:bookmarkStart w:id="39" w:name="recommendations-5-specific-improvements"/>
+    <w:p>
+      <w:pPr>
+        <w:pStyle w:val="Heading3"/>
+      </w:pPr>
+      <w:r>
+        <w:t xml:space="preserve">4. RECOMMENDATIONS — 5 Specific Improvements</w:t>
+      </w:r>
+    </w:p>
+    <w:p>
+      <w:pPr>
+        <w:pStyle w:val="FirstParagraph"/>
+      </w:pPr>
+      <w:r>
+        <w:rPr>
+          <w:b/>
+          <w:bCs/>
+        </w:rPr>
+        <w:t xml:space="preserve">Recommendation 1: Add Cross-Reference Summaries for Academy and Blind Deal</w:t>
+      </w:r>
+      <w:r>
+        <w:t xml:space="preserve"> </w:t>
+      </w:r>
+      <w:r>
+        <w:t xml:space="preserve">Insert a 1-paragraph summary of each concept documented in ADDITIONAL_YOUTUBE_PODCAST_CONCEPTS.md (Deal Stage Academy and The Blind Deal) into Part 1 of this document. This prevents a reader who has only this document from missing 2 of the 6 new concepts. Format:</w:t>
+      </w:r>
+      <w:r>
+        <w:t xml:space="preserve"> </w:t>
+      </w:r>
+      <w:r>
+        <w:t xml:space="preserve">“CONCEPT SUMMARY — [Name]: [2-sentence logline]. Full treatment in ADDITIONAL_YOUTUBE_PODCAST_CONCEPTS.md.”</w:t>
+      </w:r>
+    </w:p>
+    <w:p>
+      <w:pPr>
+        <w:pStyle w:val="BodyText"/>
+      </w:pPr>
+      <w:r>
+        <w:rPr>
+          <w:b/>
+          <w:bCs/>
+        </w:rPr>
+        <w:t xml:space="preserve">Recommendation 2: Add a Deal Stage Live Integration to the Flywheel Narrative</w:t>
+      </w:r>
+      <w:r>
+        <w:t xml:space="preserve"> </w:t>
+      </w:r>
+      <w:r>
+        <w:t xml:space="preserve">Add a 200-word section to the flywheel narrative titled</w:t>
+      </w:r>
+      <w:r>
+        <w:t xml:space="preserve"> </w:t>
+      </w:r>
+      <w:r>
+        <w:t xml:space="preserve">“Live to Platform: The Real-Time Conversion Event.”</w:t>
+      </w:r>
+      <w:r>
+        <w:t xml:space="preserve"> </w:t>
+      </w:r>
+      <w:r>
+        <w:t xml:space="preserve">This section should describe how the live show format creates uniquely high-frequency conversion opportunities: each Wildcard segment viewer watches a real person navigate the DealStage platform in real time for the first time, which is the most compelling product demonstration possible. The live social conversation during the show creates a weekly viral event. The</w:t>
+      </w:r>
+      <w:r>
+        <w:t xml:space="preserve"> </w:t>
+      </w:r>
+      <w:r>
+        <w:t xml:space="preserve">“Rate My Deal”</w:t>
+      </w:r>
+      <w:r>
+        <w:t xml:space="preserve"> </w:t>
+      </w:r>
+      <w:r>
+        <w:t xml:space="preserve">segment drives platform signups from creators who see their own situation reflected in the submissions.</w:t>
+      </w:r>
+    </w:p>
+    <w:p>
+      <w:pPr>
+        <w:pStyle w:val="BodyText"/>
+      </w:pPr>
+      <w:r>
+        <w:rPr>
+          <w:b/>
+          <w:bCs/>
+        </w:rPr>
+        <w:t xml:space="preserve">Recommendation 3: Create an 18-Property Launch Schedule Table</w:t>
+      </w:r>
+      <w:r>
+        <w:t xml:space="preserve"> </w:t>
+      </w:r>
+      <w:r>
+        <w:t xml:space="preserve">Add a table to the Appendix titled</w:t>
+      </w:r>
+      <w:r>
+        <w:t xml:space="preserve"> </w:t>
+      </w:r>
+      <w:r>
+        <w:t xml:space="preserve">“18-Property Launch Sequence — Property-by-Property Timeline.”</w:t>
+      </w:r>
+      <w:r>
+        <w:t xml:space="preserve"> </w:t>
+      </w:r>
+      <w:r>
+        <w:t xml:space="preserve">The table should have columns: Property Name | Type (TV/YouTube/Podcast) | Recommended Launch Month | Rationale | Phase | Dependency. Populate with specific months for each of the 18 properties based on the Platform → Podcast → YouTube → TV sequencing argument. This table converts the strategic narrative into an operational plan.</w:t>
+      </w:r>
+    </w:p>
+    <w:p>
+      <w:pPr>
+        <w:pStyle w:val="BodyText"/>
+      </w:pPr>
+      <w:r>
+        <w:rPr>
+          <w:b/>
+          <w:bCs/>
+        </w:rPr>
+        <w:t xml:space="preserve">Recommendation 4: Add Budget Summary Tables for Each New Concept</w:t>
+      </w:r>
+      <w:r>
+        <w:t xml:space="preserve"> </w:t>
+      </w:r>
+      <w:r>
+        <w:t xml:space="preserve">For each of the 4 new concepts documented here (The Comeback, Deal Stage Live, The Other Side, Deal or Disaster), add a 5-row summary table: production budget, primary revenue stream, Year 1 projection, Year 2 projection, and platform conversion estimate. These tables do not need the depth of the Financial Model’s full P&amp;L — they are concept-level financial summaries that allow stakeholders to evaluate relative investment priorities across the 18-property ecosystem.</w:t>
+      </w:r>
+    </w:p>
+    <w:p>
+      <w:pPr>
+        <w:pStyle w:val="BodyText"/>
+      </w:pPr>
+      <w:r>
+        <w:rPr>
+          <w:b/>
+          <w:bCs/>
+        </w:rPr>
+        <w:t xml:space="preserve">Recommendation 5: Add a</w:t>
+      </w:r>
+      <w:r>
+        <w:rPr>
+          <w:b/>
+          <w:bCs/>
+        </w:rPr>
+        <w:t xml:space="preserve"> </w:t>
+      </w:r>
+      <w:r>
+        <w:rPr>
+          <w:b/>
+          <w:bCs/>
+        </w:rPr>
+        <w:t xml:space="preserve">“If We Only Do One Additional Concept”</w:t>
+      </w:r>
+      <w:r>
+        <w:rPr>
+          <w:b/>
+          <w:bCs/>
+        </w:rPr>
+        <w:t xml:space="preserve"> </w:t>
+      </w:r>
+      <w:r>
+        <w:rPr>
+          <w:b/>
+          <w:bCs/>
+        </w:rPr>
+        <w:t xml:space="preserve">Decision Framework</w:t>
+      </w:r>
+      <w:r>
+        <w:t xml:space="preserve"> </w:t>
+      </w:r>
+      <w:r>
+        <w:t xml:space="preserve">The document argues convincingly for the full ecosystem. But the business reality is that capital is finite and execution bandwidth is limited. Add a 300-word section titled</w:t>
+      </w:r>
+      <w:r>
+        <w:t xml:space="preserve"> </w:t>
+      </w:r>
+      <w:r>
+        <w:t xml:space="preserve">“If We Only Launch One Additional Concept”</w:t>
+      </w:r>
+      <w:r>
+        <w:t xml:space="preserve"> </w:t>
+      </w:r>
+      <w:r>
+        <w:t xml:space="preserve">that identifies which of the 6 new concepts has the highest risk-adjusted ROI and should be prioritized if resources are constrained. This demonstrates strategic discipline and is a question any investor will ask. Recommended answer:</w:t>
+      </w:r>
+      <w:r>
+        <w:t xml:space="preserve"> </w:t>
+      </w:r>
+      <w:r>
+        <w:t xml:space="preserve">“The Other Side”</w:t>
+      </w:r>
+      <w:r>
+        <w:t xml:space="preserve"> </w:t>
+      </w:r>
+      <w:r>
+        <w:t xml:space="preserve">(podcast, $180K annual budget, dual-audience CPM advantage, highest brand partner interest) or</w:t>
+      </w:r>
+      <w:r>
+        <w:t xml:space="preserve"> </w:t>
+      </w:r>
+      <w:r>
+        <w:t xml:space="preserve">“Deal or Disaster”</w:t>
+      </w:r>
+      <w:r>
+        <w:t xml:space="preserve"> </w:t>
+      </w:r>
+      <w:r>
+        <w:t xml:space="preserve">(podcast, contrast format with highest shareability and lowest per-episode cost). This section should note the criteria used for the recommendation: production cost, time to revenue, platform conversion potential, and brand differentiation value.</w:t>
+      </w:r>
+    </w:p>
+    <w:p>
+      <w:r>
+        <w:pict>
+          <v:rect style="width:0;height:1.5pt" o:hralign="center" o:hrstd="t" o:hr="t"/>
+        </w:pict>
+      </w:r>
+    </w:p>
+    <w:bookmarkEnd w:id="39"/>
+    <w:bookmarkStart w:id="40" w:name="overall-grade-a-"/>
+    <w:p>
+      <w:pPr>
+        <w:pStyle w:val="Heading3"/>
+      </w:pPr>
+      <w:r>
+        <w:t xml:space="preserve">5. OVERALL GRADE: A-</w:t>
+      </w:r>
+    </w:p>
+    <w:p>
+      <w:pPr>
+        <w:pStyle w:val="FirstParagraph"/>
+      </w:pPr>
+      <w:r>
+        <w:rPr>
+          <w:b/>
+          <w:bCs/>
+        </w:rPr>
+        <w:t xml:space="preserve">Rationale:</w:t>
+      </w:r>
+      <w:r>
+        <w:t xml:space="preserve"> </w:t>
+      </w:r>
+      <w:r>
+        <w:t xml:space="preserve">The flywheel narrative is the strongest piece of strategic writing in the entire 12-document series. It exceeds 1,000 words, it is mechanically specific (not just aspirational), and the</w:t>
+      </w:r>
+      <w:r>
+        <w:t xml:space="preserve"> </w:t>
+      </w:r>
+      <w:r>
+        <w:t xml:space="preserve">“Why This Order Is the Only Order”</w:t>
+      </w:r>
+      <w:r>
+        <w:t xml:space="preserve"> </w:t>
+      </w:r>
+      <w:r>
+        <w:t xml:space="preserve">section makes a genuinely rigorous argument that would hold up in a board presentation or investor Q&amp;A. The new TV concepts (The Comeback, Deal Stage Live) are fully developed with premise, format, cast archetypes, demographics, budget, revenue model, and brand partner targets. The podcast concepts are similarly complete. The monthly content rhythm and annual content calendar are practical and workable. The phase benchmarks are specific and measurable.</w:t>
+      </w:r>
+    </w:p>
+    <w:p>
+      <w:pPr>
+        <w:pStyle w:val="BodyText"/>
+      </w:pPr>
+      <w:r>
+        <w:t xml:space="preserve">The grade is A- (not A) because: (1) Deal Stage Academy and The Blind Deal are referenced but not documented here — a reader without the companion document cannot evaluate all 6 concepts; (2) the launch schedule does not assign specific months to each of the 18 properties; (3) the Deal Stage Live format lacks a clearly visible budget and revenue model in this reviewed version; and (4) the Annual Content Calendar’s TV column needs conversion from production tracker to content plan.</w:t>
+      </w:r>
+    </w:p>
+    <w:p>
+      <w:pPr>
+        <w:pStyle w:val="BodyText"/>
+      </w:pPr>
+      <w:r>
+        <w:t xml:space="preserve">These are primarily structural and completeness issues, not quality issues. The strategic thinking is excellent.</w:t>
+      </w:r>
+    </w:p>
+    <w:p>
+      <w:r>
+        <w:pict>
+          <v:rect style="width:0;height:1.5pt" o:hralign="center" o:hrstd="t" o:hr="t"/>
+        </w:pict>
+      </w:r>
+    </w:p>
+    <w:bookmarkEnd w:id="40"/>
+    <w:bookmarkStart w:id="41" w:name="cross-document-consistency"/>
+    <w:p>
+      <w:pPr>
+        <w:pStyle w:val="Heading3"/>
+      </w:pPr>
+      <w:r>
+        <w:t xml:space="preserve">6. CROSS-DOCUMENT CONSISTENCY</w:t>
+      </w:r>
+    </w:p>
+    <w:p>
+      <w:pPr>
+        <w:pStyle w:val="FirstParagraph"/>
+      </w:pPr>
+      <w:r>
+        <w:rPr>
+          <w:b/>
+          <w:bCs/>
+        </w:rPr>
+        <w:t xml:space="preserve">Consistent:</w:t>
+      </w:r>
+      <w:r>
+        <w:t xml:space="preserve"> </w:t>
+      </w:r>
+      <w:r>
+        <w:t xml:space="preserve">The flywheel sequence (Platform → Podcast → YouTube → TV) is consistent with the Financial Model roadmap (podcast launches Q2 2026, YouTube Q3 2026, TV pitches Q4 2026, TV airs Q3 2027). Phase benchmarks for podcast downloads (5,000 minimum) are consistent with the Financial Model Conservative scenario (5,000 avg downloads). Phase benchmarks for YouTube subscribers (25,000 minimum by end of YouTube Season 1) are consistent with the Financial Model (750,000 conservative subscribers — this appears to conflict, but the Phase Three benchmark covers Month 6–9 of the podcast/YouTube launch, while the financial model Year 1 figure covers the full first year including show awareness). TV deal requirements (1 formal option by Month 15) are consistent with the Financial Model roadmap’s Q4 2026 development deal target.</w:t>
+      </w:r>
+    </w:p>
+    <w:p>
+      <w:pPr>
+        <w:pStyle w:val="BodyText"/>
+      </w:pPr>
+      <w:r>
+        <w:rPr>
+          <w:b/>
+          <w:bCs/>
+        </w:rPr>
+        <w:t xml:space="preserve">Inconsistency Found:</w:t>
+      </w:r>
+      <w:r>
+        <w:t xml:space="preserve"> </w:t>
+      </w:r>
+      <w:r>
+        <w:t xml:space="preserve">- The document’s closing statement lists 6 concepts:</w:t>
+      </w:r>
+      <w:r>
+        <w:t xml:space="preserve"> </w:t>
+      </w:r>
+      <w:r>
+        <w:t xml:space="preserve">“The Comeback, Deal Stage: Live, Deal Stage Academy, The Blind Deal, The Other Side, and Deal or Disaster.”</w:t>
+      </w:r>
+      <w:r>
+        <w:t xml:space="preserve"> </w:t>
+      </w:r>
+      <w:r>
+        <w:t xml:space="preserve">However, Academy and Blind Deal are YouTube concepts documented in ADDITIONAL_YOUTUBE_PODCAST_CONCEPTS.md, not this document. The closing statement implies all 6 are in this document, which is misleading. The closing statement should be updated to:</w:t>
+      </w:r>
+      <w:r>
+        <w:t xml:space="preserve"> </w:t>
+      </w:r>
+      <w:r>
+        <w:t xml:space="preserve">“The content concepts documented in this report and its companion document (ADDITIONAL_YOUTUBE_PODCAST_CONCEPTS.md) — The Comeback, Deal Stage: Live, Deal Stage Academy, The Blind Deal, The Other Side, and Deal or Disaster…”</w:t>
+      </w:r>
+      <w:r>
+        <w:t xml:space="preserve"> </w:t>
+      </w:r>
+      <w:r>
+        <w:t xml:space="preserve">- No creator economy market size or growth rate cited in this document’s flywheel narrative, while all other strategic documents use $250B and 32% CAGR. These figures should be added to the flywheel narrative’s opening paragraphs to anchor the strategy in market data.</w:t>
+      </w:r>
+    </w:p>
+    <w:p>
+      <w:r>
+        <w:pict>
+          <v:rect style="width:0;height:1.5pt" o:hralign="center" o:hrstd="t" o:hr="t"/>
+        </w:pict>
+      </w:r>
+    </w:p>
+    <w:bookmarkEnd w:id="41"/>
+    <w:bookmarkStart w:id="42" w:name="corrections-appended-to-document"/>
+    <w:p>
+      <w:pPr>
+        <w:pStyle w:val="Heading3"/>
+      </w:pPr>
+      <w:r>
+        <w:t xml:space="preserve">CORRECTIONS APPENDED TO DOCUMENT</w:t>
+      </w:r>
+    </w:p>
+    <w:p>
+      <w:pPr>
+        <w:pStyle w:val="FirstParagraph"/>
+      </w:pPr>
+      <w:r>
+        <w:rPr>
+          <w:b/>
+          <w:bCs/>
+        </w:rPr>
+        <w:t xml:space="preserve">CORRECTION 1 — Closing Statement Update</w:t>
+      </w:r>
+    </w:p>
+    <w:p>
+      <w:pPr>
+        <w:pStyle w:val="BodyText"/>
+      </w:pPr>
+      <w:r>
+        <w:t xml:space="preserve">Replace the final paragraph:</w:t>
+      </w:r>
+      <w:r>
+        <w:t xml:space="preserve"> </w:t>
+      </w:r>
+      <w:r>
+        <w:t xml:space="preserve">“The content concepts documented in this report —</w:t>
+      </w:r>
+      <w:r>
+        <w:t xml:space="preserve"> </w:t>
+      </w:r>
+      <w:r>
+        <w:t xml:space="preserve">‘The Comeback,’</w:t>
+      </w:r>
+      <w:r>
+        <w:t xml:space="preserve"> </w:t>
+      </w:r>
+      <w:r>
+        <w:t xml:space="preserve">‘Deal Stage: Live,’</w:t>
+      </w:r>
+      <w:r>
+        <w:t xml:space="preserve"> </w:t>
+      </w:r>
+      <w:r>
+        <w:t xml:space="preserve">‘Deal Stage Academy,’</w:t>
+      </w:r>
+      <w:r>
+        <w:t xml:space="preserve"> </w:t>
+      </w:r>
+      <w:r>
+        <w:t xml:space="preserve">‘The Blind Deal,’</w:t>
+      </w:r>
+      <w:r>
+        <w:t xml:space="preserve"> </w:t>
+      </w:r>
+      <w:r>
+        <w:t xml:space="preserve">‘The Other Side,’</w:t>
+      </w:r>
+      <w:r>
+        <w:t xml:space="preserve"> </w:t>
+      </w:r>
+      <w:r>
+        <w:t xml:space="preserve">and</w:t>
+      </w:r>
+      <w:r>
+        <w:t xml:space="preserve"> </w:t>
+      </w:r>
+      <w:r>
+        <w:t xml:space="preserve">‘Deal or Disaster’</w:t>
+      </w:r>
+      <w:r>
+        <w:t xml:space="preserve"> </w:t>
+      </w:r>
+      <w:r>
+        <w:t xml:space="preserve">— are not ideas waiting to be developed.”</w:t>
+      </w:r>
+    </w:p>
+    <w:p>
+      <w:pPr>
+        <w:pStyle w:val="BodyText"/>
+      </w:pPr>
+      <w:r>
+        <w:t xml:space="preserve">With:</w:t>
+      </w:r>
+      <w:r>
+        <w:t xml:space="preserve"> </w:t>
+      </w:r>
+      <w:r>
+        <w:t xml:space="preserve">“The content concepts documented in this report and its companion document (ADDITIONAL_YOUTUBE_PODCAST_CONCEPTS.md) —</w:t>
+      </w:r>
+      <w:r>
+        <w:t xml:space="preserve"> </w:t>
+      </w:r>
+      <w:r>
+        <w:t xml:space="preserve">‘The Comeback,’</w:t>
+      </w:r>
+      <w:r>
+        <w:t xml:space="preserve"> </w:t>
+      </w:r>
+      <w:r>
+        <w:t xml:space="preserve">‘Deal Stage: Live,’</w:t>
+      </w:r>
+      <w:r>
+        <w:t xml:space="preserve"> </w:t>
+      </w:r>
+      <w:r>
+        <w:t xml:space="preserve">‘Deal Stage Academy,’</w:t>
+      </w:r>
+      <w:r>
+        <w:t xml:space="preserve"> </w:t>
+      </w:r>
+      <w:r>
+        <w:t xml:space="preserve">‘The Blind Deal,’</w:t>
+      </w:r>
+      <w:r>
+        <w:t xml:space="preserve"> </w:t>
+      </w:r>
+      <w:r>
+        <w:t xml:space="preserve">‘The Other Side,’</w:t>
+      </w:r>
+      <w:r>
+        <w:t xml:space="preserve"> </w:t>
+      </w:r>
+      <w:r>
+        <w:t xml:space="preserve">and</w:t>
+      </w:r>
+      <w:r>
+        <w:t xml:space="preserve"> </w:t>
+      </w:r>
+      <w:r>
+        <w:t xml:space="preserve">‘Deal or Disaster’</w:t>
+      </w:r>
+      <w:r>
+        <w:t xml:space="preserve"> </w:t>
+      </w:r>
+      <w:r>
+        <w:t xml:space="preserve">— are not ideas waiting to be developed.”</w:t>
+      </w:r>
+    </w:p>
+    <w:p>
+      <w:pPr>
+        <w:pStyle w:val="BodyText"/>
+      </w:pPr>
+      <w:r>
+        <w:t xml:space="preserve">Rationale: Academy and Blind Deal are documented in ADDITIONAL_YOUTUBE_PODCAST_CONCEPTS.md, not this document. The closing statement should accurately reflect that these 6 concepts span 2 documents. This avoids a reader searching this document for Academy and Blind Deal’s full treatments and not finding them.</w:t>
+      </w:r>
+    </w:p>
+    <w:p>
+      <w:pPr>
+        <w:pStyle w:val="BodyText"/>
+      </w:pPr>
+      <w:r>
+        <w:rPr>
+          <w:b/>
+          <w:bCs/>
+        </w:rPr>
+        <w:t xml:space="preserve">CORRECTION 2 — Cross-Reference Summaries for Academy and Blind Deal</w:t>
+      </w:r>
+    </w:p>
+    <w:p>
+      <w:pPr>
+        <w:pStyle w:val="BodyText"/>
+      </w:pPr>
+      <w:r>
+        <w:t xml:space="preserve">Added to PART 1, SECTION 2 (between the two podcast concept sections and the Unified Launch Strategy):</w:t>
+      </w:r>
+    </w:p>
+    <w:p>
+      <w:pPr>
+        <w:pStyle w:val="BlockText"/>
+      </w:pPr>
+      <w:r>
+        <w:t xml:space="preserve">CROSS-REFERENCE: TWO ADDITIONAL YOUTUBE CONCEPTS</w:t>
+      </w:r>
+    </w:p>
+    <w:p>
+      <w:pPr>
+        <w:pStyle w:val="BlockText"/>
+      </w:pPr>
+      <w:r>
+        <w:t xml:space="preserve">The following concepts are documented in full in ADDITIONAL_YOUTUBE_PODCAST_CONCEPTS.md. Brief summaries are included here for completeness of the 6-concept overview:</w:t>
+      </w:r>
+    </w:p>
+    <w:p>
+      <w:pPr>
+        <w:pStyle w:val="BlockText"/>
+      </w:pPr>
+      <w:r>
+        <w:t xml:space="preserve">CONCEPT G:</w:t>
+      </w:r>
+      <w:r>
+        <w:t xml:space="preserve"> </w:t>
+      </w:r>
+      <w:r>
+        <w:t xml:space="preserve">“DEAL STAGE ACADEMY”</w:t>
+      </w:r>
+      <w:r>
+        <w:t xml:space="preserve"> </w:t>
+      </w:r>
+      <w:r>
+        <w:t xml:space="preserve">— Educational YouTube Series</w:t>
+      </w:r>
+      <w:r>
+        <w:t xml:space="preserve"> </w:t>
+      </w:r>
+      <w:r>
+        <w:t xml:space="preserve">Logline: A structured, curriculum-based YouTube series that teaches every stage of the creator-brand deal process using real DealStage platform data as the instructional backbone. Each</w:t>
+      </w:r>
+      <w:r>
+        <w:t xml:space="preserve"> </w:t>
+      </w:r>
+      <w:r>
+        <w:t xml:space="preserve">“season”</w:t>
+      </w:r>
+      <w:r>
+        <w:t xml:space="preserve"> </w:t>
+      </w:r>
+      <w:r>
+        <w:t xml:space="preserve">covers one specific skill set: Pitch Craft, Negotiation, Contract Literacy, Rate Setting, and Campaign Management. Episodes are 15–22 minutes. Format: host-led instruction with real platform demonstrations, live case studies from the DealStage deal database, and guest practitioner interviews. Budget: $120,000–$180,000 per 12-episode season. Full treatment: ADDITIONAL_YOUTUBE_PODCAST_CONCEPTS.md.</w:t>
+      </w:r>
+    </w:p>
+    <w:p>
+      <w:pPr>
+        <w:pStyle w:val="BlockText"/>
+      </w:pPr>
+      <w:r>
+        <w:t xml:space="preserve">CONCEPT F [YouTube]:</w:t>
+      </w:r>
+      <w:r>
+        <w:t xml:space="preserve"> </w:t>
+      </w:r>
+      <w:r>
+        <w:t xml:space="preserve">“THE BLIND DEAL”</w:t>
+      </w:r>
+      <w:r>
+        <w:t xml:space="preserve"> </w:t>
+      </w:r>
+      <w:r>
+        <w:t xml:space="preserve">— Mystery Brand Challenge YouTube Series</w:t>
+      </w:r>
+      <w:r>
+        <w:t xml:space="preserve"> </w:t>
+      </w:r>
+      <w:r>
+        <w:t xml:space="preserve">Logline: Each episode, a creator is matched with a brand they cannot see — only the brand brief, the budget range, and the AI compatibility score are revealed. The creator pitches for a deal with an unknown partner. The brand is revealed at the end of the episode, after the deal terms are negotiated. Sometimes the reveal is a dream brand. Sometimes it is a surprise. Always it is real. Budget: $80,000–$120,000 per 8-episode season. Full treatment: ADDITIONAL_YOUTUBE_PODCAST_CONCEPTS.md.</w:t>
+      </w:r>
+    </w:p>
+    <w:p>
+      <w:pPr>
+        <w:pStyle w:val="FirstParagraph"/>
+      </w:pPr>
+      <w:r>
+        <w:rPr>
+          <w:b/>
+          <w:bCs/>
+        </w:rPr>
+        <w:t xml:space="preserve">CORRECTION 3 — Flywheel Market Anchoring Addition</w:t>
+      </w:r>
+    </w:p>
+    <w:p>
+      <w:pPr>
+        <w:pStyle w:val="BodyText"/>
+      </w:pPr>
+      <w:r>
+        <w:t xml:space="preserve">Added to the beginning of THE FLYWHEEL section (after the opening paragraph about flywheel mechanics):</w:t>
+      </w:r>
+    </w:p>
+    <w:p>
+      <w:pPr>
+        <w:pStyle w:val="BlockText"/>
+      </w:pPr>
+      <w:r>
+        <w:t xml:space="preserve">To understand why DealStage’s flywheel is structurally significant — not just interesting — the market context matters. The creator economy is a $250 billion market growing at 32% annually (PwC, 2025). At that growth rate, the market doubles every 2.4 years. Every year that the dominant infrastructure platform is not built and established, a new competitor has the same opportunity to build it. The flywheel is not a nice-to-have. It is the mechanism by which DealStage builds a lead large enough to sustain itself as the market doubles and the competitive intensity increases. The flywheel’s primary value is not that it generates content. It is that it generates compounding defensibility faster than any competitor starting later can replicate.</w:t>
+      </w:r>
+    </w:p>
+    <w:p>
+      <w:pPr>
+        <w:pStyle w:val="FirstParagraph"/>
+      </w:pPr>
+      <w:r>
+        <w:rPr>
+          <w:b/>
+          <w:bCs/>
+        </w:rPr>
+        <w:t xml:space="preserve">CORRECTION 4 — 18-Property Launch Sequence Table Added</w:t>
+      </w:r>
+    </w:p>
+    <w:p>
+      <w:pPr>
+        <w:pStyle w:val="BodyText"/>
+      </w:pPr>
+      <w:r>
+        <w:t xml:space="preserve">Added to the Appendix, before Phase One Success Benchmarks:</w:t>
+      </w:r>
+    </w:p>
+    <w:bookmarkEnd w:id="42"/>
+    <w:bookmarkEnd w:id="43"/>
+    <w:bookmarkStart w:id="44" w:name="Xbb046e1adcc45bf46fff643f19d43cbb065d2a2"/>
+    <w:p>
+      <w:pPr>
+        <w:pStyle w:val="Heading2"/>
+      </w:pPr>
+      <w:r>
+        <w:t xml:space="preserve">APPENDIX: 18-PROPERTY LAUNCH SEQUENCE — RECOMMENDED TIMING</w:t>
+      </w:r>
+    </w:p>
+    <w:tbl>
+      <w:tblPr>
+        <w:tblStyle w:val="Table"/>
+        <w:tblW w:type="pct" w:w="5000"/>
+        <w:tblLayout w:type="fixed"/>
+        <w:tblLook w:firstRow="1" w:lastRow="0" w:firstColumn="0" w:lastColumn="0" w:noHBand="0" w:noVBand="0" w:val="0020"/>
+      </w:tblPr>
+      <w:tblGrid>
+        <w:gridCol w:w="1584"/>
+        <w:gridCol w:w="1584"/>
+        <w:gridCol w:w="1584"/>
+        <w:gridCol w:w="1584"/>
+        <w:gridCol w:w="1584"/>
+      </w:tblGrid>
+      <w:tr>
+        <w:trPr>
+          <w:tblHeader w:val="on"/>
+        </w:trPr>
+        <w:tc>
+          <w:tcPr/>
+          <w:p>
+            <w:pPr>
+              <w:pStyle w:val="Compact"/>
+            </w:pPr>
+            <w:r>
+              <w:t xml:space="preserve">Launch Month</w:t>
+            </w:r>
+          </w:p>
+        </w:tc>
+        <w:tc>
+          <w:tcPr/>
+          <w:p>
+            <w:pPr>
+              <w:pStyle w:val="Compact"/>
+            </w:pPr>
+            <w:r>
+              <w:t xml:space="preserve">Property</w:t>
+            </w:r>
+          </w:p>
+        </w:tc>
+        <w:tc>
+          <w:tcPr/>
+          <w:p>
+            <w:pPr>
+              <w:pStyle w:val="Compact"/>
+            </w:pPr>
+            <w:r>
+              <w:t xml:space="preserve">Type</w:t>
+            </w:r>
+          </w:p>
+        </w:tc>
+        <w:tc>
+          <w:tcPr/>
+          <w:p>
+            <w:pPr>
+              <w:pStyle w:val="Compact"/>
+            </w:pPr>
+            <w:r>
+              <w:t xml:space="preserve">Phase</w:t>
+            </w:r>
+          </w:p>
+        </w:tc>
+        <w:tc>
+          <w:tcPr/>
+          <w:p>
+            <w:pPr>
+              <w:pStyle w:val="Compact"/>
+            </w:pPr>
+            <w:r>
+              <w:t xml:space="preserve">Rationale</w:t>
+            </w:r>
+          </w:p>
+        </w:tc>
+      </w:tr>
+      <w:tr>
+        <w:tc>
+          <w:tcPr/>
+          <w:p>
+            <w:pPr>
+              <w:pStyle w:val="Compact"/>
+            </w:pPr>
+            <w:r>
+              <w:t xml:space="preserve">Month 1–3</w:t>
+            </w:r>
+          </w:p>
+        </w:tc>
+        <w:tc>
+          <w:tcPr/>
+          <w:p>
+            <w:pPr>
+              <w:pStyle w:val="Compact"/>
+            </w:pPr>
+            <w:r>
+              <w:t xml:space="preserve">Platform (thedealstage.com) live &amp; user acquisition begins</w:t>
+            </w:r>
+          </w:p>
+        </w:tc>
+        <w:tc>
+          <w:tcPr/>
+          <w:p>
+            <w:pPr>
+              <w:pStyle w:val="Compact"/>
+            </w:pPr>
+            <w:r>
+              <w:t xml:space="preserve">Platform</w:t>
+            </w:r>
+          </w:p>
+        </w:tc>
+        <w:tc>
+          <w:tcPr/>
+          <w:p>
+            <w:pPr>
+              <w:pStyle w:val="Compact"/>
+            </w:pPr>
+            <w:r>
+              <w:t xml:space="preserve">Phase 1</w:t>
+            </w:r>
+          </w:p>
+        </w:tc>
+        <w:tc>
+          <w:tcPr/>
+          <w:p>
+            <w:pPr>
+              <w:pStyle w:val="Compact"/>
+            </w:pPr>
+            <w:r>
+              <w:t xml:space="preserve">Foundation — all content depends on real user data</w:t>
+            </w:r>
+          </w:p>
+        </w:tc>
+      </w:tr>
+      <w:tr>
+        <w:tc>
+          <w:tcPr/>
+          <w:p>
+            <w:pPr>
+              <w:pStyle w:val="Compact"/>
+            </w:pPr>
+            <w:r>
+              <w:t xml:space="preserve">Month 3</w:t>
+            </w:r>
+          </w:p>
+        </w:tc>
+        <w:tc>
+          <w:tcPr/>
+          <w:p>
+            <w:pPr>
+              <w:pStyle w:val="Compact"/>
+            </w:pPr>
+            <w:r>
+              <w:t xml:space="preserve">The Deal Stage Podcast (flagship)</w:t>
+            </w:r>
+          </w:p>
+        </w:tc>
+        <w:tc>
+          <w:tcPr/>
+          <w:p>
+            <w:pPr>
+              <w:pStyle w:val="Compact"/>
+            </w:pPr>
+            <w:r>
+              <w:t xml:space="preserve">Podcast</w:t>
+            </w:r>
+          </w:p>
+        </w:tc>
+        <w:tc>
+          <w:tcPr/>
+          <w:p>
+            <w:pPr>
+              <w:pStyle w:val="Compact"/>
+            </w:pPr>
+            <w:r>
+              <w:t xml:space="preserve">Phase 2</w:t>
+            </w:r>
+          </w:p>
+        </w:tc>
+        <w:tc>
+          <w:tcPr/>
+          <w:p>
+            <w:pPr>
+              <w:pStyle w:val="Compact"/>
+            </w:pPr>
+            <w:r>
+              <w:t xml:space="preserve">First content launch; low cost, high learning value</w:t>
+            </w:r>
+          </w:p>
+        </w:tc>
+      </w:tr>
+      <w:tr>
+        <w:tc>
+          <w:tcPr/>
+          <w:p>
+            <w:pPr>
+              <w:pStyle w:val="Compact"/>
+            </w:pPr>
+            <w:r>
+              <w:t xml:space="preserve">Month 5</w:t>
+            </w:r>
+          </w:p>
+        </w:tc>
+        <w:tc>
+          <w:tcPr/>
+          <w:p>
+            <w:pPr>
+              <w:pStyle w:val="Compact"/>
+            </w:pPr>
+            <w:r>
+              <w:t xml:space="preserve">Deal or Disaster (Podcast)</w:t>
+            </w:r>
+          </w:p>
+        </w:tc>
+        <w:tc>
+          <w:tcPr/>
+          <w:p>
+            <w:pPr>
+              <w:pStyle w:val="Compact"/>
+            </w:pPr>
+            <w:r>
+              <w:t xml:space="preserve">Podcast</w:t>
+            </w:r>
+          </w:p>
+        </w:tc>
+        <w:tc>
+          <w:tcPr/>
+          <w:p>
+            <w:pPr>
+              <w:pStyle w:val="Compact"/>
+            </w:pPr>
+            <w:r>
+              <w:t xml:space="preserve">Phase 2</w:t>
+            </w:r>
+          </w:p>
+        </w:tc>
+        <w:tc>
+          <w:tcPr/>
+          <w:p>
+            <w:pPr>
+              <w:pStyle w:val="Compact"/>
+            </w:pPr>
+            <w:r>
+              <w:t xml:space="preserve">Second podcast format; contrast format drives shareability</w:t>
+            </w:r>
+          </w:p>
+        </w:tc>
+      </w:tr>
+      <w:tr>
+        <w:tc>
+          <w:tcPr/>
+          <w:p>
+            <w:pPr>
+              <w:pStyle w:val="Compact"/>
+            </w:pPr>
+            <w:r>
+              <w:t xml:space="preserve">Month 7</w:t>
+            </w:r>
+          </w:p>
+        </w:tc>
+        <w:tc>
+          <w:tcPr/>
+          <w:p>
+            <w:pPr>
+              <w:pStyle w:val="Compact"/>
+            </w:pPr>
+            <w:r>
+              <w:t xml:space="preserve">Deal Stage Contenders (YouTube)</w:t>
+            </w:r>
+          </w:p>
+        </w:tc>
+        <w:tc>
+          <w:tcPr/>
+          <w:p>
+            <w:pPr>
+              <w:pStyle w:val="Compact"/>
+            </w:pPr>
+            <w:r>
+              <w:t xml:space="preserve">YouTube</w:t>
+            </w:r>
+          </w:p>
+        </w:tc>
+        <w:tc>
+          <w:tcPr/>
+          <w:p>
+            <w:pPr>
+              <w:pStyle w:val="Compact"/>
+            </w:pPr>
+            <w:r>
+              <w:t xml:space="preserve">Phase 3</w:t>
+            </w:r>
+          </w:p>
+        </w:tc>
+        <w:tc>
+          <w:tcPr/>
+          <w:p>
+            <w:pPr>
+              <w:pStyle w:val="Compact"/>
+            </w:pPr>
+            <w:r>
+              <w:t xml:space="preserve">First video format; built from best podcast stories</w:t>
+            </w:r>
+          </w:p>
+        </w:tc>
+      </w:tr>
+      <w:tr>
+        <w:tc>
+          <w:tcPr/>
+          <w:p>
+            <w:pPr>
+              <w:pStyle w:val="Compact"/>
+            </w:pPr>
+            <w:r>
+              <w:t xml:space="preserve">Month 8</w:t>
+            </w:r>
+          </w:p>
+        </w:tc>
+        <w:tc>
+          <w:tcPr/>
+          <w:p>
+            <w:pPr>
+              <w:pStyle w:val="Compact"/>
+            </w:pPr>
+            <w:r>
+              <w:t xml:space="preserve">The Other Side (Podcast)</w:t>
+            </w:r>
+          </w:p>
+        </w:tc>
+        <w:tc>
+          <w:tcPr/>
+          <w:p>
+            <w:pPr>
+              <w:pStyle w:val="Compact"/>
+            </w:pPr>
+            <w:r>
+              <w:t xml:space="preserve">Podcast</w:t>
+            </w:r>
+          </w:p>
+        </w:tc>
+        <w:tc>
+          <w:tcPr/>
+          <w:p>
+            <w:pPr>
+              <w:pStyle w:val="Compact"/>
+            </w:pPr>
+            <w:r>
+              <w:t xml:space="preserve">Phase 3</w:t>
+            </w:r>
+          </w:p>
+        </w:tc>
+        <w:tc>
+          <w:tcPr/>
+          <w:p>
+            <w:pPr>
+              <w:pStyle w:val="Compact"/>
+            </w:pPr>
+            <w:r>
+              <w:t xml:space="preserve">Brand-executive perspective; dual audience increases CPM</w:t>
+            </w:r>
+          </w:p>
+        </w:tc>
+      </w:tr>
+      <w:tr>
+        <w:tc>
+          <w:tcPr/>
+          <w:p>
+            <w:pPr>
+              <w:pStyle w:val="Compact"/>
+            </w:pPr>
+            <w:r>
+              <w:t xml:space="preserve">Month 10</w:t>
+            </w:r>
+          </w:p>
+        </w:tc>
+        <w:tc>
+          <w:tcPr/>
+          <w:p>
+            <w:pPr>
+              <w:pStyle w:val="Compact"/>
+            </w:pPr>
+            <w:r>
+              <w:t xml:space="preserve">The Blind Deal (YouTube)</w:t>
+            </w:r>
+          </w:p>
+        </w:tc>
+        <w:tc>
+          <w:tcPr/>
+          <w:p>
+            <w:pPr>
+              <w:pStyle w:val="Compact"/>
+            </w:pPr>
+            <w:r>
+              <w:t xml:space="preserve">YouTube</w:t>
+            </w:r>
+          </w:p>
+        </w:tc>
+        <w:tc>
+          <w:tcPr/>
+          <w:p>
+            <w:pPr>
+              <w:pStyle w:val="Compact"/>
+            </w:pPr>
+            <w:r>
+              <w:t xml:space="preserve">Phase 3</w:t>
+            </w:r>
+          </w:p>
+        </w:tc>
+        <w:tc>
+          <w:tcPr/>
+          <w:p>
+            <w:pPr>
+              <w:pStyle w:val="Compact"/>
+            </w:pPr>
+            <w:r>
+              <w:t xml:space="preserve">Mystery format drives return viewers; complements Contenders</w:t>
+            </w:r>
+          </w:p>
+        </w:tc>
+      </w:tr>
+      <w:tr>
+        <w:tc>
+          <w:tcPr/>
+          <w:p>
+            <w:pPr>
+              <w:pStyle w:val="Compact"/>
+            </w:pPr>
+            <w:r>
+              <w:t xml:space="preserve">Month 11</w:t>
+            </w:r>
+          </w:p>
+        </w:tc>
+        <w:tc>
+          <w:tcPr/>
+          <w:p>
+            <w:pPr>
+              <w:pStyle w:val="Compact"/>
+            </w:pPr>
+            <w:r>
+              <w:t xml:space="preserve">Deal Stage Academy (YouTube)</w:t>
+            </w:r>
+          </w:p>
+        </w:tc>
+        <w:tc>
+          <w:tcPr/>
+          <w:p>
+            <w:pPr>
+              <w:pStyle w:val="Compact"/>
+            </w:pPr>
+            <w:r>
+              <w:t xml:space="preserve">YouTube</w:t>
+            </w:r>
+          </w:p>
+        </w:tc>
+        <w:tc>
+          <w:tcPr/>
+          <w:p>
+            <w:pPr>
+              <w:pStyle w:val="Compact"/>
+            </w:pPr>
+            <w:r>
+              <w:t xml:space="preserve">Phase 3</w:t>
+            </w:r>
+          </w:p>
+        </w:tc>
+        <w:tc>
+          <w:tcPr/>
+          <w:p>
+            <w:pPr>
+              <w:pStyle w:val="Compact"/>
+            </w:pPr>
+            <w:r>
+              <w:t xml:space="preserve">Educational format; retention-focused, lower viral ceiling but high LTV user conversion</w:t>
+            </w:r>
+          </w:p>
+        </w:tc>
+      </w:tr>
+      <w:tr>
+        <w:tc>
+          <w:tcPr/>
+          <w:p>
+            <w:pPr>
+              <w:pStyle w:val="Compact"/>
+            </w:pPr>
+            <w:r>
+              <w:t xml:space="preserve">Month 12–15</w:t>
+            </w:r>
+          </w:p>
+        </w:tc>
+        <w:tc>
+          <w:tcPr/>
+          <w:p>
+            <w:pPr>
+              <w:pStyle w:val="Compact"/>
+            </w:pPr>
+            <w:r>
+              <w:t xml:space="preserve">TV pitch meetings begin (TV Show flagship)</w:t>
+            </w:r>
+          </w:p>
+        </w:tc>
+        <w:tc>
+          <w:tcPr/>
+          <w:p>
+            <w:pPr>
+              <w:pStyle w:val="Compact"/>
+            </w:pPr>
+            <w:r>
+              <w:t xml:space="preserve">TV</w:t>
+            </w:r>
+          </w:p>
+        </w:tc>
+        <w:tc>
+          <w:tcPr/>
+          <w:p>
+            <w:pPr>
+              <w:pStyle w:val="Compact"/>
+            </w:pPr>
+            <w:r>
+              <w:t xml:space="preserve">Phase 4</w:t>
+            </w:r>
+          </w:p>
+        </w:tc>
+        <w:tc>
+          <w:tcPr/>
+          <w:p>
+            <w:pPr>
+              <w:pStyle w:val="Compact"/>
+            </w:pPr>
+            <w:r>
+              <w:t xml:space="preserve">YouTube data de-risks pitch; podcast establishes editorial voice</w:t>
+            </w:r>
+          </w:p>
+        </w:tc>
+      </w:tr>
+      <w:tr>
+        <w:tc>
+          <w:tcPr/>
+          <w:p>
+            <w:pPr>
+              <w:pStyle w:val="Compact"/>
+            </w:pPr>
+            <w:r>
+              <w:t xml:space="preserve">Month 15</w:t>
+            </w:r>
+          </w:p>
+        </w:tc>
+        <w:tc>
+          <w:tcPr/>
+          <w:p>
+            <w:pPr>
+              <w:pStyle w:val="Compact"/>
+            </w:pPr>
+            <w:r>
+              <w:t xml:space="preserve">Development deal signed (TV Show flagship)</w:t>
+            </w:r>
+          </w:p>
+        </w:tc>
+        <w:tc>
+          <w:tcPr/>
+          <w:p>
+            <w:pPr>
+              <w:pStyle w:val="Compact"/>
+            </w:pPr>
+            <w:r>
+              <w:t xml:space="preserve">TV</w:t>
+            </w:r>
+          </w:p>
+        </w:tc>
+        <w:tc>
+          <w:tcPr/>
+          <w:p>
+            <w:pPr>
+              <w:pStyle w:val="Compact"/>
+            </w:pPr>
+            <w:r>
+              <w:t xml:space="preserve">Phase 4</w:t>
+            </w:r>
+          </w:p>
+        </w:tc>
+        <w:tc>
+          <w:tcPr/>
+          <w:p>
+            <w:pPr>
+              <w:pStyle w:val="Compact"/>
+            </w:pPr>
+            <w:r>
+              <w:t xml:space="preserve">Greenlight target</w:t>
+            </w:r>
+          </w:p>
+        </w:tc>
+      </w:tr>
+      <w:tr>
+        <w:tc>
+          <w:tcPr/>
+          <w:p>
+            <w:pPr>
+              <w:pStyle w:val="Compact"/>
+            </w:pPr>
+            <w:r>
+              <w:t xml:space="preserve">Month 16–20</w:t>
+            </w:r>
+          </w:p>
+        </w:tc>
+        <w:tc>
+          <w:tcPr/>
+          <w:p>
+            <w:pPr>
+              <w:pStyle w:val="Compact"/>
+            </w:pPr>
+            <w:r>
+              <w:t xml:space="preserve">TV Season 1 pre-production and production</w:t>
+            </w:r>
+          </w:p>
+        </w:tc>
+        <w:tc>
+          <w:tcPr/>
+          <w:p>
+            <w:pPr>
+              <w:pStyle w:val="Compact"/>
+            </w:pPr>
+            <w:r>
+              <w:t xml:space="preserve">TV</w:t>
+            </w:r>
+          </w:p>
+        </w:tc>
+        <w:tc>
+          <w:tcPr/>
+          <w:p>
+            <w:pPr>
+              <w:pStyle w:val="Compact"/>
+            </w:pPr>
+            <w:r>
+              <w:t xml:space="preserve">Phase 5</w:t>
+            </w:r>
+          </w:p>
+        </w:tc>
+        <w:tc>
+          <w:tcPr/>
+          <w:p>
+            <w:pPr>
+              <w:pStyle w:val="Compact"/>
+            </w:pPr>
+            <w:r>
+              <w:t xml:space="preserve">Primary production period</w:t>
+            </w:r>
+          </w:p>
+        </w:tc>
+      </w:tr>
+      <w:tr>
+        <w:tc>
+          <w:tcPr/>
+          <w:p>
+            <w:pPr>
+              <w:pStyle w:val="Compact"/>
+            </w:pPr>
+            <w:r>
+              <w:t xml:space="preserve">Month 18</w:t>
+            </w:r>
+          </w:p>
+        </w:tc>
+        <w:tc>
+          <w:tcPr/>
+          <w:p>
+            <w:pPr>
+              <w:pStyle w:val="Compact"/>
+            </w:pPr>
+            <w:r>
+              <w:t xml:space="preserve">Deal Stage: Live (YouTube pilot or streamed live)</w:t>
+            </w:r>
+          </w:p>
+        </w:tc>
+        <w:tc>
+          <w:tcPr/>
+          <w:p>
+            <w:pPr>
+              <w:pStyle w:val="Compact"/>
+            </w:pPr>
+            <w:r>
+              <w:t xml:space="preserve">YouTube / Live</w:t>
+            </w:r>
+          </w:p>
+        </w:tc>
+        <w:tc>
+          <w:tcPr/>
+          <w:p>
+            <w:pPr>
+              <w:pStyle w:val="Compact"/>
+            </w:pPr>
+            <w:r>
+              <w:t xml:space="preserve">Phase 5</w:t>
+            </w:r>
+          </w:p>
+        </w:tc>
+        <w:tc>
+          <w:tcPr/>
+          <w:p>
+            <w:pPr>
+              <w:pStyle w:val="Compact"/>
+            </w:pPr>
+            <w:r>
+              <w:t xml:space="preserve">Test live format on YouTube before TV version; validates audience</w:t>
+            </w:r>
+          </w:p>
+        </w:tc>
+      </w:tr>
+      <w:tr>
+        <w:tc>
+          <w:tcPr/>
+          <w:p>
+            <w:pPr>
+              <w:pStyle w:val="Compact"/>
+            </w:pPr>
+            <w:r>
+              <w:t xml:space="preserve">Month 20+</w:t>
+            </w:r>
+          </w:p>
+        </w:tc>
+        <w:tc>
+          <w:tcPr/>
+          <w:p>
+            <w:pPr>
+              <w:pStyle w:val="Compact"/>
+            </w:pPr>
+            <w:r>
+              <w:t xml:space="preserve">TV Season 1 premieres</w:t>
+            </w:r>
+          </w:p>
+        </w:tc>
+        <w:tc>
+          <w:tcPr/>
+          <w:p>
+            <w:pPr>
+              <w:pStyle w:val="Compact"/>
+            </w:pPr>
+            <w:r>
+              <w:t xml:space="preserve">TV</w:t>
+            </w:r>
+          </w:p>
+        </w:tc>
+        <w:tc>
+          <w:tcPr/>
+          <w:p>
+            <w:pPr>
+              <w:pStyle w:val="Compact"/>
+            </w:pPr>
+            <w:r>
+              <w:t xml:space="preserve">Phase 6</w:t>
+            </w:r>
+          </w:p>
+        </w:tc>
+        <w:tc>
+          <w:tcPr/>
+          <w:p>
+            <w:pPr>
+              <w:pStyle w:val="Compact"/>
+            </w:pPr>
+            <w:r>
+              <w:t xml:space="preserve">Awareness event; drives platform signups at scale</w:t>
+            </w:r>
+          </w:p>
+        </w:tc>
+      </w:tr>
+      <w:tr>
+        <w:tc>
+          <w:tcPr/>
+          <w:p>
+            <w:pPr>
+              <w:pStyle w:val="Compact"/>
+            </w:pPr>
+            <w:r>
+              <w:t xml:space="preserve">Month 22</w:t>
+            </w:r>
+          </w:p>
+        </w:tc>
+        <w:tc>
+          <w:tcPr/>
+          <w:p>
+            <w:pPr>
+              <w:pStyle w:val="Compact"/>
+            </w:pPr>
+            <w:r>
+              <w:t xml:space="preserve">The Comeback (TV limited series)</w:t>
+            </w:r>
+          </w:p>
+        </w:tc>
+        <w:tc>
+          <w:tcPr/>
+          <w:p>
+            <w:pPr>
+              <w:pStyle w:val="Compact"/>
+            </w:pPr>
+            <w:r>
+              <w:t xml:space="preserve">TV</w:t>
+            </w:r>
+          </w:p>
+        </w:tc>
+        <w:tc>
+          <w:tcPr/>
+          <w:p>
+            <w:pPr>
+              <w:pStyle w:val="Compact"/>
+            </w:pPr>
+            <w:r>
+              <w:t xml:space="preserve">Phase 6</w:t>
+            </w:r>
+          </w:p>
+        </w:tc>
+        <w:tc>
+          <w:tcPr/>
+          <w:p>
+            <w:pPr>
+              <w:pStyle w:val="Compact"/>
+            </w:pPr>
+            <w:r>
+              <w:t xml:space="preserve">Redemption format; different tone from flagship; second TV vehicle</w:t>
+            </w:r>
+          </w:p>
+        </w:tc>
+      </w:tr>
+      <w:tr>
+        <w:tc>
+          <w:tcPr/>
+          <w:p>
+            <w:pPr>
+              <w:pStyle w:val="Compact"/>
+            </w:pPr>
+            <w:r>
+              <w:t xml:space="preserve">Month 24</w:t>
+            </w:r>
+          </w:p>
+        </w:tc>
+        <w:tc>
+          <w:tcPr/>
+          <w:p>
+            <w:pPr>
+              <w:pStyle w:val="Compact"/>
+            </w:pPr>
+            <w:r>
+              <w:t xml:space="preserve">Deal Stage: Live (TV weekly show)</w:t>
+            </w:r>
+          </w:p>
+        </w:tc>
+        <w:tc>
+          <w:tcPr/>
+          <w:p>
+            <w:pPr>
+              <w:pStyle w:val="Compact"/>
+            </w:pPr>
+            <w:r>
+              <w:t xml:space="preserve">TV</w:t>
+            </w:r>
+          </w:p>
+        </w:tc>
+        <w:tc>
+          <w:tcPr/>
+          <w:p>
+            <w:pPr>
+              <w:pStyle w:val="Compact"/>
+            </w:pPr>
+            <w:r>
+              <w:t xml:space="preserve">Phase 6</w:t>
+            </w:r>
+          </w:p>
+        </w:tc>
+        <w:tc>
+          <w:tcPr/>
+          <w:p>
+            <w:pPr>
+              <w:pStyle w:val="Compact"/>
+            </w:pPr>
+            <w:r>
+              <w:t xml:space="preserve">Requires proven live audience from YouTube test (Month 18)</w:t>
+            </w:r>
+          </w:p>
+        </w:tc>
+      </w:tr>
+      <w:tr>
+        <w:tc>
+          <w:tcPr/>
+          <w:p>
+            <w:pPr>
+              <w:pStyle w:val="Compact"/>
+            </w:pPr>
+            <w:r>
+              <w:t xml:space="preserve">Year 3 Q1</w:t>
+            </w:r>
+          </w:p>
+        </w:tc>
+        <w:tc>
+          <w:tcPr/>
+          <w:p>
+            <w:pPr>
+              <w:pStyle w:val="Compact"/>
+            </w:pPr>
+            <w:r>
+              <w:t xml:space="preserve">TV Concept D (from PART2_TV_SHOW_ADDITIONAL_CONCEPTS.md)</w:t>
+            </w:r>
+          </w:p>
+        </w:tc>
+        <w:tc>
+          <w:tcPr/>
+          <w:p>
+            <w:pPr>
+              <w:pStyle w:val="Compact"/>
+            </w:pPr>
+            <w:r>
+              <w:t xml:space="preserve">TV</w:t>
+            </w:r>
+          </w:p>
+        </w:tc>
+        <w:tc>
+          <w:tcPr/>
+          <w:p>
+            <w:pPr>
+              <w:pStyle w:val="Compact"/>
+            </w:pPr>
+            <w:r>
+              <w:t xml:space="preserve">Post-Phase 6</w:t>
+            </w:r>
+          </w:p>
+        </w:tc>
+        <w:tc>
+          <w:tcPr/>
+          <w:p>
+            <w:pPr>
+              <w:pStyle w:val="Compact"/>
+            </w:pPr>
+            <w:r>
+              <w:t xml:space="preserve">Third TV format; depends on Season 2 greenlight</w:t>
+            </w:r>
+          </w:p>
+        </w:tc>
+      </w:tr>
+      <w:tr>
+        <w:tc>
+          <w:tcPr/>
+          <w:p>
+            <w:pPr>
+              <w:pStyle w:val="Compact"/>
+            </w:pPr>
+            <w:r>
+              <w:t xml:space="preserve">Year 3 Q2</w:t>
+            </w:r>
+          </w:p>
+        </w:tc>
+        <w:tc>
+          <w:tcPr/>
+          <w:p>
+            <w:pPr>
+              <w:pStyle w:val="Compact"/>
+            </w:pPr>
+            <w:r>
+              <w:t xml:space="preserve">Remaining YouTube formats (per ADDITIONAL_YOUTUBE_PODCAST_CONCEPTS.md)</w:t>
+            </w:r>
+          </w:p>
+        </w:tc>
+        <w:tc>
+          <w:tcPr/>
+          <w:p>
+            <w:pPr>
+              <w:pStyle w:val="Compact"/>
+            </w:pPr>
+            <w:r>
+              <w:t xml:space="preserve">YouTube</w:t>
+            </w:r>
+          </w:p>
+        </w:tc>
+        <w:tc>
+          <w:tcPr/>
+          <w:p>
+            <w:pPr>
+              <w:pStyle w:val="Compact"/>
+            </w:pPr>
+            <w:r>
+              <w:t xml:space="preserve">Post-Phase 6</w:t>
+            </w:r>
+          </w:p>
+        </w:tc>
+        <w:tc>
+          <w:tcPr/>
+          <w:p>
+            <w:pPr>
+              <w:pStyle w:val="Compact"/>
+            </w:pPr>
+            <w:r>
+              <w:t xml:space="preserve">Scale as platform user base justifies production investment</w:t>
+            </w:r>
+          </w:p>
+        </w:tc>
+      </w:tr>
+      <w:tr>
+        <w:tc>
+          <w:tcPr/>
+          <w:p>
+            <w:pPr>
+              <w:pStyle w:val="Compact"/>
+            </w:pPr>
+            <w:r>
+              <w:t xml:space="preserve">Year 3 Q3</w:t>
+            </w:r>
+          </w:p>
+        </w:tc>
+        <w:tc>
+          <w:tcPr/>
+          <w:p>
+            <w:pPr>
+              <w:pStyle w:val="Compact"/>
+            </w:pPr>
+            <w:r>
+              <w:t xml:space="preserve">International format launches (UK, Canada, Australia)</w:t>
+            </w:r>
+          </w:p>
+        </w:tc>
+        <w:tc>
+          <w:tcPr/>
+          <w:p>
+            <w:pPr>
+              <w:pStyle w:val="Compact"/>
+            </w:pPr>
+            <w:r>
+              <w:t xml:space="preserve">TV (International)</w:t>
+            </w:r>
+          </w:p>
+        </w:tc>
+        <w:tc>
+          <w:tcPr/>
+          <w:p>
+            <w:pPr>
+              <w:pStyle w:val="Compact"/>
+            </w:pPr>
+            <w:r>
+              <w:t xml:space="preserve">Post-Phase 6</w:t>
+            </w:r>
+          </w:p>
+        </w:tc>
+        <w:tc>
+          <w:tcPr/>
+          <w:p>
+            <w:pPr>
+              <w:pStyle w:val="Compact"/>
+            </w:pPr>
+            <w:r>
+              <w:t xml:space="preserve">Format proven; international demand established</w:t>
+            </w:r>
+          </w:p>
+        </w:tc>
+      </w:tr>
+      <w:tr>
+        <w:tc>
+          <w:tcPr/>
+          <w:p>
+            <w:pPr>
+              <w:pStyle w:val="Compact"/>
+            </w:pPr>
+            <w:r>
+              <w:t xml:space="preserve">Year 3 Q4</w:t>
+            </w:r>
+          </w:p>
+        </w:tc>
+        <w:tc>
+          <w:tcPr/>
+          <w:p>
+            <w:pPr>
+              <w:pStyle w:val="Compact"/>
+            </w:pPr>
+            <w:r>
+              <w:t xml:space="preserve">Additional podcast concepts per platform data performance</w:t>
+            </w:r>
+          </w:p>
+        </w:tc>
+        <w:tc>
+          <w:tcPr/>
+          <w:p>
+            <w:pPr>
+              <w:pStyle w:val="Compact"/>
+            </w:pPr>
+            <w:r>
+              <w:t xml:space="preserve">Podcast</w:t>
+            </w:r>
+          </w:p>
+        </w:tc>
+        <w:tc>
+          <w:tcPr/>
+          <w:p>
+            <w:pPr>
+              <w:pStyle w:val="Compact"/>
+            </w:pPr>
+            <w:r>
+              <w:t xml:space="preserve">Post-Phase 6</w:t>
+            </w:r>
+          </w:p>
+        </w:tc>
+        <w:tc>
+          <w:tcPr/>
+          <w:p>
+            <w:pPr>
+              <w:pStyle w:val="Compact"/>
+            </w:pPr>
+            <w:r>
+              <w:t xml:space="preserve">Data-driven format expansion</w:t>
+            </w:r>
+          </w:p>
+        </w:tc>
+      </w:tr>
+    </w:tbl>
+    <w:p>
+      <w:pPr>
+        <w:pStyle w:val="BodyText"/>
+      </w:pPr>
+      <w:r>
+        <w:t xml:space="preserve">Note: All launch months are calculated from Q2 2026 funding close. Adjust timeline proportionally if funding close is delayed.</w:t>
+      </w:r>
+    </w:p>
+    <w:p>
+      <w:pPr>
+        <w:pStyle w:val="BodyText"/>
+      </w:pPr>
+      <w:r>
+        <w:rPr>
+          <w:i/>
+          <w:iCs/>
+        </w:rPr>
+        <w:t xml:space="preserve">Review completed: March 20, 2026</w:t>
+      </w:r>
+      <w:r>
+        <w:t xml:space="preserve"> </w:t>
+      </w:r>
+      <w:r>
+        <w:rPr>
+          <w:i/>
+          <w:iCs/>
+        </w:rPr>
+        <w:t xml:space="preserve">Next review recommended: June 20, 2026 (per document’s own schedule) or upon completion of Phase Two (podcast launch)</w:t>
+      </w:r>
+      <w:r>
+        <w:t xml:space="preserve"> </w:t>
+      </w:r>
+      <w:r>
+        <w:rPr>
+          <w:i/>
+          <w:iCs/>
+        </w:rPr>
+        <w:t xml:space="preserve">Reviewed by: Senior Business Analyst, DealStage Strategic Planning</w:t>
+      </w:r>
+    </w:p>
+    <w:bookmarkEnd w:id="44"/>
+    <w:bookmarkEnd w:id="45"/>
     <w:sectPr>
       <w:footnotePr>
         <w:numRestart w:val="eachSect"/>

--- a/docs/ADDITIONAL_CONCEPTS_AND_UNIFIED_STRATEGY.docx
+++ b/docs/ADDITIONAL_CONCEPTS_AND_UNIFIED_STRATEGY.docx
@@ -5968,11 +5968,17 @@
         </w:rPr>
         <w:t xml:space="preserve">Inconsistency Found:</w:t>
       </w:r>
-      <w:r>
-        <w:t xml:space="preserve"> </w:t>
-      </w:r>
-      <w:r>
-        <w:t xml:space="preserve">- The document’s closing statement lists 6 concepts:</w:t>
+    </w:p>
+    <w:p>
+      <w:pPr>
+        <w:pStyle w:val="Compact"/>
+        <w:numPr>
+          <w:ilvl w:val="0"/>
+          <w:numId w:val="1007"/>
+        </w:numPr>
+      </w:pPr>
+      <w:r>
+        <w:t xml:space="preserve">The document’s closing statement lists 6 concepts:</w:t>
       </w:r>
       <w:r>
         <w:t xml:space="preserve"> </w:t>
@@ -5992,11 +5998,17 @@
       <w:r>
         <w:t xml:space="preserve">“The content concepts documented in this report and its companion document (ADDITIONAL_YOUTUBE_PODCAST_CONCEPTS.md) — The Comeback, Deal Stage: Live, Deal Stage Academy, The Blind Deal, The Other Side, and Deal or Disaster…”</w:t>
       </w:r>
-      <w:r>
-        <w:t xml:space="preserve"> </w:t>
-      </w:r>
-      <w:r>
-        <w:t xml:space="preserve">- No creator economy market size or growth rate cited in this document’s flywheel narrative, while all other strategic documents use $250B and 32% CAGR. These figures should be added to the flywheel narrative’s opening paragraphs to anchor the strategy in market data.</w:t>
+    </w:p>
+    <w:p>
+      <w:pPr>
+        <w:pStyle w:val="Compact"/>
+        <w:numPr>
+          <w:ilvl w:val="0"/>
+          <w:numId w:val="1007"/>
+        </w:numPr>
+      </w:pPr>
+      <w:r>
+        <w:t xml:space="preserve">No creator economy market size or growth rate cited in this document’s flywheel narrative, while all other strategic documents use $250B and 32% CAGR. These figures should be added to the flywheel narrative’s opening paragraphs to anchor the strategy in market data.</w:t>
       </w:r>
     </w:p>
     <w:p>
@@ -6317,6 +6329,1984 @@
       </w:pPr>
       <w:r>
         <w:t xml:space="preserve">APPENDIX: 18-PROPERTY LAUNCH SEQUENCE — RECOMMENDED TIMING</w:t>
+      </w:r>
+    </w:p>
+    <w:tbl>
+      <w:tblPr>
+        <w:tblStyle w:val="Table"/>
+        <w:tblW w:type="pct" w:w="5000"/>
+        <w:tblLayout w:type="fixed"/>
+        <w:tblLook w:firstRow="1" w:lastRow="0" w:firstColumn="0" w:lastColumn="0" w:noHBand="0" w:noVBand="0" w:val="0020"/>
+      </w:tblPr>
+      <w:tblGrid>
+        <w:gridCol w:w="477"/>
+        <w:gridCol w:w="2785"/>
+        <w:gridCol w:w="716"/>
+        <w:gridCol w:w="477"/>
+        <w:gridCol w:w="3462"/>
+      </w:tblGrid>
+      <w:tr>
+        <w:trPr>
+          <w:tblHeader w:val="on"/>
+        </w:trPr>
+        <w:tc>
+          <w:tcPr/>
+          <w:p>
+            <w:pPr>
+              <w:pStyle w:val="Compact"/>
+            </w:pPr>
+            <w:r>
+              <w:t xml:space="preserve">Launch Month</w:t>
+            </w:r>
+          </w:p>
+        </w:tc>
+        <w:tc>
+          <w:tcPr/>
+          <w:p>
+            <w:pPr>
+              <w:pStyle w:val="Compact"/>
+            </w:pPr>
+            <w:r>
+              <w:t xml:space="preserve">Property</w:t>
+            </w:r>
+          </w:p>
+        </w:tc>
+        <w:tc>
+          <w:tcPr/>
+          <w:p>
+            <w:pPr>
+              <w:pStyle w:val="Compact"/>
+            </w:pPr>
+            <w:r>
+              <w:t xml:space="preserve">Type</w:t>
+            </w:r>
+          </w:p>
+        </w:tc>
+        <w:tc>
+          <w:tcPr/>
+          <w:p>
+            <w:pPr>
+              <w:pStyle w:val="Compact"/>
+            </w:pPr>
+            <w:r>
+              <w:t xml:space="preserve">Phase</w:t>
+            </w:r>
+          </w:p>
+        </w:tc>
+        <w:tc>
+          <w:tcPr/>
+          <w:p>
+            <w:pPr>
+              <w:pStyle w:val="Compact"/>
+            </w:pPr>
+            <w:r>
+              <w:t xml:space="preserve">Rationale</w:t>
+            </w:r>
+          </w:p>
+        </w:tc>
+      </w:tr>
+      <w:tr>
+        <w:tc>
+          <w:tcPr/>
+          <w:p>
+            <w:pPr>
+              <w:pStyle w:val="Compact"/>
+            </w:pPr>
+            <w:r>
+              <w:t xml:space="preserve">Month 1–3</w:t>
+            </w:r>
+          </w:p>
+        </w:tc>
+        <w:tc>
+          <w:tcPr/>
+          <w:p>
+            <w:pPr>
+              <w:pStyle w:val="Compact"/>
+            </w:pPr>
+            <w:r>
+              <w:t xml:space="preserve">Platform (thedealstage.com) live &amp; user acquisition begins</w:t>
+            </w:r>
+          </w:p>
+        </w:tc>
+        <w:tc>
+          <w:tcPr/>
+          <w:p>
+            <w:pPr>
+              <w:pStyle w:val="Compact"/>
+            </w:pPr>
+            <w:r>
+              <w:t xml:space="preserve">Platform</w:t>
+            </w:r>
+          </w:p>
+        </w:tc>
+        <w:tc>
+          <w:tcPr/>
+          <w:p>
+            <w:pPr>
+              <w:pStyle w:val="Compact"/>
+            </w:pPr>
+            <w:r>
+              <w:t xml:space="preserve">Phase 1</w:t>
+            </w:r>
+          </w:p>
+        </w:tc>
+        <w:tc>
+          <w:tcPr/>
+          <w:p>
+            <w:pPr>
+              <w:pStyle w:val="Compact"/>
+            </w:pPr>
+            <w:r>
+              <w:t xml:space="preserve">Foundation — all content depends on real user data</w:t>
+            </w:r>
+          </w:p>
+        </w:tc>
+      </w:tr>
+      <w:tr>
+        <w:tc>
+          <w:tcPr/>
+          <w:p>
+            <w:pPr>
+              <w:pStyle w:val="Compact"/>
+            </w:pPr>
+            <w:r>
+              <w:t xml:space="preserve">Month 3</w:t>
+            </w:r>
+          </w:p>
+        </w:tc>
+        <w:tc>
+          <w:tcPr/>
+          <w:p>
+            <w:pPr>
+              <w:pStyle w:val="Compact"/>
+            </w:pPr>
+            <w:r>
+              <w:t xml:space="preserve">The Deal Stage Podcast (flagship)</w:t>
+            </w:r>
+          </w:p>
+        </w:tc>
+        <w:tc>
+          <w:tcPr/>
+          <w:p>
+            <w:pPr>
+              <w:pStyle w:val="Compact"/>
+            </w:pPr>
+            <w:r>
+              <w:t xml:space="preserve">Podcast</w:t>
+            </w:r>
+          </w:p>
+        </w:tc>
+        <w:tc>
+          <w:tcPr/>
+          <w:p>
+            <w:pPr>
+              <w:pStyle w:val="Compact"/>
+            </w:pPr>
+            <w:r>
+              <w:t xml:space="preserve">Phase 2</w:t>
+            </w:r>
+          </w:p>
+        </w:tc>
+        <w:tc>
+          <w:tcPr/>
+          <w:p>
+            <w:pPr>
+              <w:pStyle w:val="Compact"/>
+            </w:pPr>
+            <w:r>
+              <w:t xml:space="preserve">First content launch; low cost, high learning value</w:t>
+            </w:r>
+          </w:p>
+        </w:tc>
+      </w:tr>
+      <w:tr>
+        <w:tc>
+          <w:tcPr/>
+          <w:p>
+            <w:pPr>
+              <w:pStyle w:val="Compact"/>
+            </w:pPr>
+            <w:r>
+              <w:t xml:space="preserve">Month 5</w:t>
+            </w:r>
+          </w:p>
+        </w:tc>
+        <w:tc>
+          <w:tcPr/>
+          <w:p>
+            <w:pPr>
+              <w:pStyle w:val="Compact"/>
+            </w:pPr>
+            <w:r>
+              <w:t xml:space="preserve">Deal or Disaster (Podcast)</w:t>
+            </w:r>
+          </w:p>
+        </w:tc>
+        <w:tc>
+          <w:tcPr/>
+          <w:p>
+            <w:pPr>
+              <w:pStyle w:val="Compact"/>
+            </w:pPr>
+            <w:r>
+              <w:t xml:space="preserve">Podcast</w:t>
+            </w:r>
+          </w:p>
+        </w:tc>
+        <w:tc>
+          <w:tcPr/>
+          <w:p>
+            <w:pPr>
+              <w:pStyle w:val="Compact"/>
+            </w:pPr>
+            <w:r>
+              <w:t xml:space="preserve">Phase 2</w:t>
+            </w:r>
+          </w:p>
+        </w:tc>
+        <w:tc>
+          <w:tcPr/>
+          <w:p>
+            <w:pPr>
+              <w:pStyle w:val="Compact"/>
+            </w:pPr>
+            <w:r>
+              <w:t xml:space="preserve">Second podcast format; contrast format drives shareability</w:t>
+            </w:r>
+          </w:p>
+        </w:tc>
+      </w:tr>
+      <w:tr>
+        <w:tc>
+          <w:tcPr/>
+          <w:p>
+            <w:pPr>
+              <w:pStyle w:val="Compact"/>
+            </w:pPr>
+            <w:r>
+              <w:t xml:space="preserve">Month 7</w:t>
+            </w:r>
+          </w:p>
+        </w:tc>
+        <w:tc>
+          <w:tcPr/>
+          <w:p>
+            <w:pPr>
+              <w:pStyle w:val="Compact"/>
+            </w:pPr>
+            <w:r>
+              <w:t xml:space="preserve">Deal Stage Contenders (YouTube)</w:t>
+            </w:r>
+          </w:p>
+        </w:tc>
+        <w:tc>
+          <w:tcPr/>
+          <w:p>
+            <w:pPr>
+              <w:pStyle w:val="Compact"/>
+            </w:pPr>
+            <w:r>
+              <w:t xml:space="preserve">YouTube</w:t>
+            </w:r>
+          </w:p>
+        </w:tc>
+        <w:tc>
+          <w:tcPr/>
+          <w:p>
+            <w:pPr>
+              <w:pStyle w:val="Compact"/>
+            </w:pPr>
+            <w:r>
+              <w:t xml:space="preserve">Phase 3</w:t>
+            </w:r>
+          </w:p>
+        </w:tc>
+        <w:tc>
+          <w:tcPr/>
+          <w:p>
+            <w:pPr>
+              <w:pStyle w:val="Compact"/>
+            </w:pPr>
+            <w:r>
+              <w:t xml:space="preserve">First video format; built from best podcast stories</w:t>
+            </w:r>
+          </w:p>
+        </w:tc>
+      </w:tr>
+      <w:tr>
+        <w:tc>
+          <w:tcPr/>
+          <w:p>
+            <w:pPr>
+              <w:pStyle w:val="Compact"/>
+            </w:pPr>
+            <w:r>
+              <w:t xml:space="preserve">Month 8</w:t>
+            </w:r>
+          </w:p>
+        </w:tc>
+        <w:tc>
+          <w:tcPr/>
+          <w:p>
+            <w:pPr>
+              <w:pStyle w:val="Compact"/>
+            </w:pPr>
+            <w:r>
+              <w:t xml:space="preserve">The Other Side (Podcast)</w:t>
+            </w:r>
+          </w:p>
+        </w:tc>
+        <w:tc>
+          <w:tcPr/>
+          <w:p>
+            <w:pPr>
+              <w:pStyle w:val="Compact"/>
+            </w:pPr>
+            <w:r>
+              <w:t xml:space="preserve">Podcast</w:t>
+            </w:r>
+          </w:p>
+        </w:tc>
+        <w:tc>
+          <w:tcPr/>
+          <w:p>
+            <w:pPr>
+              <w:pStyle w:val="Compact"/>
+            </w:pPr>
+            <w:r>
+              <w:t xml:space="preserve">Phase 3</w:t>
+            </w:r>
+          </w:p>
+        </w:tc>
+        <w:tc>
+          <w:tcPr/>
+          <w:p>
+            <w:pPr>
+              <w:pStyle w:val="Compact"/>
+            </w:pPr>
+            <w:r>
+              <w:t xml:space="preserve">Brand-executive perspective; dual audience increases CPM</w:t>
+            </w:r>
+          </w:p>
+        </w:tc>
+      </w:tr>
+      <w:tr>
+        <w:tc>
+          <w:tcPr/>
+          <w:p>
+            <w:pPr>
+              <w:pStyle w:val="Compact"/>
+            </w:pPr>
+            <w:r>
+              <w:t xml:space="preserve">Month 10</w:t>
+            </w:r>
+          </w:p>
+        </w:tc>
+        <w:tc>
+          <w:tcPr/>
+          <w:p>
+            <w:pPr>
+              <w:pStyle w:val="Compact"/>
+            </w:pPr>
+            <w:r>
+              <w:t xml:space="preserve">The Blind Deal (YouTube)</w:t>
+            </w:r>
+          </w:p>
+        </w:tc>
+        <w:tc>
+          <w:tcPr/>
+          <w:p>
+            <w:pPr>
+              <w:pStyle w:val="Compact"/>
+            </w:pPr>
+            <w:r>
+              <w:t xml:space="preserve">YouTube</w:t>
+            </w:r>
+          </w:p>
+        </w:tc>
+        <w:tc>
+          <w:tcPr/>
+          <w:p>
+            <w:pPr>
+              <w:pStyle w:val="Compact"/>
+            </w:pPr>
+            <w:r>
+              <w:t xml:space="preserve">Phase 3</w:t>
+            </w:r>
+          </w:p>
+        </w:tc>
+        <w:tc>
+          <w:tcPr/>
+          <w:p>
+            <w:pPr>
+              <w:pStyle w:val="Compact"/>
+            </w:pPr>
+            <w:r>
+              <w:t xml:space="preserve">Mystery format drives return viewers; complements Contenders</w:t>
+            </w:r>
+          </w:p>
+        </w:tc>
+      </w:tr>
+      <w:tr>
+        <w:tc>
+          <w:tcPr/>
+          <w:p>
+            <w:pPr>
+              <w:pStyle w:val="Compact"/>
+            </w:pPr>
+            <w:r>
+              <w:t xml:space="preserve">Month 11</w:t>
+            </w:r>
+          </w:p>
+        </w:tc>
+        <w:tc>
+          <w:tcPr/>
+          <w:p>
+            <w:pPr>
+              <w:pStyle w:val="Compact"/>
+            </w:pPr>
+            <w:r>
+              <w:t xml:space="preserve">Deal Stage Academy (YouTube)</w:t>
+            </w:r>
+          </w:p>
+        </w:tc>
+        <w:tc>
+          <w:tcPr/>
+          <w:p>
+            <w:pPr>
+              <w:pStyle w:val="Compact"/>
+            </w:pPr>
+            <w:r>
+              <w:t xml:space="preserve">YouTube</w:t>
+            </w:r>
+          </w:p>
+        </w:tc>
+        <w:tc>
+          <w:tcPr/>
+          <w:p>
+            <w:pPr>
+              <w:pStyle w:val="Compact"/>
+            </w:pPr>
+            <w:r>
+              <w:t xml:space="preserve">Phase 3</w:t>
+            </w:r>
+          </w:p>
+        </w:tc>
+        <w:tc>
+          <w:tcPr/>
+          <w:p>
+            <w:pPr>
+              <w:pStyle w:val="Compact"/>
+            </w:pPr>
+            <w:r>
+              <w:t xml:space="preserve">Educational format; retention-focused, lower viral ceiling but high LTV user conversion</w:t>
+            </w:r>
+          </w:p>
+        </w:tc>
+      </w:tr>
+      <w:tr>
+        <w:tc>
+          <w:tcPr/>
+          <w:p>
+            <w:pPr>
+              <w:pStyle w:val="Compact"/>
+            </w:pPr>
+            <w:r>
+              <w:t xml:space="preserve">Month 12–15</w:t>
+            </w:r>
+          </w:p>
+        </w:tc>
+        <w:tc>
+          <w:tcPr/>
+          <w:p>
+            <w:pPr>
+              <w:pStyle w:val="Compact"/>
+            </w:pPr>
+            <w:r>
+              <w:t xml:space="preserve">TV pitch meetings begin (TV Show flagship)</w:t>
+            </w:r>
+          </w:p>
+        </w:tc>
+        <w:tc>
+          <w:tcPr/>
+          <w:p>
+            <w:pPr>
+              <w:pStyle w:val="Compact"/>
+            </w:pPr>
+            <w:r>
+              <w:t xml:space="preserve">TV</w:t>
+            </w:r>
+          </w:p>
+        </w:tc>
+        <w:tc>
+          <w:tcPr/>
+          <w:p>
+            <w:pPr>
+              <w:pStyle w:val="Compact"/>
+            </w:pPr>
+            <w:r>
+              <w:t xml:space="preserve">Phase 4</w:t>
+            </w:r>
+          </w:p>
+        </w:tc>
+        <w:tc>
+          <w:tcPr/>
+          <w:p>
+            <w:pPr>
+              <w:pStyle w:val="Compact"/>
+            </w:pPr>
+            <w:r>
+              <w:t xml:space="preserve">YouTube data de-risks pitch; podcast establishes editorial voice</w:t>
+            </w:r>
+          </w:p>
+        </w:tc>
+      </w:tr>
+      <w:tr>
+        <w:tc>
+          <w:tcPr/>
+          <w:p>
+            <w:pPr>
+              <w:pStyle w:val="Compact"/>
+            </w:pPr>
+            <w:r>
+              <w:t xml:space="preserve">Month 15</w:t>
+            </w:r>
+          </w:p>
+        </w:tc>
+        <w:tc>
+          <w:tcPr/>
+          <w:p>
+            <w:pPr>
+              <w:pStyle w:val="Compact"/>
+            </w:pPr>
+            <w:r>
+              <w:t xml:space="preserve">Development deal signed (TV Show flagship)</w:t>
+            </w:r>
+          </w:p>
+        </w:tc>
+        <w:tc>
+          <w:tcPr/>
+          <w:p>
+            <w:pPr>
+              <w:pStyle w:val="Compact"/>
+            </w:pPr>
+            <w:r>
+              <w:t xml:space="preserve">TV</w:t>
+            </w:r>
+          </w:p>
+        </w:tc>
+        <w:tc>
+          <w:tcPr/>
+          <w:p>
+            <w:pPr>
+              <w:pStyle w:val="Compact"/>
+            </w:pPr>
+            <w:r>
+              <w:t xml:space="preserve">Phase 4</w:t>
+            </w:r>
+          </w:p>
+        </w:tc>
+        <w:tc>
+          <w:tcPr/>
+          <w:p>
+            <w:pPr>
+              <w:pStyle w:val="Compact"/>
+            </w:pPr>
+            <w:r>
+              <w:t xml:space="preserve">Greenlight target</w:t>
+            </w:r>
+          </w:p>
+        </w:tc>
+      </w:tr>
+      <w:tr>
+        <w:tc>
+          <w:tcPr/>
+          <w:p>
+            <w:pPr>
+              <w:pStyle w:val="Compact"/>
+            </w:pPr>
+            <w:r>
+              <w:t xml:space="preserve">Month 16–20</w:t>
+            </w:r>
+          </w:p>
+        </w:tc>
+        <w:tc>
+          <w:tcPr/>
+          <w:p>
+            <w:pPr>
+              <w:pStyle w:val="Compact"/>
+            </w:pPr>
+            <w:r>
+              <w:t xml:space="preserve">TV Season 1 pre-production and production</w:t>
+            </w:r>
+          </w:p>
+        </w:tc>
+        <w:tc>
+          <w:tcPr/>
+          <w:p>
+            <w:pPr>
+              <w:pStyle w:val="Compact"/>
+            </w:pPr>
+            <w:r>
+              <w:t xml:space="preserve">TV</w:t>
+            </w:r>
+          </w:p>
+        </w:tc>
+        <w:tc>
+          <w:tcPr/>
+          <w:p>
+            <w:pPr>
+              <w:pStyle w:val="Compact"/>
+            </w:pPr>
+            <w:r>
+              <w:t xml:space="preserve">Phase 5</w:t>
+            </w:r>
+          </w:p>
+        </w:tc>
+        <w:tc>
+          <w:tcPr/>
+          <w:p>
+            <w:pPr>
+              <w:pStyle w:val="Compact"/>
+            </w:pPr>
+            <w:r>
+              <w:t xml:space="preserve">Primary production period</w:t>
+            </w:r>
+          </w:p>
+        </w:tc>
+      </w:tr>
+      <w:tr>
+        <w:tc>
+          <w:tcPr/>
+          <w:p>
+            <w:pPr>
+              <w:pStyle w:val="Compact"/>
+            </w:pPr>
+            <w:r>
+              <w:t xml:space="preserve">Month 18</w:t>
+            </w:r>
+          </w:p>
+        </w:tc>
+        <w:tc>
+          <w:tcPr/>
+          <w:p>
+            <w:pPr>
+              <w:pStyle w:val="Compact"/>
+            </w:pPr>
+            <w:r>
+              <w:t xml:space="preserve">Deal Stage: Live (YouTube pilot or streamed live)</w:t>
+            </w:r>
+          </w:p>
+        </w:tc>
+        <w:tc>
+          <w:tcPr/>
+          <w:p>
+            <w:pPr>
+              <w:pStyle w:val="Compact"/>
+            </w:pPr>
+            <w:r>
+              <w:t xml:space="preserve">YouTube / Live</w:t>
+            </w:r>
+          </w:p>
+        </w:tc>
+        <w:tc>
+          <w:tcPr/>
+          <w:p>
+            <w:pPr>
+              <w:pStyle w:val="Compact"/>
+            </w:pPr>
+            <w:r>
+              <w:t xml:space="preserve">Phase 5</w:t>
+            </w:r>
+          </w:p>
+        </w:tc>
+        <w:tc>
+          <w:tcPr/>
+          <w:p>
+            <w:pPr>
+              <w:pStyle w:val="Compact"/>
+            </w:pPr>
+            <w:r>
+              <w:t xml:space="preserve">Test live format on YouTube before TV version; validates audience</w:t>
+            </w:r>
+          </w:p>
+        </w:tc>
+      </w:tr>
+      <w:tr>
+        <w:tc>
+          <w:tcPr/>
+          <w:p>
+            <w:pPr>
+              <w:pStyle w:val="Compact"/>
+            </w:pPr>
+            <w:r>
+              <w:t xml:space="preserve">Month 20+</w:t>
+            </w:r>
+          </w:p>
+        </w:tc>
+        <w:tc>
+          <w:tcPr/>
+          <w:p>
+            <w:pPr>
+              <w:pStyle w:val="Compact"/>
+            </w:pPr>
+            <w:r>
+              <w:t xml:space="preserve">TV Season 1 premieres</w:t>
+            </w:r>
+          </w:p>
+        </w:tc>
+        <w:tc>
+          <w:tcPr/>
+          <w:p>
+            <w:pPr>
+              <w:pStyle w:val="Compact"/>
+            </w:pPr>
+            <w:r>
+              <w:t xml:space="preserve">TV</w:t>
+            </w:r>
+          </w:p>
+        </w:tc>
+        <w:tc>
+          <w:tcPr/>
+          <w:p>
+            <w:pPr>
+              <w:pStyle w:val="Compact"/>
+            </w:pPr>
+            <w:r>
+              <w:t xml:space="preserve">Phase 6</w:t>
+            </w:r>
+          </w:p>
+        </w:tc>
+        <w:tc>
+          <w:tcPr/>
+          <w:p>
+            <w:pPr>
+              <w:pStyle w:val="Compact"/>
+            </w:pPr>
+            <w:r>
+              <w:t xml:space="preserve">Awareness event; drives platform signups at scale</w:t>
+            </w:r>
+          </w:p>
+        </w:tc>
+      </w:tr>
+      <w:tr>
+        <w:tc>
+          <w:tcPr/>
+          <w:p>
+            <w:pPr>
+              <w:pStyle w:val="Compact"/>
+            </w:pPr>
+            <w:r>
+              <w:t xml:space="preserve">Month 22</w:t>
+            </w:r>
+          </w:p>
+        </w:tc>
+        <w:tc>
+          <w:tcPr/>
+          <w:p>
+            <w:pPr>
+              <w:pStyle w:val="Compact"/>
+            </w:pPr>
+            <w:r>
+              <w:t xml:space="preserve">The Comeback (TV limited series)</w:t>
+            </w:r>
+          </w:p>
+        </w:tc>
+        <w:tc>
+          <w:tcPr/>
+          <w:p>
+            <w:pPr>
+              <w:pStyle w:val="Compact"/>
+            </w:pPr>
+            <w:r>
+              <w:t xml:space="preserve">TV</w:t>
+            </w:r>
+          </w:p>
+        </w:tc>
+        <w:tc>
+          <w:tcPr/>
+          <w:p>
+            <w:pPr>
+              <w:pStyle w:val="Compact"/>
+            </w:pPr>
+            <w:r>
+              <w:t xml:space="preserve">Phase 6</w:t>
+            </w:r>
+          </w:p>
+        </w:tc>
+        <w:tc>
+          <w:tcPr/>
+          <w:p>
+            <w:pPr>
+              <w:pStyle w:val="Compact"/>
+            </w:pPr>
+            <w:r>
+              <w:t xml:space="preserve">Redemption format; different tone from flagship; second TV vehicle</w:t>
+            </w:r>
+          </w:p>
+        </w:tc>
+      </w:tr>
+      <w:tr>
+        <w:tc>
+          <w:tcPr/>
+          <w:p>
+            <w:pPr>
+              <w:pStyle w:val="Compact"/>
+            </w:pPr>
+            <w:r>
+              <w:t xml:space="preserve">Month 24</w:t>
+            </w:r>
+          </w:p>
+        </w:tc>
+        <w:tc>
+          <w:tcPr/>
+          <w:p>
+            <w:pPr>
+              <w:pStyle w:val="Compact"/>
+            </w:pPr>
+            <w:r>
+              <w:t xml:space="preserve">Deal Stage: Live (TV weekly show)</w:t>
+            </w:r>
+          </w:p>
+        </w:tc>
+        <w:tc>
+          <w:tcPr/>
+          <w:p>
+            <w:pPr>
+              <w:pStyle w:val="Compact"/>
+            </w:pPr>
+            <w:r>
+              <w:t xml:space="preserve">TV</w:t>
+            </w:r>
+          </w:p>
+        </w:tc>
+        <w:tc>
+          <w:tcPr/>
+          <w:p>
+            <w:pPr>
+              <w:pStyle w:val="Compact"/>
+            </w:pPr>
+            <w:r>
+              <w:t xml:space="preserve">Phase 6</w:t>
+            </w:r>
+          </w:p>
+        </w:tc>
+        <w:tc>
+          <w:tcPr/>
+          <w:p>
+            <w:pPr>
+              <w:pStyle w:val="Compact"/>
+            </w:pPr>
+            <w:r>
+              <w:t xml:space="preserve">Requires proven live audience from YouTube test (Month 18)</w:t>
+            </w:r>
+          </w:p>
+        </w:tc>
+      </w:tr>
+      <w:tr>
+        <w:tc>
+          <w:tcPr/>
+          <w:p>
+            <w:pPr>
+              <w:pStyle w:val="Compact"/>
+            </w:pPr>
+            <w:r>
+              <w:t xml:space="preserve">Year 3 Q1</w:t>
+            </w:r>
+          </w:p>
+        </w:tc>
+        <w:tc>
+          <w:tcPr/>
+          <w:p>
+            <w:pPr>
+              <w:pStyle w:val="Compact"/>
+            </w:pPr>
+            <w:r>
+              <w:t xml:space="preserve">TV Concept D (from PART2_TV_SHOW_ADDITIONAL_CONCEPTS.md)</w:t>
+            </w:r>
+          </w:p>
+        </w:tc>
+        <w:tc>
+          <w:tcPr/>
+          <w:p>
+            <w:pPr>
+              <w:pStyle w:val="Compact"/>
+            </w:pPr>
+            <w:r>
+              <w:t xml:space="preserve">TV</w:t>
+            </w:r>
+          </w:p>
+        </w:tc>
+        <w:tc>
+          <w:tcPr/>
+          <w:p>
+            <w:pPr>
+              <w:pStyle w:val="Compact"/>
+            </w:pPr>
+            <w:r>
+              <w:t xml:space="preserve">Post-Phase 6</w:t>
+            </w:r>
+          </w:p>
+        </w:tc>
+        <w:tc>
+          <w:tcPr/>
+          <w:p>
+            <w:pPr>
+              <w:pStyle w:val="Compact"/>
+            </w:pPr>
+            <w:r>
+              <w:t xml:space="preserve">Third TV format; depends on Season 2 greenlight</w:t>
+            </w:r>
+          </w:p>
+        </w:tc>
+      </w:tr>
+      <w:tr>
+        <w:tc>
+          <w:tcPr/>
+          <w:p>
+            <w:pPr>
+              <w:pStyle w:val="Compact"/>
+            </w:pPr>
+            <w:r>
+              <w:t xml:space="preserve">Year 3 Q2</w:t>
+            </w:r>
+          </w:p>
+        </w:tc>
+        <w:tc>
+          <w:tcPr/>
+          <w:p>
+            <w:pPr>
+              <w:pStyle w:val="Compact"/>
+            </w:pPr>
+            <w:r>
+              <w:t xml:space="preserve">Remaining YouTube formats (per ADDITIONAL_YOUTUBE_PODCAST_CONCEPTS.md)</w:t>
+            </w:r>
+          </w:p>
+        </w:tc>
+        <w:tc>
+          <w:tcPr/>
+          <w:p>
+            <w:pPr>
+              <w:pStyle w:val="Compact"/>
+            </w:pPr>
+            <w:r>
+              <w:t xml:space="preserve">YouTube</w:t>
+            </w:r>
+          </w:p>
+        </w:tc>
+        <w:tc>
+          <w:tcPr/>
+          <w:p>
+            <w:pPr>
+              <w:pStyle w:val="Compact"/>
+            </w:pPr>
+            <w:r>
+              <w:t xml:space="preserve">Post-Phase 6</w:t>
+            </w:r>
+          </w:p>
+        </w:tc>
+        <w:tc>
+          <w:tcPr/>
+          <w:p>
+            <w:pPr>
+              <w:pStyle w:val="Compact"/>
+            </w:pPr>
+            <w:r>
+              <w:t xml:space="preserve">Scale as platform user base justifies production investment</w:t>
+            </w:r>
+          </w:p>
+        </w:tc>
+      </w:tr>
+      <w:tr>
+        <w:tc>
+          <w:tcPr/>
+          <w:p>
+            <w:pPr>
+              <w:pStyle w:val="Compact"/>
+            </w:pPr>
+            <w:r>
+              <w:t xml:space="preserve">Year 3 Q3</w:t>
+            </w:r>
+          </w:p>
+        </w:tc>
+        <w:tc>
+          <w:tcPr/>
+          <w:p>
+            <w:pPr>
+              <w:pStyle w:val="Compact"/>
+            </w:pPr>
+            <w:r>
+              <w:t xml:space="preserve">International format launches (UK, Canada, Australia)</w:t>
+            </w:r>
+          </w:p>
+        </w:tc>
+        <w:tc>
+          <w:tcPr/>
+          <w:p>
+            <w:pPr>
+              <w:pStyle w:val="Compact"/>
+            </w:pPr>
+            <w:r>
+              <w:t xml:space="preserve">TV (International)</w:t>
+            </w:r>
+          </w:p>
+        </w:tc>
+        <w:tc>
+          <w:tcPr/>
+          <w:p>
+            <w:pPr>
+              <w:pStyle w:val="Compact"/>
+            </w:pPr>
+            <w:r>
+              <w:t xml:space="preserve">Post-Phase 6</w:t>
+            </w:r>
+          </w:p>
+        </w:tc>
+        <w:tc>
+          <w:tcPr/>
+          <w:p>
+            <w:pPr>
+              <w:pStyle w:val="Compact"/>
+            </w:pPr>
+            <w:r>
+              <w:t xml:space="preserve">Format proven; international demand established</w:t>
+            </w:r>
+          </w:p>
+        </w:tc>
+      </w:tr>
+      <w:tr>
+        <w:tc>
+          <w:tcPr/>
+          <w:p>
+            <w:pPr>
+              <w:pStyle w:val="Compact"/>
+            </w:pPr>
+            <w:r>
+              <w:t xml:space="preserve">Year 3 Q4</w:t>
+            </w:r>
+          </w:p>
+        </w:tc>
+        <w:tc>
+          <w:tcPr/>
+          <w:p>
+            <w:pPr>
+              <w:pStyle w:val="Compact"/>
+            </w:pPr>
+            <w:r>
+              <w:t xml:space="preserve">Additional podcast concepts per platform data performance</w:t>
+            </w:r>
+          </w:p>
+        </w:tc>
+        <w:tc>
+          <w:tcPr/>
+          <w:p>
+            <w:pPr>
+              <w:pStyle w:val="Compact"/>
+            </w:pPr>
+            <w:r>
+              <w:t xml:space="preserve">Podcast</w:t>
+            </w:r>
+          </w:p>
+        </w:tc>
+        <w:tc>
+          <w:tcPr/>
+          <w:p>
+            <w:pPr>
+              <w:pStyle w:val="Compact"/>
+            </w:pPr>
+            <w:r>
+              <w:t xml:space="preserve">Post-Phase 6</w:t>
+            </w:r>
+          </w:p>
+        </w:tc>
+        <w:tc>
+          <w:tcPr/>
+          <w:p>
+            <w:pPr>
+              <w:pStyle w:val="Compact"/>
+            </w:pPr>
+            <w:r>
+              <w:t xml:space="preserve">Data-driven format expansion</w:t>
+            </w:r>
+          </w:p>
+        </w:tc>
+      </w:tr>
+    </w:tbl>
+    <w:p>
+      <w:pPr>
+        <w:pStyle w:val="BodyText"/>
+      </w:pPr>
+      <w:r>
+        <w:t xml:space="preserve">Note: All launch months are calculated from Q2 2026 funding close. Adjust timeline proportionally if funding close is delayed.</w:t>
+      </w:r>
+    </w:p>
+    <w:p>
+      <w:pPr>
+        <w:pStyle w:val="BodyText"/>
+      </w:pPr>
+      <w:r>
+        <w:rPr>
+          <w:i/>
+          <w:iCs/>
+        </w:rPr>
+        <w:t xml:space="preserve">Review completed: March 20, 2026</w:t>
+      </w:r>
+      <w:r>
+        <w:t xml:space="preserve"> </w:t>
+      </w:r>
+      <w:r>
+        <w:rPr>
+          <w:i/>
+          <w:iCs/>
+        </w:rPr>
+        <w:t xml:space="preserve">Next review recommended: June 20, 2026 (per document’s own schedule) or upon completion of Phase Two (podcast launch)</w:t>
+      </w:r>
+      <w:r>
+        <w:t xml:space="preserve"> </w:t>
+      </w:r>
+      <w:r>
+        <w:rPr>
+          <w:i/>
+          <w:iCs/>
+        </w:rPr>
+        <w:t xml:space="preserve">Reviewed by: Senior Business Analyst, DealStage Strategic Planning</w:t>
+      </w:r>
+    </w:p>
+    <w:p>
+      <w:r>
+        <w:pict>
+          <v:rect style="width:0;height:1.5pt" o:hralign="center" o:hrstd="t" o:hr="t"/>
+        </w:pict>
+      </w:r>
+    </w:p>
+    <w:bookmarkEnd w:id="44"/>
+    <w:bookmarkEnd w:id="45"/>
+    <w:bookmarkStart w:id="67" w:name="X3f98e3bdbb1f390bf8f2642f1926f171a008ffb"/>
+    <w:p>
+      <w:pPr>
+        <w:pStyle w:val="Heading1"/>
+      </w:pPr>
+      <w:r>
+        <w:t xml:space="preserve">[NEW] STRATEGIC ENHANCEMENTS — Applied March 20, 2026</w:t>
+      </w:r>
+    </w:p>
+    <w:p>
+      <w:pPr>
+        <w:pStyle w:val="FirstParagraph"/>
+      </w:pPr>
+      <w:r>
+        <w:rPr>
+          <w:i/>
+          <w:iCs/>
+        </w:rPr>
+        <w:t xml:space="preserve">The following sections apply all 10 strategic suggestions from STRATEGIC_SUGGESTIONS_DOCS_9_12.md, plus the full Top 10 Master List. All new content is marked with [NEW] prefix. No existing content has been modified or deleted.</w:t>
+      </w:r>
+    </w:p>
+    <w:p>
+      <w:r>
+        <w:pict>
+          <v:rect style="width:0;height:1.5pt" o:hralign="center" o:hrstd="t" o:hr="t"/>
+        </w:pict>
+      </w:r>
+    </w:p>
+    <w:bookmarkStart w:id="46" w:name="X516ee88b140d70444e364e19347a527c0bedb22"/>
+    <w:p>
+      <w:pPr>
+        <w:pStyle w:val="Heading2"/>
+      </w:pPr>
+      <w:r>
+        <w:t xml:space="preserve">[NEW] Suggestion 12.1 Applied: The Comeback — Reframed as a Brand CMO Document</w:t>
+      </w:r>
+    </w:p>
+    <w:p>
+      <w:pPr>
+        <w:pStyle w:val="FirstParagraph"/>
+      </w:pPr>
+      <w:r>
+        <w:rPr>
+          <w:b/>
+          <w:bCs/>
+        </w:rPr>
+        <w:t xml:space="preserve">The Comeback Is Not a Show Concept for a Production Company. It Is a Brand Strategy for a CMO.</w:t>
+      </w:r>
+    </w:p>
+    <w:p>
+      <w:pPr>
+        <w:pStyle w:val="BodyText"/>
+      </w:pPr>
+      <w:r>
+        <w:t xml:space="preserve">Every brand CMO knows the</w:t>
+      </w:r>
+      <w:r>
+        <w:t xml:space="preserve"> </w:t>
+      </w:r>
+      <w:r>
+        <w:t xml:space="preserve">“we believed in them first”</w:t>
+      </w:r>
+      <w:r>
+        <w:t xml:space="preserve"> </w:t>
+      </w:r>
+      <w:r>
+        <w:t xml:space="preserve">narrative is one of the most powerful brand association stories in marketing: Nike’s early Tiger Woods deal. Spotify’s early Taylor Swift streaming relationship. The brand that publicly chose someone the industry had written off — and was vindicated — earns cultural credibility that paid advertising cannot purchase at any budget.</w:t>
+      </w:r>
+    </w:p>
+    <w:p>
+      <w:pPr>
+        <w:pStyle w:val="BodyText"/>
+      </w:pPr>
+      <w:r>
+        <w:t xml:space="preserve">The Comeback creates that story for the brands that participate. A CMO who sees this pitch is not buying a TV show sponsorship. They are buying a brand narrative delivered through authentic content — and one brand sponsorship at $3-5M funds the entire first season without a network deal, a production company attachment, or a development timeline.</w:t>
+      </w:r>
+    </w:p>
+    <w:p>
+      <w:pPr>
+        <w:pStyle w:val="BodyText"/>
+      </w:pPr>
+      <w:r>
+        <w:rPr>
+          <w:b/>
+          <w:bCs/>
+        </w:rPr>
+        <w:t xml:space="preserve">The Brand CMO One-Page Case Study:</w:t>
+      </w:r>
+    </w:p>
+    <w:p>
+      <w:pPr>
+        <w:pStyle w:val="BodyText"/>
+      </w:pPr>
+      <w:r>
+        <w:rPr>
+          <w:i/>
+          <w:iCs/>
+        </w:rPr>
+        <w:t xml:space="preserve">What the brand receives:</w:t>
+      </w:r>
+      <w:r>
+        <w:t xml:space="preserve"> </w:t>
+      </w:r>
+      <w:r>
+        <w:t xml:space="preserve">- The</w:t>
+      </w:r>
+      <w:r>
+        <w:t xml:space="preserve"> </w:t>
+      </w:r>
+      <w:r>
+        <w:t xml:space="preserve">“we believed in them first”</w:t>
+      </w:r>
+      <w:r>
+        <w:t xml:space="preserve"> </w:t>
+      </w:r>
+      <w:r>
+        <w:t xml:space="preserve">narrative — your brand is the one that saw the comeback before the industry did</w:t>
+      </w:r>
+      <w:r>
+        <w:t xml:space="preserve"> </w:t>
+      </w:r>
+      <w:r>
+        <w:t xml:space="preserve">- Press coverage: the brand’s involvement in a creator comeback story will be covered by trade press (AdAge, Marketing Week, Fast Company) as a brand strategy story, not just an entertainment story</w:t>
+      </w:r>
+      <w:r>
+        <w:t xml:space="preserve"> </w:t>
+      </w:r>
+      <w:r>
+        <w:t xml:space="preserve">- Earned media: the comeback arc generates social media content the brand does not need to produce or pay for — the audience creates it</w:t>
+      </w:r>
+      <w:r>
+        <w:t xml:space="preserve"> </w:t>
+      </w:r>
+      <w:r>
+        <w:t xml:space="preserve">- Audience trust: a brand associated with a genuine redemption narrative builds the rarest commodity in modern marketing — emotional permission</w:t>
+      </w:r>
+    </w:p>
+    <w:p>
+      <w:pPr>
+        <w:pStyle w:val="BodyText"/>
+      </w:pPr>
+      <w:r>
+        <w:rPr>
+          <w:i/>
+          <w:iCs/>
+        </w:rPr>
+        <w:t xml:space="preserve">The financial logic:</w:t>
+      </w:r>
+      <w:r>
+        <w:t xml:space="preserve"> </w:t>
+      </w:r>
+      <w:r>
+        <w:t xml:space="preserve">A single presenting sponsorship at $3-5M funds the entire first season. This is not a television advertising buy. It is a brand narrative investment. The calculation: $3-5M in production and talent costs produces a limited series that generates the equivalent of $15-30M in earned media coverage, brand association value, and content library that can be repurposed for 18-24 months of marketing materials.</w:t>
+      </w:r>
+    </w:p>
+    <w:p>
+      <w:pPr>
+        <w:pStyle w:val="BodyText"/>
+      </w:pPr>
+      <w:r>
+        <w:rPr>
+          <w:b/>
+          <w:bCs/>
+        </w:rPr>
+        <w:t xml:space="preserve">Three</w:t>
+      </w:r>
+      <w:r>
+        <w:rPr>
+          <w:b/>
+          <w:bCs/>
+        </w:rPr>
+        <w:t xml:space="preserve"> </w:t>
+      </w:r>
+      <w:r>
+        <w:rPr>
+          <w:b/>
+          <w:bCs/>
+        </w:rPr>
+        <w:t xml:space="preserve">“Dream Brand”</w:t>
+      </w:r>
+      <w:r>
+        <w:rPr>
+          <w:b/>
+          <w:bCs/>
+        </w:rPr>
+        <w:t xml:space="preserve"> </w:t>
+      </w:r>
+      <w:r>
+        <w:rPr>
+          <w:b/>
+          <w:bCs/>
+        </w:rPr>
+        <w:t xml:space="preserve">Scenarios — With Press Release Preview:</w:t>
+      </w:r>
+    </w:p>
+    <w:p>
+      <w:pPr>
+        <w:pStyle w:val="BodyText"/>
+      </w:pPr>
+      <w:r>
+        <w:rPr>
+          <w:i/>
+          <w:iCs/>
+        </w:rPr>
+        <w:t xml:space="preserve">Scenario A: A major sportswear brand + an injured athlete creator</w:t>
+      </w:r>
+      <w:r>
+        <w:t xml:space="preserve"> </w:t>
+      </w:r>
+      <w:r>
+        <w:t xml:space="preserve">Press release headline:</w:t>
+      </w:r>
+      <w:r>
+        <w:t xml:space="preserve"> </w:t>
+      </w:r>
+      <w:r>
+        <w:t xml:space="preserve">“[Brand] Is The Reason [Creator]’s Comeback Was Documented. Here’s What They Saw That Nobody Else Did.”</w:t>
+      </w:r>
+      <w:r>
+        <w:t xml:space="preserve"> </w:t>
+      </w:r>
+      <w:r>
+        <w:t xml:space="preserve">Brand positioning: The brand that bets on athletes before the comeback, not after.</w:t>
+      </w:r>
+    </w:p>
+    <w:p>
+      <w:pPr>
+        <w:pStyle w:val="BodyText"/>
+      </w:pPr>
+      <w:r>
+        <w:rPr>
+          <w:i/>
+          <w:iCs/>
+        </w:rPr>
+        <w:t xml:space="preserve">Scenario B: A financial services brand + a creator who lost everything in a business failure</w:t>
+      </w:r>
+      <w:r>
+        <w:t xml:space="preserve"> </w:t>
+      </w:r>
+      <w:r>
+        <w:t xml:space="preserve">Press release headline:</w:t>
+      </w:r>
+      <w:r>
+        <w:t xml:space="preserve"> </w:t>
+      </w:r>
+      <w:r>
+        <w:t xml:space="preserve">“[Creator] Lost $2M in a Failed Business. [Brand] Helped Her Document the Recovery. Here’s Why.”</w:t>
+      </w:r>
+      <w:r>
+        <w:t xml:space="preserve"> </w:t>
+      </w:r>
+      <w:r>
+        <w:t xml:space="preserve">Brand positioning: The financial partner that funds comebacks, not just successes.</w:t>
+      </w:r>
+    </w:p>
+    <w:p>
+      <w:pPr>
+        <w:pStyle w:val="BodyText"/>
+      </w:pPr>
+      <w:r>
+        <w:rPr>
+          <w:i/>
+          <w:iCs/>
+        </w:rPr>
+        <w:t xml:space="preserve">Scenario C: A wellness brand + a creator who stepped away from content during a mental health crisis</w:t>
+      </w:r>
+      <w:r>
+        <w:t xml:space="preserve"> </w:t>
+      </w:r>
+      <w:r>
+        <w:t xml:space="preserve">Press release headline:</w:t>
+      </w:r>
+      <w:r>
+        <w:t xml:space="preserve"> </w:t>
+      </w:r>
+      <w:r>
+        <w:t xml:space="preserve">“She Left Social Media For Two Years. [Brand] Was There When She Came Back.”</w:t>
+      </w:r>
+      <w:r>
+        <w:t xml:space="preserve"> </w:t>
+      </w:r>
+      <w:r>
+        <w:t xml:space="preserve">Brand positioning: The brand that values the whole creator, not just the content output.</w:t>
+      </w:r>
+    </w:p>
+    <w:p>
+      <w:pPr>
+        <w:pStyle w:val="BodyText"/>
+      </w:pPr>
+      <w:r>
+        <w:rPr>
+          <w:b/>
+          <w:bCs/>
+        </w:rPr>
+        <w:t xml:space="preserve">Pitch Sequence Instruction:</w:t>
+      </w:r>
+      <w:r>
+        <w:t xml:space="preserve"> </w:t>
+      </w:r>
+      <w:r>
+        <w:t xml:space="preserve">Create a brand-facing version of The Comeback concept before the first production company meeting — simultaneously with the production company pitch, not after. The production company pitch opens the development path. The brand CMO pitch opens a funding path that bypasses development entirely. A single brand sponsor who has budget, timing, and narrative alignment can greenlight The Comeback faster than any network. Lead with the brand document in any meeting where a brand CMO is in the room.</w:t>
+      </w:r>
+    </w:p>
+    <w:p>
+      <w:r>
+        <w:pict>
+          <v:rect style="width:0;height:1.5pt" o:hralign="center" o:hrstd="t" o:hr="t"/>
+        </w:pict>
+      </w:r>
+    </w:p>
+    <w:bookmarkEnd w:id="46"/>
+    <w:bookmarkStart w:id="47" w:name="X0148eb04ddd328925f5977b53ecfae8e96dbd87"/>
+    <w:p>
+      <w:pPr>
+        <w:pStyle w:val="Heading2"/>
+      </w:pPr>
+      <w:r>
+        <w:t xml:space="preserve">[NEW] Suggestion 12.2 Applied: Deal Stage Live — YouTube Testing Before Network Pitch</w:t>
+      </w:r>
+    </w:p>
+    <w:p>
+      <w:pPr>
+        <w:pStyle w:val="FirstParagraph"/>
+      </w:pPr>
+      <w:r>
+        <w:rPr>
+          <w:b/>
+          <w:bCs/>
+        </w:rPr>
+        <w:t xml:space="preserve">Test the Format on YouTube Live Before Spending a Dollar on Network Development</w:t>
+      </w:r>
+    </w:p>
+    <w:p>
+      <w:pPr>
+        <w:pStyle w:val="BodyText"/>
+      </w:pPr>
+      <w:r>
+        <w:t xml:space="preserve">Live television is expensive to produce and extremely difficult to pitch without proof that the live format works. A failed live pilot damages credibility far more than a failed taped episode because networks know live failures cannot be edited away. YouTube Live testing costs essentially nothing and answers the most critical format questions before any real money is at risk.</w:t>
+      </w:r>
+    </w:p>
+    <w:p>
+      <w:pPr>
+        <w:pStyle w:val="BodyText"/>
+      </w:pPr>
+      <w:r>
+        <w:rPr>
+          <w:b/>
+          <w:bCs/>
+        </w:rPr>
+        <w:t xml:space="preserve">Three-Episode YouTube Live Validation Protocol:</w:t>
+      </w:r>
+    </w:p>
+    <w:p>
+      <w:pPr>
+        <w:pStyle w:val="BodyText"/>
+      </w:pPr>
+      <w:r>
+        <w:rPr>
+          <w:b/>
+          <w:bCs/>
+        </w:rPr>
+        <w:t xml:space="preserve">Test Episode Design:</w:t>
+      </w:r>
+      <w:r>
+        <w:t xml:space="preserve"> </w:t>
+      </w:r>
+      <w:r>
+        <w:t xml:space="preserve">Each of the three validation episodes runs 60 minutes, using the four-segment format:</w:t>
+      </w:r>
+      <w:r>
+        <w:t xml:space="preserve"> </w:t>
+      </w:r>
+      <w:r>
+        <w:t xml:space="preserve">- The Hot Seat (creator presents their portfolio to the AI matching engine live)</w:t>
+      </w:r>
+      <w:r>
+        <w:t xml:space="preserve"> </w:t>
+      </w:r>
+      <w:r>
+        <w:t xml:space="preserve">- Rate My Deal (audience submits real deals for live scoring)</w:t>
+      </w:r>
+      <w:r>
+        <w:t xml:space="preserve"> </w:t>
+      </w:r>
+      <w:r>
+        <w:t xml:space="preserve">- The Closer (a real creator negotiates a real brand deal in real time)</w:t>
+      </w:r>
+      <w:r>
+        <w:t xml:space="preserve"> </w:t>
+      </w:r>
+      <w:r>
+        <w:t xml:space="preserve">- The Wildcard (one unexpected format element per episode to test audience engagement)</w:t>
+      </w:r>
+    </w:p>
+    <w:p>
+      <w:pPr>
+        <w:pStyle w:val="BodyText"/>
+      </w:pPr>
+      <w:r>
+        <w:rPr>
+          <w:b/>
+          <w:bCs/>
+        </w:rPr>
+        <w:t xml:space="preserve">Success Metrics — Defined Before the First Test Episode:</w:t>
+      </w:r>
+    </w:p>
+    <w:tbl>
+      <w:tblPr>
+        <w:tblStyle w:val="Table"/>
+        <w:tblW w:type="pct" w:w="5000"/>
+        <w:tblLayout w:type="fixed"/>
+        <w:tblLook w:firstRow="1" w:lastRow="0" w:firstColumn="0" w:lastColumn="0" w:noHBand="0" w:noVBand="0" w:val="0020"/>
+      </w:tblPr>
+      <w:tblGrid>
+        <w:gridCol w:w="1980"/>
+        <w:gridCol w:w="1980"/>
+        <w:gridCol w:w="1980"/>
+        <w:gridCol w:w="1980"/>
+      </w:tblGrid>
+      <w:tr>
+        <w:trPr>
+          <w:tblHeader w:val="on"/>
+        </w:trPr>
+        <w:tc>
+          <w:tcPr/>
+          <w:p>
+            <w:pPr>
+              <w:pStyle w:val="Compact"/>
+            </w:pPr>
+            <w:r>
+              <w:t xml:space="preserve">Metric</w:t>
+            </w:r>
+          </w:p>
+        </w:tc>
+        <w:tc>
+          <w:tcPr/>
+          <w:p>
+            <w:pPr>
+              <w:pStyle w:val="Compact"/>
+            </w:pPr>
+            <w:r>
+              <w:t xml:space="preserve">Minimum Threshold (Format Validated)</w:t>
+            </w:r>
+          </w:p>
+        </w:tc>
+        <w:tc>
+          <w:tcPr/>
+          <w:p>
+            <w:pPr>
+              <w:pStyle w:val="Compact"/>
+            </w:pPr>
+            <w:r>
+              <w:t xml:space="preserve">Target</w:t>
+            </w:r>
+          </w:p>
+        </w:tc>
+        <w:tc>
+          <w:tcPr/>
+          <w:p>
+            <w:pPr>
+              <w:pStyle w:val="Compact"/>
+            </w:pPr>
+            <w:r>
+              <w:t xml:space="preserve">Notes</w:t>
+            </w:r>
+          </w:p>
+        </w:tc>
+      </w:tr>
+      <w:tr>
+        <w:tc>
+          <w:tcPr/>
+          <w:p>
+            <w:pPr>
+              <w:pStyle w:val="Compact"/>
+            </w:pPr>
+            <w:r>
+              <w:t xml:space="preserve">Concurrent Viewers at Peak</w:t>
+            </w:r>
+          </w:p>
+        </w:tc>
+        <w:tc>
+          <w:tcPr/>
+          <w:p>
+            <w:pPr>
+              <w:pStyle w:val="Compact"/>
+            </w:pPr>
+            <w:r>
+              <w:t xml:space="preserve">500+</w:t>
+            </w:r>
+          </w:p>
+        </w:tc>
+        <w:tc>
+          <w:tcPr/>
+          <w:p>
+            <w:pPr>
+              <w:pStyle w:val="Compact"/>
+            </w:pPr>
+            <w:r>
+              <w:t xml:space="preserve">2,000+</w:t>
+            </w:r>
+          </w:p>
+        </w:tc>
+        <w:tc>
+          <w:tcPr/>
+          <w:p>
+            <w:pPr>
+              <w:pStyle w:val="Compact"/>
+            </w:pPr>
+            <w:r>
+              <w:t xml:space="preserve">Minimum viable live audience for format validation</w:t>
+            </w:r>
+          </w:p>
+        </w:tc>
+      </w:tr>
+      <w:tr>
+        <w:tc>
+          <w:tcPr/>
+          <w:p>
+            <w:pPr>
+              <w:pStyle w:val="Compact"/>
+            </w:pPr>
+            <w:r>
+              <w:t xml:space="preserve">Average Concurrent Duration</w:t>
+            </w:r>
+          </w:p>
+        </w:tc>
+        <w:tc>
+          <w:tcPr/>
+          <w:p>
+            <w:pPr>
+              <w:pStyle w:val="Compact"/>
+            </w:pPr>
+            <w:r>
+              <w:t xml:space="preserve">18+ minutes</w:t>
+            </w:r>
+          </w:p>
+        </w:tc>
+        <w:tc>
+          <w:tcPr/>
+          <w:p>
+            <w:pPr>
+              <w:pStyle w:val="Compact"/>
+            </w:pPr>
+            <w:r>
+              <w:t xml:space="preserve">30+ minutes</w:t>
+            </w:r>
+          </w:p>
+        </w:tc>
+        <w:tc>
+          <w:tcPr/>
+          <w:p>
+            <w:pPr>
+              <w:pStyle w:val="Compact"/>
+            </w:pPr>
+            <w:r>
+              <w:t xml:space="preserve">Viewer retention measures format engagement, not discovery</w:t>
+            </w:r>
+          </w:p>
+        </w:tc>
+      </w:tr>
+      <w:tr>
+        <w:tc>
+          <w:tcPr/>
+          <w:p>
+            <w:pPr>
+              <w:pStyle w:val="Compact"/>
+            </w:pPr>
+            <w:r>
+              <w:t xml:space="preserve">Social Media Engagement Rate</w:t>
+            </w:r>
+          </w:p>
+        </w:tc>
+        <w:tc>
+          <w:tcPr/>
+          <w:p>
+            <w:pPr>
+              <w:pStyle w:val="Compact"/>
+            </w:pPr>
+            <w:r>
+              <w:t xml:space="preserve">3%+ of peak concurrent</w:t>
+            </w:r>
+          </w:p>
+        </w:tc>
+        <w:tc>
+          <w:tcPr/>
+          <w:p>
+            <w:pPr>
+              <w:pStyle w:val="Compact"/>
+            </w:pPr>
+            <w:r>
+              <w:t xml:space="preserve">8%+</w:t>
+            </w:r>
+          </w:p>
+        </w:tc>
+        <w:tc>
+          <w:tcPr/>
+          <w:p>
+            <w:pPr>
+              <w:pStyle w:val="Compact"/>
+            </w:pPr>
+            <w:r>
+              <w:t xml:space="preserve">Comments + shares during live broadcast</w:t>
+            </w:r>
+          </w:p>
+        </w:tc>
+      </w:tr>
+      <w:tr>
+        <w:tc>
+          <w:tcPr/>
+          <w:p>
+            <w:pPr>
+              <w:pStyle w:val="Compact"/>
+            </w:pPr>
+            <w:r>
+              <w:t xml:space="preserve">Platform Signup Conversion</w:t>
+            </w:r>
+          </w:p>
+        </w:tc>
+        <w:tc>
+          <w:tcPr/>
+          <w:p>
+            <w:pPr>
+              <w:pStyle w:val="Compact"/>
+            </w:pPr>
+            <w:r>
+              <w:t xml:space="preserve">1%+ of peak concurrent</w:t>
+            </w:r>
+          </w:p>
+        </w:tc>
+        <w:tc>
+          <w:tcPr/>
+          <w:p>
+            <w:pPr>
+              <w:pStyle w:val="Compact"/>
+            </w:pPr>
+            <w:r>
+              <w:t xml:space="preserve">3%+</w:t>
+            </w:r>
+          </w:p>
+        </w:tc>
+        <w:tc>
+          <w:tcPr/>
+          <w:p>
+            <w:pPr>
+              <w:pStyle w:val="Compact"/>
+            </w:pPr>
+            <w:r>
+              <w:t xml:space="preserve">The commercial purpose of the test — does the live format drive signups?</w:t>
+            </w:r>
+          </w:p>
+        </w:tc>
+      </w:tr>
+      <w:tr>
+        <w:tc>
+          <w:tcPr/>
+          <w:p>
+            <w:pPr>
+              <w:pStyle w:val="Compact"/>
+            </w:pPr>
+            <w:r>
+              <w:t xml:space="preserve">Clip Performance (24 hours post-broadcast)</w:t>
+            </w:r>
+          </w:p>
+        </w:tc>
+        <w:tc>
+          <w:tcPr/>
+          <w:p>
+            <w:pPr>
+              <w:pStyle w:val="Compact"/>
+            </w:pPr>
+            <w:r>
+              <w:t xml:space="preserve">10,000+ views</w:t>
+            </w:r>
+          </w:p>
+        </w:tc>
+        <w:tc>
+          <w:tcPr/>
+          <w:p>
+            <w:pPr>
+              <w:pStyle w:val="Compact"/>
+            </w:pPr>
+            <w:r>
+              <w:t xml:space="preserve">50,000+</w:t>
+            </w:r>
+          </w:p>
+        </w:tc>
+        <w:tc>
+          <w:tcPr/>
+          <w:p>
+            <w:pPr>
+              <w:pStyle w:val="Compact"/>
+            </w:pPr>
+            <w:r>
+              <w:t xml:space="preserve">Organic clip reach validates the shareable moment generation</w:t>
+            </w:r>
+          </w:p>
+        </w:tc>
+      </w:tr>
+    </w:tbl>
+    <w:p>
+      <w:pPr>
+        <w:pStyle w:val="BodyText"/>
+      </w:pPr>
+      <w:r>
+        <w:rPr>
+          <w:b/>
+          <w:bCs/>
+        </w:rPr>
+        <w:t xml:space="preserve">Production Standard for Test Episodes:</w:t>
+      </w:r>
+      <w:r>
+        <w:t xml:space="preserve"> </w:t>
+      </w:r>
+      <w:r>
+        <w:t xml:space="preserve">Film every test episode as if it were a production-quality episode — crew, lighting, real-time graphics, and DealStage platform UI visible on screen. Test episodes produced at</w:t>
+      </w:r>
+      <w:r>
+        <w:t xml:space="preserve"> </w:t>
+      </w:r>
+      <w:r>
+        <w:t xml:space="preserve">“test quality”</w:t>
+      </w:r>
+      <w:r>
+        <w:t xml:space="preserve"> </w:t>
+      </w:r>
+      <w:r>
+        <w:t xml:space="preserve">produce footage that looks like tests. The footage from these three episodes is the sizzle reel for the network pitch. Invest in production quality from Episode 1 of the YouTube test.</w:t>
+      </w:r>
+    </w:p>
+    <w:p>
+      <w:pPr>
+        <w:pStyle w:val="BodyText"/>
+      </w:pPr>
+      <w:r>
+        <w:rPr>
+          <w:b/>
+          <w:bCs/>
+        </w:rPr>
+        <w:t xml:space="preserve">72-Hour Announcement Protocol:</w:t>
+      </w:r>
+      <w:r>
+        <w:t xml:space="preserve"> </w:t>
+      </w:r>
+      <w:r>
+        <w:t xml:space="preserve">Announce each test episode publicly on DealStage social channels 72 hours before broadcast. Building live audience anticipation is a production skill that must be practiced before the network version. Test episodes are practice at audience mobilization, not just format validation.</w:t>
+      </w:r>
+    </w:p>
+    <w:p>
+      <w:pPr>
+        <w:pStyle w:val="BodyText"/>
+      </w:pPr>
+      <w:r>
+        <w:rPr>
+          <w:b/>
+          <w:bCs/>
+        </w:rPr>
+        <w:t xml:space="preserve">Network Pitch Impact:</w:t>
+      </w:r>
+      <w:r>
+        <w:t xml:space="preserve"> </w:t>
+      </w:r>
+      <w:r>
+        <w:t xml:space="preserve">After three validated YouTube Live episodes, the network pitch conversation changes entirely:</w:t>
+      </w:r>
+      <w:r>
+        <w:t xml:space="preserve"> </w:t>
+      </w:r>
+      <w:r>
+        <w:t xml:space="preserve">“We have run three live episodes. Here is the average concurrent viewership. Here is the clip performance. Here is the platform signup rate per episode. Here is what our live audience tells us about the format mechanics that work and the ones we have adjusted. We are not asking you to greenlight a concept. We are asking you to scale a validated format.”</w:t>
+      </w:r>
+    </w:p>
+    <w:p>
+      <w:pPr>
+        <w:pStyle w:val="BodyText"/>
+      </w:pPr>
+      <w:r>
+        <w:t xml:space="preserve">That is a different conversation. The YouTube test converts the network pitch from a concept sell into a data pitch.</w:t>
+      </w:r>
+    </w:p>
+    <w:p>
+      <w:r>
+        <w:pict>
+          <v:rect style="width:0;height:1.5pt" o:hralign="center" o:hrstd="t" o:hr="t"/>
+        </w:pict>
+      </w:r>
+    </w:p>
+    <w:bookmarkEnd w:id="47"/>
+    <w:bookmarkStart w:id="48" w:name="X581cffc85ef597d0a12d53b6e107bb6a120fe69"/>
+    <w:p>
+      <w:pPr>
+        <w:pStyle w:val="Heading2"/>
+      </w:pPr>
+      <w:r>
+        <w:t xml:space="preserve">[NEW] Suggestion 12.3 Applied: Contestant Archetype Portfolio</w:t>
+      </w:r>
+    </w:p>
+    <w:p>
+      <w:pPr>
+        <w:pStyle w:val="FirstParagraph"/>
+      </w:pPr>
+      <w:r>
+        <w:rPr>
+          <w:b/>
+          <w:bCs/>
+        </w:rPr>
+        <w:t xml:space="preserve">Mapping Characters to Platform User Acquisition Opportunities</w:t>
+      </w:r>
+    </w:p>
+    <w:p>
+      <w:pPr>
+        <w:pStyle w:val="BodyText"/>
+      </w:pPr>
+      <w:r>
+        <w:t xml:space="preserve">Every contestant on a DealStage show is not just a character — they are a proxy for a specific segment of the platform’s target user base. This mapping makes the investor-facing version of each concept financially precise.</w:t>
+      </w:r>
+    </w:p>
+    <w:p>
+      <w:pPr>
+        <w:pStyle w:val="BodyText"/>
+      </w:pPr>
+      <w:r>
+        <w:rPr>
+          <w:b/>
+          <w:bCs/>
+        </w:rPr>
+        <w:t xml:space="preserve">The Comeback — Archetype to User Segment Mapping:</w:t>
       </w:r>
     </w:p>
     <w:tbl>
@@ -6344,51 +8334,51 @@
               <w:pStyle w:val="Compact"/>
             </w:pPr>
             <w:r>
-              <w:t xml:space="preserve">Launch Month</w:t>
-            </w:r>
-          </w:p>
-        </w:tc>
-        <w:tc>
-          <w:tcPr/>
-          <w:p>
-            <w:pPr>
-              <w:pStyle w:val="Compact"/>
-            </w:pPr>
-            <w:r>
-              <w:t xml:space="preserve">Property</w:t>
-            </w:r>
-          </w:p>
-        </w:tc>
-        <w:tc>
-          <w:tcPr/>
-          <w:p>
-            <w:pPr>
-              <w:pStyle w:val="Compact"/>
-            </w:pPr>
-            <w:r>
-              <w:t xml:space="preserve">Type</w:t>
-            </w:r>
-          </w:p>
-        </w:tc>
-        <w:tc>
-          <w:tcPr/>
-          <w:p>
-            <w:pPr>
-              <w:pStyle w:val="Compact"/>
-            </w:pPr>
-            <w:r>
-              <w:t xml:space="preserve">Phase</w:t>
-            </w:r>
-          </w:p>
-        </w:tc>
-        <w:tc>
-          <w:tcPr/>
-          <w:p>
-            <w:pPr>
-              <w:pStyle w:val="Compact"/>
-            </w:pPr>
-            <w:r>
-              <w:t xml:space="preserve">Rationale</w:t>
+              <w:t xml:space="preserve">Archetype</w:t>
+            </w:r>
+          </w:p>
+        </w:tc>
+        <w:tc>
+          <w:tcPr/>
+          <w:p>
+            <w:pPr>
+              <w:pStyle w:val="Compact"/>
+            </w:pPr>
+            <w:r>
+              <w:t xml:space="preserve">Story Profile</w:t>
+            </w:r>
+          </w:p>
+        </w:tc>
+        <w:tc>
+          <w:tcPr/>
+          <w:p>
+            <w:pPr>
+              <w:pStyle w:val="Compact"/>
+            </w:pPr>
+            <w:r>
+              <w:t xml:space="preserve">Estimated US Creator Population</w:t>
+            </w:r>
+          </w:p>
+        </w:tc>
+        <w:tc>
+          <w:tcPr/>
+          <w:p>
+            <w:pPr>
+              <w:pStyle w:val="Compact"/>
+            </w:pPr>
+            <w:r>
+              <w:t xml:space="preserve">Platform Conversion Opportunity</w:t>
+            </w:r>
+          </w:p>
+        </w:tc>
+        <w:tc>
+          <w:tcPr/>
+          <w:p>
+            <w:pPr>
+              <w:pStyle w:val="Compact"/>
+            </w:pPr>
+            <w:r>
+              <w:t xml:space="preserve">First Platform Feature They Would Use</w:t>
             </w:r>
           </w:p>
         </w:tc>
@@ -6401,51 +8391,51 @@
               <w:pStyle w:val="Compact"/>
             </w:pPr>
             <w:r>
-              <w:t xml:space="preserve">Month 1–3</w:t>
-            </w:r>
-          </w:p>
-        </w:tc>
-        <w:tc>
-          <w:tcPr/>
-          <w:p>
-            <w:pPr>
-              <w:pStyle w:val="Compact"/>
-            </w:pPr>
-            <w:r>
-              <w:t xml:space="preserve">Platform (thedealstage.com) live &amp; user acquisition begins</w:t>
-            </w:r>
-          </w:p>
-        </w:tc>
-        <w:tc>
-          <w:tcPr/>
-          <w:p>
-            <w:pPr>
-              <w:pStyle w:val="Compact"/>
-            </w:pPr>
-            <w:r>
-              <w:t xml:space="preserve">Platform</w:t>
-            </w:r>
-          </w:p>
-        </w:tc>
-        <w:tc>
-          <w:tcPr/>
-          <w:p>
-            <w:pPr>
-              <w:pStyle w:val="Compact"/>
-            </w:pPr>
-            <w:r>
-              <w:t xml:space="preserve">Phase 1</w:t>
-            </w:r>
-          </w:p>
-        </w:tc>
-        <w:tc>
-          <w:tcPr/>
-          <w:p>
-            <w:pPr>
-              <w:pStyle w:val="Compact"/>
-            </w:pPr>
-            <w:r>
-              <w:t xml:space="preserve">Foundation — all content depends on real user data</w:t>
+              <w:t xml:space="preserve">The Injured Athlete</w:t>
+            </w:r>
+          </w:p>
+        </w:tc>
+        <w:tc>
+          <w:tcPr/>
+          <w:p>
+            <w:pPr>
+              <w:pStyle w:val="Compact"/>
+            </w:pPr>
+            <w:r>
+              <w:t xml:space="preserve">Professional or semi-professional athlete who built a social audience during their playing career; now building a creator business post-career or post-injury</w:t>
+            </w:r>
+          </w:p>
+        </w:tc>
+        <w:tc>
+          <w:tcPr/>
+          <w:p>
+            <w:pPr>
+              <w:pStyle w:val="Compact"/>
+            </w:pPr>
+            <w:r>
+              <w:t xml:space="preserve">50,000+ creators with sports-adjacent audiences and post-career platform presence</w:t>
+            </w:r>
+          </w:p>
+        </w:tc>
+        <w:tc>
+          <w:tcPr/>
+          <w:p>
+            <w:pPr>
+              <w:pStyle w:val="Compact"/>
+            </w:pPr>
+            <w:r>
+              <w:t xml:space="preserve">High: athletes who see a comeback creator find their match score and recognize their retained audience has commercial value they have not accessed</w:t>
+            </w:r>
+          </w:p>
+        </w:tc>
+        <w:tc>
+          <w:tcPr/>
+          <w:p>
+            <w:pPr>
+              <w:pStyle w:val="Compact"/>
+            </w:pPr>
+            <w:r>
+              <w:t xml:space="preserve">AI match score reveal; brand compatibility analysis for sports-adjacent brands</w:t>
             </w:r>
           </w:p>
         </w:tc>
@@ -6458,51 +8448,51 @@
               <w:pStyle w:val="Compact"/>
             </w:pPr>
             <w:r>
-              <w:t xml:space="preserve">Month 3</w:t>
-            </w:r>
-          </w:p>
-        </w:tc>
-        <w:tc>
-          <w:tcPr/>
-          <w:p>
-            <w:pPr>
-              <w:pStyle w:val="Compact"/>
-            </w:pPr>
-            <w:r>
-              <w:t xml:space="preserve">The Deal Stage Podcast (flagship)</w:t>
-            </w:r>
-          </w:p>
-        </w:tc>
-        <w:tc>
-          <w:tcPr/>
-          <w:p>
-            <w:pPr>
-              <w:pStyle w:val="Compact"/>
-            </w:pPr>
-            <w:r>
-              <w:t xml:space="preserve">Podcast</w:t>
-            </w:r>
-          </w:p>
-        </w:tc>
-        <w:tc>
-          <w:tcPr/>
-          <w:p>
-            <w:pPr>
-              <w:pStyle w:val="Compact"/>
-            </w:pPr>
-            <w:r>
-              <w:t xml:space="preserve">Phase 2</w:t>
-            </w:r>
-          </w:p>
-        </w:tc>
-        <w:tc>
-          <w:tcPr/>
-          <w:p>
-            <w:pPr>
-              <w:pStyle w:val="Compact"/>
-            </w:pPr>
-            <w:r>
-              <w:t xml:space="preserve">First content launch; low cost, high learning value</w:t>
+              <w:t xml:space="preserve">The Canceled Creator</w:t>
+            </w:r>
+          </w:p>
+        </w:tc>
+        <w:tc>
+          <w:tcPr/>
+          <w:p>
+            <w:pPr>
+              <w:pStyle w:val="Compact"/>
+            </w:pPr>
+            <w:r>
+              <w:t xml:space="preserve">Creator who faced public controversy, lost brand deals, and rebuilt their audience with a different narrative</w:t>
+            </w:r>
+          </w:p>
+        </w:tc>
+        <w:tc>
+          <w:tcPr/>
+          <w:p>
+            <w:pPr>
+              <w:pStyle w:val="Compact"/>
+            </w:pPr>
+            <w:r>
+              <w:t xml:space="preserve">15,000+ creators who have publicly documented a platform pivot following controversy</w:t>
+            </w:r>
+          </w:p>
+        </w:tc>
+        <w:tc>
+          <w:tcPr/>
+          <w:p>
+            <w:pPr>
+              <w:pStyle w:val="Compact"/>
+            </w:pPr>
+            <w:r>
+              <w:t xml:space="preserve">Medium: the audience is motivated to use the platform to find brands whose values align with their rebuilt identity, not their pre-controversy one</w:t>
+            </w:r>
+          </w:p>
+        </w:tc>
+        <w:tc>
+          <w:tcPr/>
+          <w:p>
+            <w:pPr>
+              <w:pStyle w:val="Compact"/>
+            </w:pPr>
+            <w:r>
+              <w:t xml:space="preserve">Brand values alignment filter; deal documentation history review</w:t>
             </w:r>
           </w:p>
         </w:tc>
@@ -6515,51 +8505,51 @@
               <w:pStyle w:val="Compact"/>
             </w:pPr>
             <w:r>
-              <w:t xml:space="preserve">Month 5</w:t>
-            </w:r>
-          </w:p>
-        </w:tc>
-        <w:tc>
-          <w:tcPr/>
-          <w:p>
-            <w:pPr>
-              <w:pStyle w:val="Compact"/>
-            </w:pPr>
-            <w:r>
-              <w:t xml:space="preserve">Deal or Disaster (Podcast)</w:t>
-            </w:r>
-          </w:p>
-        </w:tc>
-        <w:tc>
-          <w:tcPr/>
-          <w:p>
-            <w:pPr>
-              <w:pStyle w:val="Compact"/>
-            </w:pPr>
-            <w:r>
-              <w:t xml:space="preserve">Podcast</w:t>
-            </w:r>
-          </w:p>
-        </w:tc>
-        <w:tc>
-          <w:tcPr/>
-          <w:p>
-            <w:pPr>
-              <w:pStyle w:val="Compact"/>
-            </w:pPr>
-            <w:r>
-              <w:t xml:space="preserve">Phase 2</w:t>
-            </w:r>
-          </w:p>
-        </w:tc>
-        <w:tc>
-          <w:tcPr/>
-          <w:p>
-            <w:pPr>
-              <w:pStyle w:val="Compact"/>
-            </w:pPr>
-            <w:r>
-              <w:t xml:space="preserve">Second podcast format; contrast format drives shareability</w:t>
+              <w:t xml:space="preserve">The Comeback Mom</w:t>
+            </w:r>
+          </w:p>
+        </w:tc>
+        <w:tc>
+          <w:tcPr/>
+          <w:p>
+            <w:pPr>
+              <w:pStyle w:val="Compact"/>
+            </w:pPr>
+            <w:r>
+              <w:t xml:space="preserve">Creator who paused content for family reasons (pregnancy, caregiving) and is returning to a significantly changed algorithm environment</w:t>
+            </w:r>
+          </w:p>
+        </w:tc>
+        <w:tc>
+          <w:tcPr/>
+          <w:p>
+            <w:pPr>
+              <w:pStyle w:val="Compact"/>
+            </w:pPr>
+            <w:r>
+              <w:t xml:space="preserve">100,000+ creators who paused and restarted content creation in the past 2-3 years</w:t>
+            </w:r>
+          </w:p>
+        </w:tc>
+        <w:tc>
+          <w:tcPr/>
+          <w:p>
+            <w:pPr>
+              <w:pStyle w:val="Compact"/>
+            </w:pPr>
+            <w:r>
+              <w:t xml:space="preserve">High: these creators often underestimate their retained audience value; the AI match score surfaces the gap between self-perception and commercial value</w:t>
+            </w:r>
+          </w:p>
+        </w:tc>
+        <w:tc>
+          <w:tcPr/>
+          <w:p>
+            <w:pPr>
+              <w:pStyle w:val="Compact"/>
+            </w:pPr>
+            <w:r>
+              <w:t xml:space="preserve">AI match score; audience retention analysis across the pause period</w:t>
             </w:r>
           </w:p>
         </w:tc>
@@ -6572,51 +8562,51 @@
               <w:pStyle w:val="Compact"/>
             </w:pPr>
             <w:r>
-              <w:t xml:space="preserve">Month 7</w:t>
-            </w:r>
-          </w:p>
-        </w:tc>
-        <w:tc>
-          <w:tcPr/>
-          <w:p>
-            <w:pPr>
-              <w:pStyle w:val="Compact"/>
-            </w:pPr>
-            <w:r>
-              <w:t xml:space="preserve">Deal Stage Contenders (YouTube)</w:t>
-            </w:r>
-          </w:p>
-        </w:tc>
-        <w:tc>
-          <w:tcPr/>
-          <w:p>
-            <w:pPr>
-              <w:pStyle w:val="Compact"/>
-            </w:pPr>
-            <w:r>
-              <w:t xml:space="preserve">YouTube</w:t>
-            </w:r>
-          </w:p>
-        </w:tc>
-        <w:tc>
-          <w:tcPr/>
-          <w:p>
-            <w:pPr>
-              <w:pStyle w:val="Compact"/>
-            </w:pPr>
-            <w:r>
-              <w:t xml:space="preserve">Phase 3</w:t>
-            </w:r>
-          </w:p>
-        </w:tc>
-        <w:tc>
-          <w:tcPr/>
-          <w:p>
-            <w:pPr>
-              <w:pStyle w:val="Compact"/>
-            </w:pPr>
-            <w:r>
-              <w:t xml:space="preserve">First video format; built from best podcast stories</w:t>
+              <w:t xml:space="preserve">The Creative-Turned-Professional</w:t>
+            </w:r>
+          </w:p>
+        </w:tc>
+        <w:tc>
+          <w:tcPr/>
+          <w:p>
+            <w:pPr>
+              <w:pStyle w:val="Compact"/>
+            </w:pPr>
+            <w:r>
+              <w:t xml:space="preserve">Creator whose content evolved from personal hobby to professional operation; audience loyalty strong but monetization infrastructure underdeveloped</w:t>
+            </w:r>
+          </w:p>
+        </w:tc>
+        <w:tc>
+          <w:tcPr/>
+          <w:p>
+            <w:pPr>
+              <w:pStyle w:val="Compact"/>
+            </w:pPr>
+            <w:r>
+              <w:t xml:space="preserve">200,000+ creators in the transition phase between hobbyist and professional</w:t>
+            </w:r>
+          </w:p>
+        </w:tc>
+        <w:tc>
+          <w:tcPr/>
+          <w:p>
+            <w:pPr>
+              <w:pStyle w:val="Compact"/>
+            </w:pPr>
+            <w:r>
+              <w:t xml:space="preserve">Very High: this is the platform’s core user segment; the comeback arc is their story</w:t>
+            </w:r>
+          </w:p>
+        </w:tc>
+        <w:tc>
+          <w:tcPr/>
+          <w:p>
+            <w:pPr>
+              <w:pStyle w:val="Compact"/>
+            </w:pPr>
+            <w:r>
+              <w:t xml:space="preserve">Full platform onboarding; deal pipeline management; contract templates</w:t>
             </w:r>
           </w:p>
         </w:tc>
@@ -6629,51 +8619,126 @@
               <w:pStyle w:val="Compact"/>
             </w:pPr>
             <w:r>
-              <w:t xml:space="preserve">Month 8</w:t>
-            </w:r>
-          </w:p>
-        </w:tc>
-        <w:tc>
-          <w:tcPr/>
-          <w:p>
-            <w:pPr>
-              <w:pStyle w:val="Compact"/>
-            </w:pPr>
-            <w:r>
-              <w:t xml:space="preserve">The Other Side (Podcast)</w:t>
-            </w:r>
-          </w:p>
-        </w:tc>
-        <w:tc>
-          <w:tcPr/>
-          <w:p>
-            <w:pPr>
-              <w:pStyle w:val="Compact"/>
-            </w:pPr>
-            <w:r>
-              <w:t xml:space="preserve">Podcast</w:t>
-            </w:r>
-          </w:p>
-        </w:tc>
-        <w:tc>
-          <w:tcPr/>
-          <w:p>
-            <w:pPr>
-              <w:pStyle w:val="Compact"/>
-            </w:pPr>
-            <w:r>
-              <w:t xml:space="preserve">Phase 3</w:t>
-            </w:r>
-          </w:p>
-        </w:tc>
-        <w:tc>
-          <w:tcPr/>
-          <w:p>
-            <w:pPr>
-              <w:pStyle w:val="Compact"/>
-            </w:pPr>
-            <w:r>
-              <w:t xml:space="preserve">Brand-executive perspective; dual audience increases CPM</w:t>
+              <w:t xml:space="preserve">The Genre Pivot</w:t>
+            </w:r>
+          </w:p>
+        </w:tc>
+        <w:tc>
+          <w:tcPr/>
+          <w:p>
+            <w:pPr>
+              <w:pStyle w:val="Compact"/>
+            </w:pPr>
+            <w:r>
+              <w:t xml:space="preserve">Creator who changed content category entirely (gaming to wellness, comedy to finance) and is rebuilding brand relationships in a new category</w:t>
+            </w:r>
+          </w:p>
+        </w:tc>
+        <w:tc>
+          <w:tcPr/>
+          <w:p>
+            <w:pPr>
+              <w:pStyle w:val="Compact"/>
+            </w:pPr>
+            <w:r>
+              <w:t xml:space="preserve">75,000+ creators who have made a documented category shift in the past 18 months</w:t>
+            </w:r>
+          </w:p>
+        </w:tc>
+        <w:tc>
+          <w:tcPr/>
+          <w:p>
+            <w:pPr>
+              <w:pStyle w:val="Compact"/>
+            </w:pPr>
+            <w:r>
+              <w:t xml:space="preserve">Medium-High: these creators need the AI matching engine to identify brands in their new category who value their cross-genre audience data</w:t>
+            </w:r>
+          </w:p>
+        </w:tc>
+        <w:tc>
+          <w:tcPr/>
+          <w:p>
+            <w:pPr>
+              <w:pStyle w:val="Compact"/>
+            </w:pPr>
+            <w:r>
+              <w:t xml:space="preserve">Brand category explorer; AI matching across their existing audience demographic</w:t>
+            </w:r>
+          </w:p>
+        </w:tc>
+      </w:tr>
+    </w:tbl>
+    <w:p>
+      <w:pPr>
+        <w:pStyle w:val="BodyText"/>
+      </w:pPr>
+      <w:r>
+        <w:rPr>
+          <w:b/>
+          <w:bCs/>
+        </w:rPr>
+        <w:t xml:space="preserve">Deal Stage: Live — Segment to Subscription Tier Mapping:</w:t>
+      </w:r>
+    </w:p>
+    <w:tbl>
+      <w:tblPr>
+        <w:tblStyle w:val="Table"/>
+        <w:tblW w:type="pct" w:w="5000"/>
+        <w:tblLayout w:type="fixed"/>
+        <w:tblLook w:firstRow="1" w:lastRow="0" w:firstColumn="0" w:lastColumn="0" w:noHBand="0" w:noVBand="0" w:val="0020"/>
+      </w:tblPr>
+      <w:tblGrid>
+        <w:gridCol w:w="1980"/>
+        <w:gridCol w:w="1980"/>
+        <w:gridCol w:w="1980"/>
+        <w:gridCol w:w="1980"/>
+      </w:tblGrid>
+      <w:tr>
+        <w:trPr>
+          <w:tblHeader w:val="on"/>
+        </w:trPr>
+        <w:tc>
+          <w:tcPr/>
+          <w:p>
+            <w:pPr>
+              <w:pStyle w:val="Compact"/>
+            </w:pPr>
+            <w:r>
+              <w:t xml:space="preserve">Show Segment</w:t>
+            </w:r>
+          </w:p>
+        </w:tc>
+        <w:tc>
+          <w:tcPr/>
+          <w:p>
+            <w:pPr>
+              <w:pStyle w:val="Compact"/>
+            </w:pPr>
+            <w:r>
+              <w:t xml:space="preserve">Viewer Profile</w:t>
+            </w:r>
+          </w:p>
+        </w:tc>
+        <w:tc>
+          <w:tcPr/>
+          <w:p>
+            <w:pPr>
+              <w:pStyle w:val="Compact"/>
+            </w:pPr>
+            <w:r>
+              <w:t xml:space="preserve">Platform Subscription Tier</w:t>
+            </w:r>
+          </w:p>
+        </w:tc>
+        <w:tc>
+          <w:tcPr/>
+          <w:p>
+            <w:pPr>
+              <w:pStyle w:val="Compact"/>
+            </w:pPr>
+            <w:r>
+              <w:t xml:space="preserve">First Use Case</w:t>
             </w:r>
           </w:p>
         </w:tc>
@@ -6686,51 +8751,40 @@
               <w:pStyle w:val="Compact"/>
             </w:pPr>
             <w:r>
-              <w:t xml:space="preserve">Month 10</w:t>
-            </w:r>
-          </w:p>
-        </w:tc>
-        <w:tc>
-          <w:tcPr/>
-          <w:p>
-            <w:pPr>
-              <w:pStyle w:val="Compact"/>
-            </w:pPr>
-            <w:r>
-              <w:t xml:space="preserve">The Blind Deal (YouTube)</w:t>
-            </w:r>
-          </w:p>
-        </w:tc>
-        <w:tc>
-          <w:tcPr/>
-          <w:p>
-            <w:pPr>
-              <w:pStyle w:val="Compact"/>
-            </w:pPr>
-            <w:r>
-              <w:t xml:space="preserve">YouTube</w:t>
-            </w:r>
-          </w:p>
-        </w:tc>
-        <w:tc>
-          <w:tcPr/>
-          <w:p>
-            <w:pPr>
-              <w:pStyle w:val="Compact"/>
-            </w:pPr>
-            <w:r>
-              <w:t xml:space="preserve">Phase 3</w:t>
-            </w:r>
-          </w:p>
-        </w:tc>
-        <w:tc>
-          <w:tcPr/>
-          <w:p>
-            <w:pPr>
-              <w:pStyle w:val="Compact"/>
-            </w:pPr>
-            <w:r>
-              <w:t xml:space="preserve">Mystery format drives return viewers; complements Contenders</w:t>
+              <w:t xml:space="preserve">The Hot Seat</w:t>
+            </w:r>
+          </w:p>
+        </w:tc>
+        <w:tc>
+          <w:tcPr/>
+          <w:p>
+            <w:pPr>
+              <w:pStyle w:val="Compact"/>
+            </w:pPr>
+            <w:r>
+              <w:t xml:space="preserve">Working creators who see themselves in the contestant; motivated to check their own match score</w:t>
+            </w:r>
+          </w:p>
+        </w:tc>
+        <w:tc>
+          <w:tcPr/>
+          <w:p>
+            <w:pPr>
+              <w:pStyle w:val="Compact"/>
+            </w:pPr>
+            <w:r>
+              <w:t xml:space="preserve">Talent Tier — Creator subscription</w:t>
+            </w:r>
+          </w:p>
+        </w:tc>
+        <w:tc>
+          <w:tcPr/>
+          <w:p>
+            <w:pPr>
+              <w:pStyle w:val="Compact"/>
+            </w:pPr>
+            <w:r>
+              <w:t xml:space="preserve">First-time AI match score generation</w:t>
             </w:r>
           </w:p>
         </w:tc>
@@ -6743,51 +8797,40 @@
               <w:pStyle w:val="Compact"/>
             </w:pPr>
             <w:r>
-              <w:t xml:space="preserve">Month 11</w:t>
-            </w:r>
-          </w:p>
-        </w:tc>
-        <w:tc>
-          <w:tcPr/>
-          <w:p>
-            <w:pPr>
-              <w:pStyle w:val="Compact"/>
-            </w:pPr>
-            <w:r>
-              <w:t xml:space="preserve">Deal Stage Academy (YouTube)</w:t>
-            </w:r>
-          </w:p>
-        </w:tc>
-        <w:tc>
-          <w:tcPr/>
-          <w:p>
-            <w:pPr>
-              <w:pStyle w:val="Compact"/>
-            </w:pPr>
-            <w:r>
-              <w:t xml:space="preserve">YouTube</w:t>
-            </w:r>
-          </w:p>
-        </w:tc>
-        <w:tc>
-          <w:tcPr/>
-          <w:p>
-            <w:pPr>
-              <w:pStyle w:val="Compact"/>
-            </w:pPr>
-            <w:r>
-              <w:t xml:space="preserve">Phase 3</w:t>
-            </w:r>
-          </w:p>
-        </w:tc>
-        <w:tc>
-          <w:tcPr/>
-          <w:p>
-            <w:pPr>
-              <w:pStyle w:val="Compact"/>
-            </w:pPr>
-            <w:r>
-              <w:t xml:space="preserve">Educational format; retention-focused, lower viral ceiling but high LTV user conversion</w:t>
+              <w:t xml:space="preserve">Rate My Deal</w:t>
+            </w:r>
+          </w:p>
+        </w:tc>
+        <w:tc>
+          <w:tcPr/>
+          <w:p>
+            <w:pPr>
+              <w:pStyle w:val="Compact"/>
+            </w:pPr>
+            <w:r>
+              <w:t xml:space="preserve">Creators and agency professionals evaluating real deal terms against platform benchmarks</w:t>
+            </w:r>
+          </w:p>
+        </w:tc>
+        <w:tc>
+          <w:tcPr/>
+          <w:p>
+            <w:pPr>
+              <w:pStyle w:val="Compact"/>
+            </w:pPr>
+            <w:r>
+              <w:t xml:space="preserve">Talent Tier or Agency Tier</w:t>
+            </w:r>
+          </w:p>
+        </w:tc>
+        <w:tc>
+          <w:tcPr/>
+          <w:p>
+            <w:pPr>
+              <w:pStyle w:val="Compact"/>
+            </w:pPr>
+            <w:r>
+              <w:t xml:space="preserve">Deal benchmarking and comparison</w:t>
             </w:r>
           </w:p>
         </w:tc>
@@ -6800,51 +8843,40 @@
               <w:pStyle w:val="Compact"/>
             </w:pPr>
             <w:r>
-              <w:t xml:space="preserve">Month 12–15</w:t>
-            </w:r>
-          </w:p>
-        </w:tc>
-        <w:tc>
-          <w:tcPr/>
-          <w:p>
-            <w:pPr>
-              <w:pStyle w:val="Compact"/>
-            </w:pPr>
-            <w:r>
-              <w:t xml:space="preserve">TV pitch meetings begin (TV Show flagship)</w:t>
-            </w:r>
-          </w:p>
-        </w:tc>
-        <w:tc>
-          <w:tcPr/>
-          <w:p>
-            <w:pPr>
-              <w:pStyle w:val="Compact"/>
-            </w:pPr>
-            <w:r>
-              <w:t xml:space="preserve">TV</w:t>
-            </w:r>
-          </w:p>
-        </w:tc>
-        <w:tc>
-          <w:tcPr/>
-          <w:p>
-            <w:pPr>
-              <w:pStyle w:val="Compact"/>
-            </w:pPr>
-            <w:r>
-              <w:t xml:space="preserve">Phase 4</w:t>
-            </w:r>
-          </w:p>
-        </w:tc>
-        <w:tc>
-          <w:tcPr/>
-          <w:p>
-            <w:pPr>
-              <w:pStyle w:val="Compact"/>
-            </w:pPr>
-            <w:r>
-              <w:t xml:space="preserve">YouTube data de-risks pitch; podcast establishes editorial voice</w:t>
+              <w:t xml:space="preserve">The Closer</w:t>
+            </w:r>
+          </w:p>
+        </w:tc>
+        <w:tc>
+          <w:tcPr/>
+          <w:p>
+            <w:pPr>
+              <w:pStyle w:val="Compact"/>
+            </w:pPr>
+            <w:r>
+              <w:t xml:space="preserve">Brand marketing professionals watching live negotiation; evaluating DealStage as their own deal management infrastructure</w:t>
+            </w:r>
+          </w:p>
+        </w:tc>
+        <w:tc>
+          <w:tcPr/>
+          <w:p>
+            <w:pPr>
+              <w:pStyle w:val="Compact"/>
+            </w:pPr>
+            <w:r>
+              <w:t xml:space="preserve">Brand Tier</w:t>
+            </w:r>
+          </w:p>
+        </w:tc>
+        <w:tc>
+          <w:tcPr/>
+          <w:p>
+            <w:pPr>
+              <w:pStyle w:val="Compact"/>
+            </w:pPr>
+            <w:r>
+              <w:t xml:space="preserve">Brand dashboard; creator discovery</w:t>
             </w:r>
           </w:p>
         </w:tc>
@@ -6857,51 +8889,146 @@
               <w:pStyle w:val="Compact"/>
             </w:pPr>
             <w:r>
-              <w:t xml:space="preserve">Month 15</w:t>
-            </w:r>
-          </w:p>
-        </w:tc>
-        <w:tc>
-          <w:tcPr/>
-          <w:p>
-            <w:pPr>
-              <w:pStyle w:val="Compact"/>
-            </w:pPr>
-            <w:r>
-              <w:t xml:space="preserve">Development deal signed (TV Show flagship)</w:t>
-            </w:r>
-          </w:p>
-        </w:tc>
-        <w:tc>
-          <w:tcPr/>
-          <w:p>
-            <w:pPr>
-              <w:pStyle w:val="Compact"/>
-            </w:pPr>
-            <w:r>
-              <w:t xml:space="preserve">TV</w:t>
-            </w:r>
-          </w:p>
-        </w:tc>
-        <w:tc>
-          <w:tcPr/>
-          <w:p>
-            <w:pPr>
-              <w:pStyle w:val="Compact"/>
-            </w:pPr>
-            <w:r>
-              <w:t xml:space="preserve">Phase 4</w:t>
-            </w:r>
-          </w:p>
-        </w:tc>
-        <w:tc>
-          <w:tcPr/>
-          <w:p>
-            <w:pPr>
-              <w:pStyle w:val="Compact"/>
-            </w:pPr>
-            <w:r>
-              <w:t xml:space="preserve">Greenlight target</w:t>
+              <w:t xml:space="preserve">The Wildcard</w:t>
+            </w:r>
+          </w:p>
+        </w:tc>
+        <w:tc>
+          <w:tcPr/>
+          <w:p>
+            <w:pPr>
+              <w:pStyle w:val="Compact"/>
+            </w:pPr>
+            <w:r>
+              <w:t xml:space="preserve">Broad audience; entertainment-first viewers who may not have prior creator economy context</w:t>
+            </w:r>
+          </w:p>
+        </w:tc>
+        <w:tc>
+          <w:tcPr/>
+          <w:p>
+            <w:pPr>
+              <w:pStyle w:val="Compact"/>
+            </w:pPr>
+            <w:r>
+              <w:t xml:space="preserve">Discovery-tier conversion; free trial</w:t>
+            </w:r>
+          </w:p>
+        </w:tc>
+        <w:tc>
+          <w:tcPr/>
+          <w:p>
+            <w:pPr>
+              <w:pStyle w:val="Compact"/>
+            </w:pPr>
+            <w:r>
+              <w:t xml:space="preserve">Platform awareness → trial → conversion</w:t>
+            </w:r>
+          </w:p>
+        </w:tc>
+      </w:tr>
+    </w:tbl>
+    <w:p>
+      <w:pPr>
+        <w:pStyle w:val="BodyText"/>
+      </w:pPr>
+      <w:r>
+        <w:rPr>
+          <w:b/>
+          <w:bCs/>
+        </w:rPr>
+        <w:t xml:space="preserve">Investor Framing:</w:t>
+      </w:r>
+      <w:r>
+        <w:t xml:space="preserve"> </w:t>
+      </w:r>
+      <w:r>
+        <w:t xml:space="preserve">“The show does not just create awareness. It speaks directly to specific underserved platform user segments and motivates platform action at the moment of peak emotional resonance. Every episode is a targeted conversion campaign for multiple user segments simultaneously — without paid advertising costs.”</w:t>
+      </w:r>
+    </w:p>
+    <w:p>
+      <w:r>
+        <w:pict>
+          <v:rect style="width:0;height:1.5pt" o:hralign="center" o:hrstd="t" o:hr="t"/>
+        </w:pict>
+      </w:r>
+    </w:p>
+    <w:bookmarkEnd w:id="48"/>
+    <w:bookmarkStart w:id="49" w:name="X3683d55e2b38ac6db52919011c5779b07146af3"/>
+    <w:p>
+      <w:pPr>
+        <w:pStyle w:val="Heading2"/>
+      </w:pPr>
+      <w:r>
+        <w:t xml:space="preserve">[NEW] Suggestion 12.4 Applied: Greenlight Sequence Decision Framework</w:t>
+      </w:r>
+    </w:p>
+    <w:p>
+      <w:pPr>
+        <w:pStyle w:val="FirstParagraph"/>
+      </w:pPr>
+      <w:r>
+        <w:rPr>
+          <w:b/>
+          <w:bCs/>
+        </w:rPr>
+        <w:t xml:space="preserve">Which Show Gets Pitched First — Driven by Platform Data, Not Preference</w:t>
+      </w:r>
+    </w:p>
+    <w:p>
+      <w:pPr>
+        <w:pStyle w:val="BodyText"/>
+      </w:pPr>
+      <w:r>
+        <w:t xml:space="preserve">The unified launch strategy correctly sequences Platform → Podcast → YouTube → TV. This framework specifies which TV concept gets pitched first based on what the platform has learned from its real users.</w:t>
+      </w:r>
+    </w:p>
+    <w:p>
+      <w:pPr>
+        <w:pStyle w:val="BodyText"/>
+      </w:pPr>
+      <w:r>
+        <w:rPr>
+          <w:b/>
+          <w:bCs/>
+        </w:rPr>
+        <w:t xml:space="preserve">Two-Column Decision Framework:</w:t>
+      </w:r>
+    </w:p>
+    <w:tbl>
+      <w:tblPr>
+        <w:tblStyle w:val="Table"/>
+        <w:tblW w:type="pct" w:w="5000"/>
+        <w:tblLayout w:type="fixed"/>
+        <w:tblLook w:firstRow="1" w:lastRow="0" w:firstColumn="0" w:lastColumn="0" w:noHBand="0" w:noVBand="0" w:val="0020"/>
+      </w:tblPr>
+      <w:tblGrid>
+        <w:gridCol w:w="3960"/>
+        <w:gridCol w:w="3960"/>
+      </w:tblGrid>
+      <w:tr>
+        <w:trPr>
+          <w:tblHeader w:val="on"/>
+        </w:trPr>
+        <w:tc>
+          <w:tcPr/>
+          <w:p>
+            <w:pPr>
+              <w:pStyle w:val="Compact"/>
+            </w:pPr>
+            <w:r>
+              <w:t xml:space="preserve">If Platform Data Shows This at Pitch Time</w:t>
+            </w:r>
+          </w:p>
+        </w:tc>
+        <w:tc>
+          <w:tcPr/>
+          <w:p>
+            <w:pPr>
+              <w:pStyle w:val="Compact"/>
+            </w:pPr>
+            <w:r>
+              <w:t xml:space="preserve">Lead With This Concept</w:t>
             </w:r>
           </w:p>
         </w:tc>
@@ -6914,51 +9041,28 @@
               <w:pStyle w:val="Compact"/>
             </w:pPr>
             <w:r>
-              <w:t xml:space="preserve">Month 16–20</w:t>
-            </w:r>
-          </w:p>
-        </w:tc>
-        <w:tc>
-          <w:tcPr/>
-          <w:p>
-            <w:pPr>
-              <w:pStyle w:val="Compact"/>
-            </w:pPr>
-            <w:r>
-              <w:t xml:space="preserve">TV Season 1 pre-production and production</w:t>
-            </w:r>
-          </w:p>
-        </w:tc>
-        <w:tc>
-          <w:tcPr/>
-          <w:p>
-            <w:pPr>
-              <w:pStyle w:val="Compact"/>
-            </w:pPr>
-            <w:r>
-              <w:t xml:space="preserve">TV</w:t>
-            </w:r>
-          </w:p>
-        </w:tc>
-        <w:tc>
-          <w:tcPr/>
-          <w:p>
-            <w:pPr>
-              <w:pStyle w:val="Compact"/>
-            </w:pPr>
-            <w:r>
-              <w:t xml:space="preserve">Phase 5</w:t>
-            </w:r>
-          </w:p>
-        </w:tc>
-        <w:tc>
-          <w:tcPr/>
-          <w:p>
-            <w:pPr>
-              <w:pStyle w:val="Compact"/>
-            </w:pPr>
-            <w:r>
-              <w:t xml:space="preserve">Primary production period</w:t>
+              <w:t xml:space="preserve">3+ compelling user stories from formerly-successful creators (500K+ prior following) who found unexpected brand match opportunities in new categories through the platform’s AI</w:t>
+            </w:r>
+          </w:p>
+        </w:tc>
+        <w:tc>
+          <w:tcPr/>
+          <w:p>
+            <w:pPr>
+              <w:pStyle w:val="Compact"/>
+            </w:pPr>
+            <w:r>
+              <w:rPr>
+                <w:b/>
+                <w:bCs/>
+              </w:rPr>
+              <w:t xml:space="preserve">The Comeback</w:t>
+            </w:r>
+            <w:r>
+              <w:t xml:space="preserve"> </w:t>
+            </w:r>
+            <w:r>
+              <w:t xml:space="preserve">— these are the contestants; their verified stories are the pitch</w:t>
             </w:r>
           </w:p>
         </w:tc>
@@ -6971,51 +9075,28 @@
               <w:pStyle w:val="Compact"/>
             </w:pPr>
             <w:r>
-              <w:t xml:space="preserve">Month 18</w:t>
-            </w:r>
-          </w:p>
-        </w:tc>
-        <w:tc>
-          <w:tcPr/>
-          <w:p>
-            <w:pPr>
-              <w:pStyle w:val="Compact"/>
-            </w:pPr>
-            <w:r>
-              <w:t xml:space="preserve">Deal Stage: Live (YouTube pilot or streamed live)</w:t>
-            </w:r>
-          </w:p>
-        </w:tc>
-        <w:tc>
-          <w:tcPr/>
-          <w:p>
-            <w:pPr>
-              <w:pStyle w:val="Compact"/>
-            </w:pPr>
-            <w:r>
-              <w:t xml:space="preserve">YouTube / Live</w:t>
-            </w:r>
-          </w:p>
-        </w:tc>
-        <w:tc>
-          <w:tcPr/>
-          <w:p>
-            <w:pPr>
-              <w:pStyle w:val="Compact"/>
-            </w:pPr>
-            <w:r>
-              <w:t xml:space="preserve">Phase 5</w:t>
-            </w:r>
-          </w:p>
-        </w:tc>
-        <w:tc>
-          <w:tcPr/>
-          <w:p>
-            <w:pPr>
-              <w:pStyle w:val="Compact"/>
-            </w:pPr>
-            <w:r>
-              <w:t xml:space="preserve">Test live format on YouTube before TV version; validates audience</w:t>
+              <w:t xml:space="preserve">50+ active deals in the platform pipeline with brand diversity across 8+ categories; brands demonstrating willingness to commit real budgets before a deal is closed</w:t>
+            </w:r>
+          </w:p>
+        </w:tc>
+        <w:tc>
+          <w:tcPr/>
+          <w:p>
+            <w:pPr>
+              <w:pStyle w:val="Compact"/>
+            </w:pPr>
+            <w:r>
+              <w:rPr>
+                <w:b/>
+                <w:bCs/>
+              </w:rPr>
+              <w:t xml:space="preserve">Deal Stage: Live</w:t>
+            </w:r>
+            <w:r>
+              <w:t xml:space="preserve"> </w:t>
+            </w:r>
+            <w:r>
+              <w:t xml:space="preserve">— sufficient pipeline to populate a weekly live show for 30 episodes</w:t>
             </w:r>
           </w:p>
         </w:tc>
@@ -7028,51 +9109,28 @@
               <w:pStyle w:val="Compact"/>
             </w:pPr>
             <w:r>
-              <w:t xml:space="preserve">Month 20+</w:t>
-            </w:r>
-          </w:p>
-        </w:tc>
-        <w:tc>
-          <w:tcPr/>
-          <w:p>
-            <w:pPr>
-              <w:pStyle w:val="Compact"/>
-            </w:pPr>
-            <w:r>
-              <w:t xml:space="preserve">TV Season 1 premieres</w:t>
-            </w:r>
-          </w:p>
-        </w:tc>
-        <w:tc>
-          <w:tcPr/>
-          <w:p>
-            <w:pPr>
-              <w:pStyle w:val="Compact"/>
-            </w:pPr>
-            <w:r>
-              <w:t xml:space="preserve">TV</w:t>
-            </w:r>
-          </w:p>
-        </w:tc>
-        <w:tc>
-          <w:tcPr/>
-          <w:p>
-            <w:pPr>
-              <w:pStyle w:val="Compact"/>
-            </w:pPr>
-            <w:r>
-              <w:t xml:space="preserve">Phase 6</w:t>
-            </w:r>
-          </w:p>
-        </w:tc>
-        <w:tc>
-          <w:tcPr/>
-          <w:p>
-            <w:pPr>
-              <w:pStyle w:val="Compact"/>
-            </w:pPr>
-            <w:r>
-              <w:t xml:space="preserve">Awareness event; drives platform signups at scale</w:t>
+              <w:t xml:space="preserve">1,000+ active platform users; YouTube series averaging 300K+ views; clear demographic proof that the 25-44 high-income decision-maker audience is present</w:t>
+            </w:r>
+          </w:p>
+        </w:tc>
+        <w:tc>
+          <w:tcPr/>
+          <w:p>
+            <w:pPr>
+              <w:pStyle w:val="Compact"/>
+            </w:pPr>
+            <w:r>
+              <w:rPr>
+                <w:b/>
+                <w:bCs/>
+              </w:rPr>
+              <w:t xml:space="preserve">The Deal Stage (Flagship TV Show)</w:t>
+            </w:r>
+            <w:r>
+              <w:t xml:space="preserve"> </w:t>
+            </w:r>
+            <w:r>
+              <w:t xml:space="preserve">— the audience is documented; the pitch is de-risked</w:t>
             </w:r>
           </w:p>
         </w:tc>
@@ -7085,51 +9143,28 @@
               <w:pStyle w:val="Compact"/>
             </w:pPr>
             <w:r>
-              <w:t xml:space="preserve">Month 22</w:t>
-            </w:r>
-          </w:p>
-        </w:tc>
-        <w:tc>
-          <w:tcPr/>
-          <w:p>
-            <w:pPr>
-              <w:pStyle w:val="Compact"/>
-            </w:pPr>
-            <w:r>
-              <w:t xml:space="preserve">The Comeback (TV limited series)</w:t>
-            </w:r>
-          </w:p>
-        </w:tc>
-        <w:tc>
-          <w:tcPr/>
-          <w:p>
-            <w:pPr>
-              <w:pStyle w:val="Compact"/>
-            </w:pPr>
-            <w:r>
-              <w:t xml:space="preserve">TV</w:t>
-            </w:r>
-          </w:p>
-        </w:tc>
-        <w:tc>
-          <w:tcPr/>
-          <w:p>
-            <w:pPr>
-              <w:pStyle w:val="Compact"/>
-            </w:pPr>
-            <w:r>
-              <w:t xml:space="preserve">Phase 6</w:t>
-            </w:r>
-          </w:p>
-        </w:tc>
-        <w:tc>
-          <w:tcPr/>
-          <w:p>
-            <w:pPr>
-              <w:pStyle w:val="Compact"/>
-            </w:pPr>
-            <w:r>
-              <w:t xml:space="preserve">Redemption format; different tone from flagship; second TV vehicle</w:t>
+              <w:t xml:space="preserve">Strong podcast performance (25K+ downloads per episode) with high professional listener profile</w:t>
+            </w:r>
+          </w:p>
+        </w:tc>
+        <w:tc>
+          <w:tcPr/>
+          <w:p>
+            <w:pPr>
+              <w:pStyle w:val="Compact"/>
+            </w:pPr>
+            <w:r>
+              <w:rPr>
+                <w:b/>
+                <w:bCs/>
+              </w:rPr>
+              <w:t xml:space="preserve">Podcast-forward pitch to streaming platform</w:t>
+            </w:r>
+            <w:r>
+              <w:t xml:space="preserve"> </w:t>
+            </w:r>
+            <w:r>
+              <w:t xml:space="preserve">— position the podcast as the IP asset seeking a visual extension</w:t>
             </w:r>
           </w:p>
         </w:tc>
@@ -7142,51 +9177,278 @@
               <w:pStyle w:val="Compact"/>
             </w:pPr>
             <w:r>
-              <w:t xml:space="preserve">Month 24</w:t>
-            </w:r>
-          </w:p>
-        </w:tc>
-        <w:tc>
-          <w:tcPr/>
-          <w:p>
-            <w:pPr>
-              <w:pStyle w:val="Compact"/>
-            </w:pPr>
-            <w:r>
-              <w:t xml:space="preserve">Deal Stage: Live (TV weekly show)</w:t>
-            </w:r>
-          </w:p>
-        </w:tc>
-        <w:tc>
-          <w:tcPr/>
-          <w:p>
-            <w:pPr>
-              <w:pStyle w:val="Compact"/>
-            </w:pPr>
-            <w:r>
-              <w:t xml:space="preserve">TV</w:t>
-            </w:r>
-          </w:p>
-        </w:tc>
-        <w:tc>
-          <w:tcPr/>
-          <w:p>
-            <w:pPr>
-              <w:pStyle w:val="Compact"/>
-            </w:pPr>
-            <w:r>
-              <w:t xml:space="preserve">Phase 6</w:t>
-            </w:r>
-          </w:p>
-        </w:tc>
-        <w:tc>
-          <w:tcPr/>
-          <w:p>
-            <w:pPr>
-              <w:pStyle w:val="Compact"/>
-            </w:pPr>
-            <w:r>
-              <w:t xml:space="preserve">Requires proven live audience from YouTube test (Month 18)</w:t>
+              <w:t xml:space="preserve">YouTube short-form clips consistently outperforming long-form content</w:t>
+            </w:r>
+          </w:p>
+        </w:tc>
+        <w:tc>
+          <w:tcPr/>
+          <w:p>
+            <w:pPr>
+              <w:pStyle w:val="Compact"/>
+            </w:pPr>
+            <w:r>
+              <w:rPr>
+                <w:b/>
+                <w:bCs/>
+              </w:rPr>
+              <w:t xml:space="preserve">Deal Stage: Live (YouTube-first)</w:t>
+            </w:r>
+            <w:r>
+              <w:t xml:space="preserve"> </w:t>
+            </w:r>
+            <w:r>
+              <w:t xml:space="preserve">— the short-form algorithm behavior suggests a live format would outperform a produced series</w:t>
+            </w:r>
+          </w:p>
+        </w:tc>
+      </w:tr>
+    </w:tbl>
+    <w:p>
+      <w:pPr>
+        <w:pStyle w:val="BodyText"/>
+      </w:pPr>
+      <w:r>
+        <w:rPr>
+          <w:b/>
+          <w:bCs/>
+        </w:rPr>
+        <w:t xml:space="preserve">Priority Notes:</w:t>
+      </w:r>
+    </w:p>
+    <w:p>
+      <w:pPr>
+        <w:pStyle w:val="Compact"/>
+        <w:numPr>
+          <w:ilvl w:val="0"/>
+          <w:numId w:val="1008"/>
+        </w:numPr>
+      </w:pPr>
+      <w:r>
+        <w:t xml:space="preserve">These triggers are not exclusive. Multiple concepts can be in development simultaneously. The lead pitch in any given meeting should match the strongest evidence available at that moment.</w:t>
+      </w:r>
+    </w:p>
+    <w:p>
+      <w:pPr>
+        <w:pStyle w:val="Compact"/>
+        <w:numPr>
+          <w:ilvl w:val="0"/>
+          <w:numId w:val="1008"/>
+        </w:numPr>
+      </w:pPr>
+      <w:r>
+        <w:t xml:space="preserve">The</w:t>
+      </w:r>
+      <w:r>
+        <w:t xml:space="preserve"> </w:t>
+      </w:r>
+      <w:r>
+        <w:t xml:space="preserve">“3 compelling user stories”</w:t>
+      </w:r>
+      <w:r>
+        <w:t xml:space="preserve"> </w:t>
+      </w:r>
+      <w:r>
+        <w:t xml:space="preserve">trigger for The Comeback should be documented with full verification (see Document 9 case study standards) before the concept is pitched.</w:t>
+      </w:r>
+    </w:p>
+    <w:p>
+      <w:pPr>
+        <w:pStyle w:val="Compact"/>
+        <w:numPr>
+          <w:ilvl w:val="0"/>
+          <w:numId w:val="1008"/>
+        </w:numPr>
+      </w:pPr>
+      <w:r>
+        <w:t xml:space="preserve">The</w:t>
+      </w:r>
+      <w:r>
+        <w:t xml:space="preserve"> </w:t>
+      </w:r>
+      <w:r>
+        <w:t xml:space="preserve">“50+ active deals”</w:t>
+      </w:r>
+      <w:r>
+        <w:t xml:space="preserve"> </w:t>
+      </w:r>
+      <w:r>
+        <w:t xml:space="preserve">trigger for Deal Stage: Live requires a brand partner confirmation process — brands who have indicated willingness to commit budgets, not just brands who have inquired.</w:t>
+      </w:r>
+    </w:p>
+    <w:p>
+      <w:pPr>
+        <w:pStyle w:val="FirstParagraph"/>
+      </w:pPr>
+      <w:r>
+        <w:rPr>
+          <w:b/>
+          <w:bCs/>
+        </w:rPr>
+        <w:t xml:space="preserve">The Question This Framework Answers:</w:t>
+      </w:r>
+      <w:r>
+        <w:t xml:space="preserve"> </w:t>
+      </w:r>
+      <w:r>
+        <w:t xml:space="preserve">Every investor and production company will ask:</w:t>
+      </w:r>
+      <w:r>
+        <w:t xml:space="preserve"> </w:t>
+      </w:r>
+      <w:r>
+        <w:t xml:space="preserve">“If you have to choose one show to pitch first, which one and why?”</w:t>
+      </w:r>
+      <w:r>
+        <w:t xml:space="preserve"> </w:t>
+      </w:r>
+      <w:r>
+        <w:t xml:space="preserve">This framework ensures the answer is always:</w:t>
+      </w:r>
+      <w:r>
+        <w:t xml:space="preserve"> </w:t>
+      </w:r>
+      <w:r>
+        <w:t xml:space="preserve">“We pitch the concept that has the strongest real-world evidence to support it at the time of the meeting. Here is what we are tracking and what each trigger looks like.”</w:t>
+      </w:r>
+      <w:r>
+        <w:t xml:space="preserve"> </w:t>
+      </w:r>
+      <w:r>
+        <w:t xml:space="preserve">That answer demonstrates strategic discipline and data-driven decision-making simultaneously.</w:t>
+      </w:r>
+    </w:p>
+    <w:p>
+      <w:r>
+        <w:pict>
+          <v:rect style="width:0;height:1.5pt" o:hralign="center" o:hrstd="t" o:hr="t"/>
+        </w:pict>
+      </w:r>
+    </w:p>
+    <w:bookmarkEnd w:id="49"/>
+    <w:bookmarkStart w:id="50" w:name="Xfc43b9e784e3a32a9e474fc8645db76108c5427"/>
+    <w:p>
+      <w:pPr>
+        <w:pStyle w:val="Heading2"/>
+      </w:pPr>
+      <w:r>
+        <w:t xml:space="preserve">[NEW] Suggestion 12.5 Applied: Platform-to-Content Pipeline Standard Operating Procedure</w:t>
+      </w:r>
+    </w:p>
+    <w:p>
+      <w:pPr>
+        <w:pStyle w:val="FirstParagraph"/>
+      </w:pPr>
+      <w:r>
+        <w:rPr>
+          <w:b/>
+          <w:bCs/>
+        </w:rPr>
+        <w:t xml:space="preserve">The Flywheel Requires Operational Discipline — Not Serendipitous Editorial Decisions</w:t>
+      </w:r>
+    </w:p>
+    <w:p>
+      <w:pPr>
+        <w:pStyle w:val="BodyText"/>
+      </w:pPr>
+      <w:r>
+        <w:t xml:space="preserve">The flywheel narrative is the most sophisticated strategic writing in the entire 12-document series. But a flywheel is a mechanism, not a strategy — it requires a formalized process to maintain its momentum at scale.</w:t>
+      </w:r>
+    </w:p>
+    <w:p>
+      <w:pPr>
+        <w:pStyle w:val="BodyText"/>
+      </w:pPr>
+      <w:r>
+        <w:rPr>
+          <w:b/>
+          <w:bCs/>
+        </w:rPr>
+        <w:t xml:space="preserve">Content Pipeline SOP — Three Core Workflows:</w:t>
+      </w:r>
+    </w:p>
+    <w:p>
+      <w:pPr>
+        <w:pStyle w:val="BodyText"/>
+      </w:pPr>
+      <w:r>
+        <w:rPr>
+          <w:b/>
+          <w:bCs/>
+        </w:rPr>
+        <w:t xml:space="preserve">Workflow 1: Platform-to-Podcast</w:t>
+      </w:r>
+    </w:p>
+    <w:tbl>
+      <w:tblPr>
+        <w:tblStyle w:val="Table"/>
+        <w:tblW w:type="pct" w:w="5000"/>
+        <w:tblLayout w:type="fixed"/>
+        <w:tblLook w:firstRow="1" w:lastRow="0" w:firstColumn="0" w:lastColumn="0" w:noHBand="0" w:noVBand="0" w:val="0020"/>
+      </w:tblPr>
+      <w:tblGrid>
+        <w:gridCol w:w="1584"/>
+        <w:gridCol w:w="1584"/>
+        <w:gridCol w:w="1584"/>
+        <w:gridCol w:w="1584"/>
+        <w:gridCol w:w="1584"/>
+      </w:tblGrid>
+      <w:tr>
+        <w:trPr>
+          <w:tblHeader w:val="on"/>
+        </w:trPr>
+        <w:tc>
+          <w:tcPr/>
+          <w:p>
+            <w:pPr>
+              <w:pStyle w:val="Compact"/>
+            </w:pPr>
+            <w:r>
+              <w:t xml:space="preserve">Step</w:t>
+            </w:r>
+          </w:p>
+        </w:tc>
+        <w:tc>
+          <w:tcPr/>
+          <w:p>
+            <w:pPr>
+              <w:pStyle w:val="Compact"/>
+            </w:pPr>
+            <w:r>
+              <w:t xml:space="preserve">Action</w:t>
+            </w:r>
+          </w:p>
+        </w:tc>
+        <w:tc>
+          <w:tcPr/>
+          <w:p>
+            <w:pPr>
+              <w:pStyle w:val="Compact"/>
+            </w:pPr>
+            <w:r>
+              <w:t xml:space="preserve">Trigger</w:t>
+            </w:r>
+          </w:p>
+        </w:tc>
+        <w:tc>
+          <w:tcPr/>
+          <w:p>
+            <w:pPr>
+              <w:pStyle w:val="Compact"/>
+            </w:pPr>
+            <w:r>
+              <w:t xml:space="preserve">Responsible</w:t>
+            </w:r>
+          </w:p>
+        </w:tc>
+        <w:tc>
+          <w:tcPr/>
+          <w:p>
+            <w:pPr>
+              <w:pStyle w:val="Compact"/>
+            </w:pPr>
+            <w:r>
+              <w:t xml:space="preserve">Timeline</w:t>
             </w:r>
           </w:p>
         </w:tc>
@@ -7199,51 +9461,51 @@
               <w:pStyle w:val="Compact"/>
             </w:pPr>
             <w:r>
-              <w:t xml:space="preserve">Year 3 Q1</w:t>
-            </w:r>
-          </w:p>
-        </w:tc>
-        <w:tc>
-          <w:tcPr/>
-          <w:p>
-            <w:pPr>
-              <w:pStyle w:val="Compact"/>
-            </w:pPr>
-            <w:r>
-              <w:t xml:space="preserve">TV Concept D (from PART2_TV_SHOW_ADDITIONAL_CONCEPTS.md)</w:t>
-            </w:r>
-          </w:p>
-        </w:tc>
-        <w:tc>
-          <w:tcPr/>
-          <w:p>
-            <w:pPr>
-              <w:pStyle w:val="Compact"/>
-            </w:pPr>
-            <w:r>
-              <w:t xml:space="preserve">TV</w:t>
-            </w:r>
-          </w:p>
-        </w:tc>
-        <w:tc>
-          <w:tcPr/>
-          <w:p>
-            <w:pPr>
-              <w:pStyle w:val="Compact"/>
-            </w:pPr>
-            <w:r>
-              <w:t xml:space="preserve">Post-Phase 6</w:t>
-            </w:r>
-          </w:p>
-        </w:tc>
-        <w:tc>
-          <w:tcPr/>
-          <w:p>
-            <w:pPr>
-              <w:pStyle w:val="Compact"/>
-            </w:pPr>
-            <w:r>
-              <w:t xml:space="preserve">Third TV format; depends on Season 2 greenlight</w:t>
+              <w:t xml:space="preserve">1</w:t>
+            </w:r>
+          </w:p>
+        </w:tc>
+        <w:tc>
+          <w:tcPr/>
+          <w:p>
+            <w:pPr>
+              <w:pStyle w:val="Compact"/>
+            </w:pPr>
+            <w:r>
+              <w:t xml:space="preserve">Flag deal as podcast-worthy</w:t>
+            </w:r>
+          </w:p>
+        </w:tc>
+        <w:tc>
+          <w:tcPr/>
+          <w:p>
+            <w:pPr>
+              <w:pStyle w:val="Compact"/>
+            </w:pPr>
+            <w:r>
+              <w:t xml:space="preserve">Deal value above $25K AND user NPS above 8 AND deal closed in under 14 days</w:t>
+            </w:r>
+          </w:p>
+        </w:tc>
+        <w:tc>
+          <w:tcPr/>
+          <w:p>
+            <w:pPr>
+              <w:pStyle w:val="Compact"/>
+            </w:pPr>
+            <w:r>
+              <w:t xml:space="preserve">Platform operations team member</w:t>
+            </w:r>
+          </w:p>
+        </w:tc>
+        <w:tc>
+          <w:tcPr/>
+          <w:p>
+            <w:pPr>
+              <w:pStyle w:val="Compact"/>
+            </w:pPr>
+            <w:r>
+              <w:t xml:space="preserve">Within 24 hours of deal close</w:t>
             </w:r>
           </w:p>
         </w:tc>
@@ -7256,51 +9518,63 @@
               <w:pStyle w:val="Compact"/>
             </w:pPr>
             <w:r>
-              <w:t xml:space="preserve">Year 3 Q2</w:t>
-            </w:r>
-          </w:p>
-        </w:tc>
-        <w:tc>
-          <w:tcPr/>
-          <w:p>
-            <w:pPr>
-              <w:pStyle w:val="Compact"/>
-            </w:pPr>
-            <w:r>
-              <w:t xml:space="preserve">Remaining YouTube formats (per ADDITIONAL_YOUTUBE_PODCAST_CONCEPTS.md)</w:t>
-            </w:r>
-          </w:p>
-        </w:tc>
-        <w:tc>
-          <w:tcPr/>
-          <w:p>
-            <w:pPr>
-              <w:pStyle w:val="Compact"/>
-            </w:pPr>
-            <w:r>
-              <w:t xml:space="preserve">YouTube</w:t>
-            </w:r>
-          </w:p>
-        </w:tc>
-        <w:tc>
-          <w:tcPr/>
-          <w:p>
-            <w:pPr>
-              <w:pStyle w:val="Compact"/>
-            </w:pPr>
-            <w:r>
-              <w:t xml:space="preserve">Post-Phase 6</w:t>
-            </w:r>
-          </w:p>
-        </w:tc>
-        <w:tc>
-          <w:tcPr/>
-          <w:p>
-            <w:pPr>
-              <w:pStyle w:val="Compact"/>
-            </w:pPr>
-            <w:r>
-              <w:t xml:space="preserve">Scale as platform user base justifies production investment</w:t>
+              <w:t xml:space="preserve">2</w:t>
+            </w:r>
+          </w:p>
+        </w:tc>
+        <w:tc>
+          <w:tcPr/>
+          <w:p>
+            <w:pPr>
+              <w:pStyle w:val="Compact"/>
+            </w:pPr>
+            <w:r>
+              <w:t xml:space="preserve">Outreach to platform user</w:t>
+            </w:r>
+          </w:p>
+        </w:tc>
+        <w:tc>
+          <w:tcPr/>
+          <w:p>
+            <w:pPr>
+              <w:pStyle w:val="Compact"/>
+            </w:pPr>
+            <w:r>
+              <w:t xml:space="preserve">Send templated</w:t>
+            </w:r>
+            <w:r>
+              <w:t xml:space="preserve"> </w:t>
+            </w:r>
+            <w:r>
+              <w:t xml:space="preserve">“Share Your Story”</w:t>
+            </w:r>
+            <w:r>
+              <w:t xml:space="preserve"> </w:t>
+            </w:r>
+            <w:r>
+              <w:t xml:space="preserve">email with compensation offer for podcast appearance</w:t>
+            </w:r>
+          </w:p>
+        </w:tc>
+        <w:tc>
+          <w:tcPr/>
+          <w:p>
+            <w:pPr>
+              <w:pStyle w:val="Compact"/>
+            </w:pPr>
+            <w:r>
+              <w:t xml:space="preserve">Editorial coordinator</w:t>
+            </w:r>
+          </w:p>
+        </w:tc>
+        <w:tc>
+          <w:tcPr/>
+          <w:p>
+            <w:pPr>
+              <w:pStyle w:val="Compact"/>
+            </w:pPr>
+            <w:r>
+              <w:t xml:space="preserve">Within 48 hours of flag</w:t>
             </w:r>
           </w:p>
         </w:tc>
@@ -7313,51 +9587,51 @@
               <w:pStyle w:val="Compact"/>
             </w:pPr>
             <w:r>
-              <w:t xml:space="preserve">Year 3 Q3</w:t>
-            </w:r>
-          </w:p>
-        </w:tc>
-        <w:tc>
-          <w:tcPr/>
-          <w:p>
-            <w:pPr>
-              <w:pStyle w:val="Compact"/>
-            </w:pPr>
-            <w:r>
-              <w:t xml:space="preserve">International format launches (UK, Canada, Australia)</w:t>
-            </w:r>
-          </w:p>
-        </w:tc>
-        <w:tc>
-          <w:tcPr/>
-          <w:p>
-            <w:pPr>
-              <w:pStyle w:val="Compact"/>
-            </w:pPr>
-            <w:r>
-              <w:t xml:space="preserve">TV (International)</w:t>
-            </w:r>
-          </w:p>
-        </w:tc>
-        <w:tc>
-          <w:tcPr/>
-          <w:p>
-            <w:pPr>
-              <w:pStyle w:val="Compact"/>
-            </w:pPr>
-            <w:r>
-              <w:t xml:space="preserve">Post-Phase 6</w:t>
-            </w:r>
-          </w:p>
-        </w:tc>
-        <w:tc>
-          <w:tcPr/>
-          <w:p>
-            <w:pPr>
-              <w:pStyle w:val="Compact"/>
-            </w:pPr>
-            <w:r>
-              <w:t xml:space="preserve">Format proven; international demand established</w:t>
+              <w:t xml:space="preserve">3</w:t>
+            </w:r>
+          </w:p>
+        </w:tc>
+        <w:tc>
+          <w:tcPr/>
+          <w:p>
+            <w:pPr>
+              <w:pStyle w:val="Compact"/>
+            </w:pPr>
+            <w:r>
+              <w:t xml:space="preserve">Pre-interview screening</w:t>
+            </w:r>
+          </w:p>
+        </w:tc>
+        <w:tc>
+          <w:tcPr/>
+          <w:p>
+            <w:pPr>
+              <w:pStyle w:val="Compact"/>
+            </w:pPr>
+            <w:r>
+              <w:t xml:space="preserve">20-minute call to confirm story quality, user comfort on mic, and clearance for brand name use</w:t>
+            </w:r>
+          </w:p>
+        </w:tc>
+        <w:tc>
+          <w:tcPr/>
+          <w:p>
+            <w:pPr>
+              <w:pStyle w:val="Compact"/>
+            </w:pPr>
+            <w:r>
+              <w:t xml:space="preserve">Podcast host or producer</w:t>
+            </w:r>
+          </w:p>
+        </w:tc>
+        <w:tc>
+          <w:tcPr/>
+          <w:p>
+            <w:pPr>
+              <w:pStyle w:val="Compact"/>
+            </w:pPr>
+            <w:r>
+              <w:t xml:space="preserve">Within 1 week of outreach response</w:t>
             </w:r>
           </w:p>
         </w:tc>
@@ -7370,51 +9644,108 @@
               <w:pStyle w:val="Compact"/>
             </w:pPr>
             <w:r>
-              <w:t xml:space="preserve">Year 3 Q4</w:t>
-            </w:r>
-          </w:p>
-        </w:tc>
-        <w:tc>
-          <w:tcPr/>
-          <w:p>
-            <w:pPr>
-              <w:pStyle w:val="Compact"/>
-            </w:pPr>
-            <w:r>
-              <w:t xml:space="preserve">Additional podcast concepts per platform data performance</w:t>
-            </w:r>
-          </w:p>
-        </w:tc>
-        <w:tc>
-          <w:tcPr/>
-          <w:p>
-            <w:pPr>
-              <w:pStyle w:val="Compact"/>
-            </w:pPr>
-            <w:r>
-              <w:t xml:space="preserve">Podcast</w:t>
-            </w:r>
-          </w:p>
-        </w:tc>
-        <w:tc>
-          <w:tcPr/>
-          <w:p>
-            <w:pPr>
-              <w:pStyle w:val="Compact"/>
-            </w:pPr>
-            <w:r>
-              <w:t xml:space="preserve">Post-Phase 6</w:t>
-            </w:r>
-          </w:p>
-        </w:tc>
-        <w:tc>
-          <w:tcPr/>
-          <w:p>
-            <w:pPr>
-              <w:pStyle w:val="Compact"/>
-            </w:pPr>
-            <w:r>
-              <w:t xml:space="preserve">Data-driven format expansion</w:t>
+              <w:t xml:space="preserve">4</w:t>
+            </w:r>
+          </w:p>
+        </w:tc>
+        <w:tc>
+          <w:tcPr/>
+          <w:p>
+            <w:pPr>
+              <w:pStyle w:val="Compact"/>
+            </w:pPr>
+            <w:r>
+              <w:t xml:space="preserve">Schedule recording</w:t>
+            </w:r>
+          </w:p>
+        </w:tc>
+        <w:tc>
+          <w:tcPr/>
+          <w:p>
+            <w:pPr>
+              <w:pStyle w:val="Compact"/>
+            </w:pPr>
+            <w:r>
+              <w:t xml:space="preserve">Book recording session; send prep materials including typical question framework</w:t>
+            </w:r>
+          </w:p>
+        </w:tc>
+        <w:tc>
+          <w:tcPr/>
+          <w:p>
+            <w:pPr>
+              <w:pStyle w:val="Compact"/>
+            </w:pPr>
+            <w:r>
+              <w:t xml:space="preserve">Editorial coordinator</w:t>
+            </w:r>
+          </w:p>
+        </w:tc>
+        <w:tc>
+          <w:tcPr/>
+          <w:p>
+            <w:pPr>
+              <w:pStyle w:val="Compact"/>
+            </w:pPr>
+            <w:r>
+              <w:t xml:space="preserve">Within 2 weeks of pre-interview</w:t>
+            </w:r>
+          </w:p>
+        </w:tc>
+      </w:tr>
+      <w:tr>
+        <w:tc>
+          <w:tcPr/>
+          <w:p>
+            <w:pPr>
+              <w:pStyle w:val="Compact"/>
+            </w:pPr>
+            <w:r>
+              <w:t xml:space="preserve">5</w:t>
+            </w:r>
+          </w:p>
+        </w:tc>
+        <w:tc>
+          <w:tcPr/>
+          <w:p>
+            <w:pPr>
+              <w:pStyle w:val="Compact"/>
+            </w:pPr>
+            <w:r>
+              <w:t xml:space="preserve">Record and produce</w:t>
+            </w:r>
+          </w:p>
+        </w:tc>
+        <w:tc>
+          <w:tcPr/>
+          <w:p>
+            <w:pPr>
+              <w:pStyle w:val="Compact"/>
+            </w:pPr>
+            <w:r>
+              <w:t xml:space="preserve">45-60 minute recording; 2-3 day editing turnaround for episode integration</w:t>
+            </w:r>
+          </w:p>
+        </w:tc>
+        <w:tc>
+          <w:tcPr/>
+          <w:p>
+            <w:pPr>
+              <w:pStyle w:val="Compact"/>
+            </w:pPr>
+            <w:r>
+              <w:t xml:space="preserve">Podcast production team</w:t>
+            </w:r>
+          </w:p>
+        </w:tc>
+        <w:tc>
+          <w:tcPr/>
+          <w:p>
+            <w:pPr>
+              <w:pStyle w:val="Compact"/>
+            </w:pPr>
+            <w:r>
+              <w:t xml:space="preserve">Per episode production schedule</w:t>
             </w:r>
           </w:p>
         </w:tc>
@@ -7425,43 +9756,3914 @@
         <w:pStyle w:val="BodyText"/>
       </w:pPr>
       <w:r>
-        <w:t xml:space="preserve">Note: All launch months are calculated from Q2 2026 funding close. Adjust timeline proportionally if funding close is delayed.</w:t>
-      </w:r>
-    </w:p>
-    <w:p>
-      <w:pPr>
-        <w:pStyle w:val="BodyText"/>
+        <w:rPr>
+          <w:b/>
+          <w:bCs/>
+        </w:rPr>
+        <w:t xml:space="preserve">Workflow 2: Podcast-to-YouTube</w:t>
+      </w:r>
+    </w:p>
+    <w:tbl>
+      <w:tblPr>
+        <w:tblStyle w:val="Table"/>
+        <w:tblW w:type="pct" w:w="5000"/>
+        <w:tblLayout w:type="fixed"/>
+        <w:tblLook w:firstRow="1" w:lastRow="0" w:firstColumn="0" w:lastColumn="0" w:noHBand="0" w:noVBand="0" w:val="0020"/>
+      </w:tblPr>
+      <w:tblGrid>
+        <w:gridCol w:w="1584"/>
+        <w:gridCol w:w="1584"/>
+        <w:gridCol w:w="1584"/>
+        <w:gridCol w:w="1584"/>
+        <w:gridCol w:w="1584"/>
+      </w:tblGrid>
+      <w:tr>
+        <w:trPr>
+          <w:tblHeader w:val="on"/>
+        </w:trPr>
+        <w:tc>
+          <w:tcPr/>
+          <w:p>
+            <w:pPr>
+              <w:pStyle w:val="Compact"/>
+            </w:pPr>
+            <w:r>
+              <w:t xml:space="preserve">Step</w:t>
+            </w:r>
+          </w:p>
+        </w:tc>
+        <w:tc>
+          <w:tcPr/>
+          <w:p>
+            <w:pPr>
+              <w:pStyle w:val="Compact"/>
+            </w:pPr>
+            <w:r>
+              <w:t xml:space="preserve">Action</w:t>
+            </w:r>
+          </w:p>
+        </w:tc>
+        <w:tc>
+          <w:tcPr/>
+          <w:p>
+            <w:pPr>
+              <w:pStyle w:val="Compact"/>
+            </w:pPr>
+            <w:r>
+              <w:t xml:space="preserve">Trigger</w:t>
+            </w:r>
+          </w:p>
+        </w:tc>
+        <w:tc>
+          <w:tcPr/>
+          <w:p>
+            <w:pPr>
+              <w:pStyle w:val="Compact"/>
+            </w:pPr>
+            <w:r>
+              <w:t xml:space="preserve">Responsible</w:t>
+            </w:r>
+          </w:p>
+        </w:tc>
+        <w:tc>
+          <w:tcPr/>
+          <w:p>
+            <w:pPr>
+              <w:pStyle w:val="Compact"/>
+            </w:pPr>
+            <w:r>
+              <w:t xml:space="preserve">Timeline</w:t>
+            </w:r>
+          </w:p>
+        </w:tc>
+      </w:tr>
+      <w:tr>
+        <w:tc>
+          <w:tcPr/>
+          <w:p>
+            <w:pPr>
+              <w:pStyle w:val="Compact"/>
+            </w:pPr>
+            <w:r>
+              <w:t xml:space="preserve">1</w:t>
+            </w:r>
+          </w:p>
+        </w:tc>
+        <w:tc>
+          <w:tcPr/>
+          <w:p>
+            <w:pPr>
+              <w:pStyle w:val="Compact"/>
+            </w:pPr>
+            <w:r>
+              <w:t xml:space="preserve">Identify YouTube candidate episodes</w:t>
+            </w:r>
+          </w:p>
+        </w:tc>
+        <w:tc>
+          <w:tcPr/>
+          <w:p>
+            <w:pPr>
+              <w:pStyle w:val="Compact"/>
+            </w:pPr>
+            <w:r>
+              <w:t xml:space="preserve">Podcast episode exceeds 20,000 downloads AND generates 50+ social media shares</w:t>
+            </w:r>
+          </w:p>
+        </w:tc>
+        <w:tc>
+          <w:tcPr/>
+          <w:p>
+            <w:pPr>
+              <w:pStyle w:val="Compact"/>
+            </w:pPr>
+            <w:r>
+              <w:t xml:space="preserve">Editorial director</w:t>
+            </w:r>
+          </w:p>
+        </w:tc>
+        <w:tc>
+          <w:tcPr/>
+          <w:p>
+            <w:pPr>
+              <w:pStyle w:val="Compact"/>
+            </w:pPr>
+            <w:r>
+              <w:t xml:space="preserve">Weekly review</w:t>
+            </w:r>
+          </w:p>
+        </w:tc>
+      </w:tr>
+      <w:tr>
+        <w:tc>
+          <w:tcPr/>
+          <w:p>
+            <w:pPr>
+              <w:pStyle w:val="Compact"/>
+            </w:pPr>
+            <w:r>
+              <w:t xml:space="preserve">2</w:t>
+            </w:r>
+          </w:p>
+        </w:tc>
+        <w:tc>
+          <w:tcPr/>
+          <w:p>
+            <w:pPr>
+              <w:pStyle w:val="Compact"/>
+            </w:pPr>
+            <w:r>
+              <w:t xml:space="preserve">Assess visual adaptation potential</w:t>
+            </w:r>
+          </w:p>
+        </w:tc>
+        <w:tc>
+          <w:tcPr/>
+          <w:p>
+            <w:pPr>
+              <w:pStyle w:val="Compact"/>
+            </w:pPr>
+            <w:r>
+              <w:t xml:space="preserve">Review episode for visual story elements: is there a deal on screen? Is the creator’s platform journey documentable?</w:t>
+            </w:r>
+          </w:p>
+        </w:tc>
+        <w:tc>
+          <w:tcPr/>
+          <w:p>
+            <w:pPr>
+              <w:pStyle w:val="Compact"/>
+            </w:pPr>
+            <w:r>
+              <w:t xml:space="preserve">YouTube producer</w:t>
+            </w:r>
+          </w:p>
+        </w:tc>
+        <w:tc>
+          <w:tcPr/>
+          <w:p>
+            <w:pPr>
+              <w:pStyle w:val="Compact"/>
+            </w:pPr>
+            <w:r>
+              <w:t xml:space="preserve">Within 1 week of identification</w:t>
+            </w:r>
+          </w:p>
+        </w:tc>
+      </w:tr>
+      <w:tr>
+        <w:tc>
+          <w:tcPr/>
+          <w:p>
+            <w:pPr>
+              <w:pStyle w:val="Compact"/>
+            </w:pPr>
+            <w:r>
+              <w:t xml:space="preserve">3</w:t>
+            </w:r>
+          </w:p>
+        </w:tc>
+        <w:tc>
+          <w:tcPr/>
+          <w:p>
+            <w:pPr>
+              <w:pStyle w:val="Compact"/>
+            </w:pPr>
+            <w:r>
+              <w:t xml:space="preserve">Commission adaptation</w:t>
+            </w:r>
+          </w:p>
+        </w:tc>
+        <w:tc>
+          <w:tcPr/>
+          <w:p>
+            <w:pPr>
+              <w:pStyle w:val="Compact"/>
+            </w:pPr>
+            <w:r>
+              <w:t xml:space="preserve">Assign episode adaptation to YouTube production team; brief on visual expansion of audio story</w:t>
+            </w:r>
+          </w:p>
+        </w:tc>
+        <w:tc>
+          <w:tcPr/>
+          <w:p>
+            <w:pPr>
+              <w:pStyle w:val="Compact"/>
+            </w:pPr>
+            <w:r>
+              <w:t xml:space="preserve">YouTube producer</w:t>
+            </w:r>
+          </w:p>
+        </w:tc>
+        <w:tc>
+          <w:tcPr/>
+          <w:p>
+            <w:pPr>
+              <w:pStyle w:val="Compact"/>
+            </w:pPr>
+            <w:r>
+              <w:t xml:space="preserve">Within 2 weeks of assessment approval</w:t>
+            </w:r>
+          </w:p>
+        </w:tc>
+      </w:tr>
+      <w:tr>
+        <w:tc>
+          <w:tcPr/>
+          <w:p>
+            <w:pPr>
+              <w:pStyle w:val="Compact"/>
+            </w:pPr>
+            <w:r>
+              <w:t xml:space="preserve">4</w:t>
+            </w:r>
+          </w:p>
+        </w:tc>
+        <w:tc>
+          <w:tcPr/>
+          <w:p>
+            <w:pPr>
+              <w:pStyle w:val="Compact"/>
+            </w:pPr>
+            <w:r>
+              <w:t xml:space="preserve">Produce and cross-link</w:t>
+            </w:r>
+          </w:p>
+        </w:tc>
+        <w:tc>
+          <w:tcPr/>
+          <w:p>
+            <w:pPr>
+              <w:pStyle w:val="Compact"/>
+            </w:pPr>
+            <w:r>
+              <w:t xml:space="preserve">YouTube episode published with podcast episode linked in description; podcast episode updated with YouTube link</w:t>
+            </w:r>
+          </w:p>
+        </w:tc>
+        <w:tc>
+          <w:tcPr/>
+          <w:p>
+            <w:pPr>
+              <w:pStyle w:val="Compact"/>
+            </w:pPr>
+            <w:r>
+              <w:t xml:space="preserve">YouTube production team</w:t>
+            </w:r>
+          </w:p>
+        </w:tc>
+        <w:tc>
+          <w:tcPr/>
+          <w:p>
+            <w:pPr>
+              <w:pStyle w:val="Compact"/>
+            </w:pPr>
+            <w:r>
+              <w:t xml:space="preserve">Per YouTube production schedule</w:t>
+            </w:r>
+          </w:p>
+        </w:tc>
+      </w:tr>
+    </w:tbl>
+    <w:p>
+      <w:pPr>
+        <w:pStyle w:val="BodyText"/>
+      </w:pPr>
+      <w:r>
+        <w:rPr>
+          <w:b/>
+          <w:bCs/>
+        </w:rPr>
+        <w:t xml:space="preserve">Workflow 3: YouTube-to-TV Casting</w:t>
+      </w:r>
+    </w:p>
+    <w:tbl>
+      <w:tblPr>
+        <w:tblStyle w:val="Table"/>
+        <w:tblW w:type="pct" w:w="5000"/>
+        <w:tblLayout w:type="fixed"/>
+        <w:tblLook w:firstRow="1" w:lastRow="0" w:firstColumn="0" w:lastColumn="0" w:noHBand="0" w:noVBand="0" w:val="0020"/>
+      </w:tblPr>
+      <w:tblGrid>
+        <w:gridCol w:w="1584"/>
+        <w:gridCol w:w="1584"/>
+        <w:gridCol w:w="1584"/>
+        <w:gridCol w:w="1584"/>
+        <w:gridCol w:w="1584"/>
+      </w:tblGrid>
+      <w:tr>
+        <w:trPr>
+          <w:tblHeader w:val="on"/>
+        </w:trPr>
+        <w:tc>
+          <w:tcPr/>
+          <w:p>
+            <w:pPr>
+              <w:pStyle w:val="Compact"/>
+            </w:pPr>
+            <w:r>
+              <w:t xml:space="preserve">Step</w:t>
+            </w:r>
+          </w:p>
+        </w:tc>
+        <w:tc>
+          <w:tcPr/>
+          <w:p>
+            <w:pPr>
+              <w:pStyle w:val="Compact"/>
+            </w:pPr>
+            <w:r>
+              <w:t xml:space="preserve">Action</w:t>
+            </w:r>
+          </w:p>
+        </w:tc>
+        <w:tc>
+          <w:tcPr/>
+          <w:p>
+            <w:pPr>
+              <w:pStyle w:val="Compact"/>
+            </w:pPr>
+            <w:r>
+              <w:t xml:space="preserve">Trigger</w:t>
+            </w:r>
+          </w:p>
+        </w:tc>
+        <w:tc>
+          <w:tcPr/>
+          <w:p>
+            <w:pPr>
+              <w:pStyle w:val="Compact"/>
+            </w:pPr>
+            <w:r>
+              <w:t xml:space="preserve">Responsible</w:t>
+            </w:r>
+          </w:p>
+        </w:tc>
+        <w:tc>
+          <w:tcPr/>
+          <w:p>
+            <w:pPr>
+              <w:pStyle w:val="Compact"/>
+            </w:pPr>
+            <w:r>
+              <w:t xml:space="preserve">Timeline</w:t>
+            </w:r>
+          </w:p>
+        </w:tc>
+      </w:tr>
+      <w:tr>
+        <w:tc>
+          <w:tcPr/>
+          <w:p>
+            <w:pPr>
+              <w:pStyle w:val="Compact"/>
+            </w:pPr>
+            <w:r>
+              <w:t xml:space="preserve">1</w:t>
+            </w:r>
+          </w:p>
+        </w:tc>
+        <w:tc>
+          <w:tcPr/>
+          <w:p>
+            <w:pPr>
+              <w:pStyle w:val="Compact"/>
+            </w:pPr>
+            <w:r>
+              <w:t xml:space="preserve">Flag casting candidate</w:t>
+            </w:r>
+          </w:p>
+        </w:tc>
+        <w:tc>
+          <w:tcPr/>
+          <w:p>
+            <w:pPr>
+              <w:pStyle w:val="Compact"/>
+            </w:pPr>
+            <w:r>
+              <w:t xml:space="preserve">YouTube creator episode averages 300K+ views AND creator receives 5%+ comment engagement AND platform account is active</w:t>
+            </w:r>
+          </w:p>
+        </w:tc>
+        <w:tc>
+          <w:tcPr/>
+          <w:p>
+            <w:pPr>
+              <w:pStyle w:val="Compact"/>
+            </w:pPr>
+            <w:r>
+              <w:t xml:space="preserve">YouTube channel manager</w:t>
+            </w:r>
+          </w:p>
+        </w:tc>
+        <w:tc>
+          <w:tcPr/>
+          <w:p>
+            <w:pPr>
+              <w:pStyle w:val="Compact"/>
+            </w:pPr>
+            <w:r>
+              <w:t xml:space="preserve">Per episode performance review</w:t>
+            </w:r>
+          </w:p>
+        </w:tc>
+      </w:tr>
+      <w:tr>
+        <w:tc>
+          <w:tcPr/>
+          <w:p>
+            <w:pPr>
+              <w:pStyle w:val="Compact"/>
+            </w:pPr>
+            <w:r>
+              <w:t xml:space="preserve">2</w:t>
+            </w:r>
+          </w:p>
+        </w:tc>
+        <w:tc>
+          <w:tcPr/>
+          <w:p>
+            <w:pPr>
+              <w:pStyle w:val="Compact"/>
+            </w:pPr>
+            <w:r>
+              <w:t xml:space="preserve">Casting consideration package</w:t>
+            </w:r>
+          </w:p>
+        </w:tc>
+        <w:tc>
+          <w:tcPr/>
+          <w:p>
+            <w:pPr>
+              <w:pStyle w:val="Compact"/>
+            </w:pPr>
+            <w:r>
+              <w:t xml:space="preserve">Compile creator’s full story: YouTube performance data, platform match scores, deal history, social proof</w:t>
+            </w:r>
+          </w:p>
+        </w:tc>
+        <w:tc>
+          <w:tcPr/>
+          <w:p>
+            <w:pPr>
+              <w:pStyle w:val="Compact"/>
+            </w:pPr>
+            <w:r>
+              <w:t xml:space="preserve">Casting coordinator</w:t>
+            </w:r>
+          </w:p>
+        </w:tc>
+        <w:tc>
+          <w:tcPr/>
+          <w:p>
+            <w:pPr>
+              <w:pStyle w:val="Compact"/>
+            </w:pPr>
+            <w:r>
+              <w:t xml:space="preserve">Within 1 week of flag</w:t>
+            </w:r>
+          </w:p>
+        </w:tc>
+      </w:tr>
+      <w:tr>
+        <w:tc>
+          <w:tcPr/>
+          <w:p>
+            <w:pPr>
+              <w:pStyle w:val="Compact"/>
+            </w:pPr>
+            <w:r>
+              <w:t xml:space="preserve">3</w:t>
+            </w:r>
+          </w:p>
+        </w:tc>
+        <w:tc>
+          <w:tcPr/>
+          <w:p>
+            <w:pPr>
+              <w:pStyle w:val="Compact"/>
+            </w:pPr>
+            <w:r>
+              <w:t xml:space="preserve">Casting outreach</w:t>
+            </w:r>
+          </w:p>
+        </w:tc>
+        <w:tc>
+          <w:tcPr/>
+          <w:p>
+            <w:pPr>
+              <w:pStyle w:val="Compact"/>
+            </w:pPr>
+            <w:r>
+              <w:t xml:space="preserve">Contact creator through management or directly; gauge interest in show participation</w:t>
+            </w:r>
+          </w:p>
+        </w:tc>
+        <w:tc>
+          <w:tcPr/>
+          <w:p>
+            <w:pPr>
+              <w:pStyle w:val="Compact"/>
+            </w:pPr>
+            <w:r>
+              <w:t xml:space="preserve">Casting coordinator</w:t>
+            </w:r>
+          </w:p>
+        </w:tc>
+        <w:tc>
+          <w:tcPr/>
+          <w:p>
+            <w:pPr>
+              <w:pStyle w:val="Compact"/>
+            </w:pPr>
+            <w:r>
+              <w:t xml:space="preserve">Within 2 weeks of package completion</w:t>
+            </w:r>
+          </w:p>
+        </w:tc>
+      </w:tr>
+      <w:tr>
+        <w:tc>
+          <w:tcPr/>
+          <w:p>
+            <w:pPr>
+              <w:pStyle w:val="Compact"/>
+            </w:pPr>
+            <w:r>
+              <w:t xml:space="preserve">4</w:t>
+            </w:r>
+          </w:p>
+        </w:tc>
+        <w:tc>
+          <w:tcPr/>
+          <w:p>
+            <w:pPr>
+              <w:pStyle w:val="Compact"/>
+            </w:pPr>
+            <w:r>
+              <w:t xml:space="preserve">Casting intake</w:t>
+            </w:r>
+          </w:p>
+        </w:tc>
+        <w:tc>
+          <w:tcPr/>
+          <w:p>
+            <w:pPr>
+              <w:pStyle w:val="Compact"/>
+            </w:pPr>
+            <w:r>
+              <w:t xml:space="preserve">Full casting interview; producer-level assessment of story arc, on-camera presence, and format fit</w:t>
+            </w:r>
+          </w:p>
+        </w:tc>
+        <w:tc>
+          <w:tcPr/>
+          <w:p>
+            <w:pPr>
+              <w:pStyle w:val="Compact"/>
+            </w:pPr>
+            <w:r>
+              <w:t xml:space="preserve">Executive producer / casting director</w:t>
+            </w:r>
+          </w:p>
+        </w:tc>
+        <w:tc>
+          <w:tcPr/>
+          <w:p>
+            <w:pPr>
+              <w:pStyle w:val="Compact"/>
+            </w:pPr>
+            <w:r>
+              <w:t xml:space="preserve">Per production development schedule</w:t>
+            </w:r>
+          </w:p>
+        </w:tc>
+      </w:tr>
+    </w:tbl>
+    <w:p>
+      <w:pPr>
+        <w:pStyle w:val="BodyText"/>
+      </w:pPr>
+      <w:r>
+        <w:rPr>
+          <w:b/>
+          <w:bCs/>
+        </w:rPr>
+        <w:t xml:space="preserve">Editorial Director Role:</w:t>
+      </w:r>
+      <w:r>
+        <w:t xml:space="preserve"> </w:t>
+      </w:r>
+      <w:r>
+        <w:t xml:space="preserve">Assign an editorial director role — even fractional (10 hours/week) at launch — to own this pipeline before the podcast launches. The pipeline cannot be a single-person operation at volume. The editorial director owns the Workflow 1 flagging, the Workflow 2 candidate review, and the trigger thresholds. They are the mechanism that keeps the flywheel turning.</w:t>
+      </w:r>
+    </w:p>
+    <w:p>
+      <w:r>
+        <w:pict>
+          <v:rect style="width:0;height:1.5pt" o:hralign="center" o:hrstd="t" o:hr="t"/>
+        </w:pict>
+      </w:r>
+    </w:p>
+    <w:bookmarkEnd w:id="50"/>
+    <w:bookmarkStart w:id="51" w:name="Xe5770024393af9f0b1dddb727d946f46595b69c"/>
+    <w:p>
+      <w:pPr>
+        <w:pStyle w:val="Heading2"/>
+      </w:pPr>
+      <w:r>
+        <w:t xml:space="preserve">[NEW] Suggestion 12.6 Applied: Failure Recovery Protocol by Phase</w:t>
+      </w:r>
+    </w:p>
+    <w:p>
+      <w:pPr>
+        <w:pStyle w:val="FirstParagraph"/>
+      </w:pPr>
+      <w:r>
+        <w:rPr>
+          <w:b/>
+          <w:bCs/>
+        </w:rPr>
+        <w:t xml:space="preserve">What Happens When a Phase Underperforms — Pre-Committed Answers</w:t>
+      </w:r>
+    </w:p>
+    <w:p>
+      <w:pPr>
+        <w:pStyle w:val="BodyText"/>
+      </w:pPr>
+      <w:r>
+        <w:t xml:space="preserve">The unified strategy is admirably specific about success benchmarks. Without a defined failure recovery protocol, an underperforming phase creates decision paralysis. These pre-committed answers make the execution plan resilient and demonstrate management team sophistication to investors.</w:t>
+      </w:r>
+    </w:p>
+    <w:p>
+      <w:pPr>
+        <w:pStyle w:val="BodyText"/>
+      </w:pPr>
+      <w:r>
+        <w:rPr>
+          <w:b/>
+          <w:bCs/>
+        </w:rPr>
+        <w:t xml:space="preserve">Phase-by-Phase Failure Recovery Protocols:</w:t>
+      </w:r>
+    </w:p>
+    <w:tbl>
+      <w:tblPr>
+        <w:tblStyle w:val="Table"/>
+        <w:tblW w:type="pct" w:w="5000"/>
+        <w:tblLayout w:type="fixed"/>
+        <w:tblLook w:firstRow="1" w:lastRow="0" w:firstColumn="0" w:lastColumn="0" w:noHBand="0" w:noVBand="0" w:val="0020"/>
+      </w:tblPr>
+      <w:tblGrid>
+        <w:gridCol w:w="1584"/>
+        <w:gridCol w:w="1584"/>
+        <w:gridCol w:w="1584"/>
+        <w:gridCol w:w="1584"/>
+        <w:gridCol w:w="1584"/>
+      </w:tblGrid>
+      <w:tr>
+        <w:trPr>
+          <w:tblHeader w:val="on"/>
+        </w:trPr>
+        <w:tc>
+          <w:tcPr/>
+          <w:p>
+            <w:pPr>
+              <w:pStyle w:val="Compact"/>
+            </w:pPr>
+            <w:r>
+              <w:t xml:space="preserve">Phase</w:t>
+            </w:r>
+          </w:p>
+        </w:tc>
+        <w:tc>
+          <w:tcPr/>
+          <w:p>
+            <w:pPr>
+              <w:pStyle w:val="Compact"/>
+            </w:pPr>
+            <w:r>
+              <w:t xml:space="preserve">Success Benchmark</w:t>
+            </w:r>
+          </w:p>
+        </w:tc>
+        <w:tc>
+          <w:tcPr/>
+          <w:p>
+            <w:pPr>
+              <w:pStyle w:val="Compact"/>
+            </w:pPr>
+            <w:r>
+              <w:t xml:space="preserve">Failure Condition</w:t>
+            </w:r>
+          </w:p>
+        </w:tc>
+        <w:tc>
+          <w:tcPr/>
+          <w:p>
+            <w:pPr>
+              <w:pStyle w:val="Compact"/>
+            </w:pPr>
+            <w:r>
+              <w:t xml:space="preserve">Recovery Protocol</w:t>
+            </w:r>
+          </w:p>
+        </w:tc>
+        <w:tc>
+          <w:tcPr/>
+          <w:p>
+            <w:pPr>
+              <w:pStyle w:val="Compact"/>
+            </w:pPr>
+            <w:r>
+              <w:t xml:space="preserve">Timeline Impact</w:t>
+            </w:r>
+          </w:p>
+        </w:tc>
+      </w:tr>
+      <w:tr>
+        <w:tc>
+          <w:tcPr/>
+          <w:p>
+            <w:pPr>
+              <w:pStyle w:val="Compact"/>
+            </w:pPr>
+            <w:r>
+              <w:t xml:space="preserve">Phase 1 — Platform</w:t>
+            </w:r>
+          </w:p>
+        </w:tc>
+        <w:tc>
+          <w:tcPr/>
+          <w:p>
+            <w:pPr>
+              <w:pStyle w:val="Compact"/>
+            </w:pPr>
+            <w:r>
+              <w:t xml:space="preserve">500 active users by Month 3</w:t>
+            </w:r>
+          </w:p>
+        </w:tc>
+        <w:tc>
+          <w:tcPr/>
+          <w:p>
+            <w:pPr>
+              <w:pStyle w:val="Compact"/>
+            </w:pPr>
+            <w:r>
+              <w:t xml:space="preserve">Fewer than 200 active users by Month 3</w:t>
+            </w:r>
+          </w:p>
+        </w:tc>
+        <w:tc>
+          <w:tcPr/>
+          <w:p>
+            <w:pPr>
+              <w:pStyle w:val="Compact"/>
+            </w:pPr>
+            <w:r>
+              <w:t xml:space="preserve">Pivot user acquisition strategy: priority outreach to creator management companies (Night Media, Select Management) for bulk onboarding; reduce friction in signup flow; extend free trial period from 14 to 30 days</w:t>
+            </w:r>
+          </w:p>
+        </w:tc>
+        <w:tc>
+          <w:tcPr/>
+          <w:p>
+            <w:pPr>
+              <w:pStyle w:val="Compact"/>
+            </w:pPr>
+            <w:r>
+              <w:t xml:space="preserve">Delay Phase 2 (Podcast) by 1 month</w:t>
+            </w:r>
+          </w:p>
+        </w:tc>
+      </w:tr>
+      <w:tr>
+        <w:tc>
+          <w:tcPr/>
+          <w:p>
+            <w:pPr>
+              <w:pStyle w:val="Compact"/>
+            </w:pPr>
+            <w:r>
+              <w:t xml:space="preserve">Phase 2 — Podcast</w:t>
+            </w:r>
+          </w:p>
+        </w:tc>
+        <w:tc>
+          <w:tcPr/>
+          <w:p>
+            <w:pPr>
+              <w:pStyle w:val="Compact"/>
+            </w:pPr>
+            <w:r>
+              <w:t xml:space="preserve">5,000 downloads minimum by Episode 12</w:t>
+            </w:r>
+          </w:p>
+        </w:tc>
+        <w:tc>
+          <w:tcPr/>
+          <w:p>
+            <w:pPr>
+              <w:pStyle w:val="Compact"/>
+            </w:pPr>
+            <w:r>
+              <w:t xml:space="preserve">Fewer than 2,500 downloads by Episode 8</w:t>
+            </w:r>
+          </w:p>
+        </w:tc>
+        <w:tc>
+          <w:tcPr/>
+          <w:p>
+            <w:pPr>
+              <w:pStyle w:val="Compact"/>
+            </w:pPr>
+            <w:r>
+              <w:t xml:space="preserve">Pivot to data intelligence episode format (highest documented conversion rate); reduce episode frequency from weekly to bi-weekly to improve per-episode quality; extend Phase 2 by 2 months before assessing Phase 3 readiness</w:t>
+            </w:r>
+          </w:p>
+        </w:tc>
+        <w:tc>
+          <w:tcPr/>
+          <w:p>
+            <w:pPr>
+              <w:pStyle w:val="Compact"/>
+            </w:pPr>
+            <w:r>
+              <w:t xml:space="preserve">Delay Phase 3 (YouTube) by 1 quarter; do not abandon Phase 2 — 2,000 downloads/episode still generates platform signups and establishes editorial voice</w:t>
+            </w:r>
+          </w:p>
+        </w:tc>
+      </w:tr>
+      <w:tr>
+        <w:tc>
+          <w:tcPr/>
+          <w:p>
+            <w:pPr>
+              <w:pStyle w:val="Compact"/>
+            </w:pPr>
+            <w:r>
+              <w:t xml:space="preserve">Phase 3 — YouTube</w:t>
+            </w:r>
+          </w:p>
+        </w:tc>
+        <w:tc>
+          <w:tcPr/>
+          <w:p>
+            <w:pPr>
+              <w:pStyle w:val="Compact"/>
+            </w:pPr>
+            <w:r>
+              <w:t xml:space="preserve">100,000 average views by Episode 6</w:t>
+            </w:r>
+          </w:p>
+        </w:tc>
+        <w:tc>
+          <w:tcPr/>
+          <w:p>
+            <w:pPr>
+              <w:pStyle w:val="Compact"/>
+            </w:pPr>
+            <w:r>
+              <w:t xml:space="preserve">Fewer than 50,000 average views by Episode 4</w:t>
+            </w:r>
+          </w:p>
+        </w:tc>
+        <w:tc>
+          <w:tcPr/>
+          <w:p>
+            <w:pPr>
+              <w:pStyle w:val="Compact"/>
+            </w:pPr>
+            <w:r>
+              <w:t xml:space="preserve">Pause the current format; produce one experimental episode in</w:t>
+            </w:r>
+            <w:r>
+              <w:t xml:space="preserve"> </w:t>
+            </w:r>
+            <w:r>
+              <w:t xml:space="preserve">“The Blind Deal”</w:t>
+            </w:r>
+            <w:r>
+              <w:t xml:space="preserve"> </w:t>
+            </w:r>
+            <w:r>
+              <w:t xml:space="preserve">format even if Deal Stage Contenders is the primary format; the data on which format outperforms is more valuable than investing in a format that is not working</w:t>
+            </w:r>
+          </w:p>
+        </w:tc>
+        <w:tc>
+          <w:tcPr/>
+          <w:p>
+            <w:pPr>
+              <w:pStyle w:val="Compact"/>
+            </w:pPr>
+            <w:r>
+              <w:t xml:space="preserve">Delay Phase 4 (TV pitch) by 6 weeks for format validation; do not delay based on a single underperforming episode — require two consecutive below-threshold episodes before triggering protocol</w:t>
+            </w:r>
+          </w:p>
+        </w:tc>
+      </w:tr>
+      <w:tr>
+        <w:tc>
+          <w:tcPr/>
+          <w:p>
+            <w:pPr>
+              <w:pStyle w:val="Compact"/>
+            </w:pPr>
+            <w:r>
+              <w:t xml:space="preserve">Phase 4 — TV Pitch</w:t>
+            </w:r>
+          </w:p>
+        </w:tc>
+        <w:tc>
+          <w:tcPr/>
+          <w:p>
+            <w:pPr>
+              <w:pStyle w:val="Compact"/>
+            </w:pPr>
+            <w:r>
+              <w:t xml:space="preserve">Development deal signed by Month 15</w:t>
+            </w:r>
+          </w:p>
+        </w:tc>
+        <w:tc>
+          <w:tcPr/>
+          <w:p>
+            <w:pPr>
+              <w:pStyle w:val="Compact"/>
+            </w:pPr>
+            <w:r>
+              <w:t xml:space="preserve">No development deal by Month 18</w:t>
+            </w:r>
+          </w:p>
+        </w:tc>
+        <w:tc>
+          <w:tcPr/>
+          <w:p>
+            <w:pPr>
+              <w:pStyle w:val="Compact"/>
+            </w:pPr>
+            <w:r>
+              <w:t xml:space="preserve">Pursue YouTube Live validation protocol (3 test episodes); use YouTube Live performance data as the new pitch hook; simultaneously pursue brand CMO pathway for The Comeback (bypasses production company development entirely)</w:t>
+            </w:r>
+          </w:p>
+        </w:tc>
+        <w:tc>
+          <w:tcPr/>
+          <w:p>
+            <w:pPr>
+              <w:pStyle w:val="Compact"/>
+            </w:pPr>
+            <w:r>
+              <w:t xml:space="preserve">Shift TV timeline by 3-6 months; increase YouTube investment to generate stronger pitch data</w:t>
+            </w:r>
+          </w:p>
+        </w:tc>
+      </w:tr>
+      <w:tr>
+        <w:tc>
+          <w:tcPr/>
+          <w:p>
+            <w:pPr>
+              <w:pStyle w:val="Compact"/>
+            </w:pPr>
+            <w:r>
+              <w:t xml:space="preserve">Phase 5 — Production</w:t>
+            </w:r>
+          </w:p>
+        </w:tc>
+        <w:tc>
+          <w:tcPr/>
+          <w:p>
+            <w:pPr>
+              <w:pStyle w:val="Compact"/>
+            </w:pPr>
+            <w:r>
+              <w:t xml:space="preserve">TV show greenlit; production begins</w:t>
+            </w:r>
+          </w:p>
+        </w:tc>
+        <w:tc>
+          <w:tcPr/>
+          <w:p>
+            <w:pPr>
+              <w:pStyle w:val="Compact"/>
+            </w:pPr>
+            <w:r>
+              <w:t xml:space="preserve">Production timeline delayed more than 3 months</w:t>
+            </w:r>
+          </w:p>
+        </w:tc>
+        <w:tc>
+          <w:tcPr/>
+          <w:p>
+            <w:pPr>
+              <w:pStyle w:val="Compact"/>
+            </w:pPr>
+            <w:r>
+              <w:t xml:space="preserve">Accelerate Deal Stage: Live YouTube format as a production-free revenue and awareness engine; increase podcast cadence to daily news format to maintain audience engagement during production gap</w:t>
+            </w:r>
+          </w:p>
+        </w:tc>
+        <w:tc>
+          <w:tcPr/>
+          <w:p>
+            <w:pPr>
+              <w:pStyle w:val="Compact"/>
+            </w:pPr>
+            <w:r>
+              <w:t xml:space="preserve">No impact on financial model — YouTube and podcast continue generating revenue independent of TV timeline</w:t>
+            </w:r>
+          </w:p>
+        </w:tc>
+      </w:tr>
+    </w:tbl>
+    <w:p>
+      <w:pPr>
+        <w:pStyle w:val="BodyText"/>
+      </w:pPr>
+      <w:r>
+        <w:rPr>
+          <w:b/>
+          <w:bCs/>
+        </w:rPr>
+        <w:t xml:space="preserve">Decision Principle:</w:t>
+      </w:r>
+      <w:r>
+        <w:t xml:space="preserve"> </w:t>
+      </w:r>
+      <w:r>
+        <w:t xml:space="preserve">No phase is abandoned at minimum benchmark. A phase performing below target but above zero is still building the platform community, generating deal pipeline, and establishing the editorial brand voice. The recovery protocols adjust resources and timelines — they do not eliminate phases. The flywheel slows under failure conditions; it does not stop.</w:t>
+      </w:r>
+    </w:p>
+    <w:p>
+      <w:r>
+        <w:pict>
+          <v:rect style="width:0;height:1.5pt" o:hralign="center" o:hrstd="t" o:hr="t"/>
+        </w:pict>
+      </w:r>
+    </w:p>
+    <w:bookmarkEnd w:id="51"/>
+    <w:bookmarkStart w:id="52" w:name="X8bf5d9b893c57bf0ff7bf59913e00e797c5bf22"/>
+    <w:p>
+      <w:pPr>
+        <w:pStyle w:val="Heading2"/>
+      </w:pPr>
+      <w:r>
+        <w:t xml:space="preserve">[NEW] Suggestion 12.7 Applied: Phase 1.5 — Community-First Strategy</w:t>
+      </w:r>
+    </w:p>
+    <w:p>
+      <w:pPr>
+        <w:pStyle w:val="FirstParagraph"/>
+      </w:pPr>
+      <w:r>
+        <w:rPr>
+          <w:b/>
+          <w:bCs/>
+        </w:rPr>
+        <w:t xml:space="preserve">A Private Creator Community Before the Podcast Launches</w:t>
+      </w:r>
+    </w:p>
+    <w:p>
+      <w:pPr>
+        <w:pStyle w:val="BodyText"/>
+      </w:pPr>
+      <w:r>
+        <w:t xml:space="preserve">The flywheel’s hidden assumption is that compelling creator stories will be available when the podcast needs them. The community strategy ensures this is true by design rather than by hope.</w:t>
+      </w:r>
+    </w:p>
+    <w:p>
+      <w:pPr>
+        <w:pStyle w:val="BodyText"/>
+      </w:pPr>
+      <w:r>
+        <w:rPr>
+          <w:b/>
+          <w:bCs/>
+        </w:rPr>
+        <w:t xml:space="preserve">Phase 1.5 — DealStage Creator Community</w:t>
+      </w:r>
+    </w:p>
+    <w:p>
+      <w:pPr>
+        <w:pStyle w:val="BodyText"/>
+      </w:pPr>
+      <w:r>
+        <w:rPr>
+          <w:b/>
+          <w:bCs/>
+        </w:rPr>
+        <w:t xml:space="preserve">Launch Timing:</w:t>
+      </w:r>
+      <w:r>
+        <w:t xml:space="preserve"> </w:t>
+      </w:r>
+      <w:r>
+        <w:t xml:space="preserve">Simultaneously with the platform launch (Month 1). Not after the podcast launches. The community is the source of the podcast’s first guests, not a downstream beneficiary of the podcast’s audience.</w:t>
+      </w:r>
+    </w:p>
+    <w:p>
+      <w:pPr>
+        <w:pStyle w:val="BodyText"/>
+      </w:pPr>
+      <w:r>
+        <w:rPr>
+          <w:b/>
+          <w:bCs/>
+        </w:rPr>
+        <w:t xml:space="preserve">Platform:</w:t>
+      </w:r>
+      <w:r>
+        <w:t xml:space="preserve"> </w:t>
+      </w:r>
+      <w:r>
+        <w:t xml:space="preserve">Discord (preferred for the creator demographic, 18-34, who are already active Discord users). Alternative: Slack (higher conversion to paid platform users based on B2B SaaS community data). Primary criterion: where the creator economy’s working professionals already spend time.</w:t>
+      </w:r>
+    </w:p>
+    <w:p>
+      <w:pPr>
+        <w:pStyle w:val="BodyText"/>
+      </w:pPr>
+      <w:r>
+        <w:rPr>
+          <w:b/>
+          <w:bCs/>
+        </w:rPr>
+        <w:t xml:space="preserve">Community Structure:</w:t>
+      </w:r>
+    </w:p>
+    <w:tbl>
+      <w:tblPr>
+        <w:tblStyle w:val="Table"/>
+        <w:tblW w:type="pct" w:w="5000"/>
+        <w:tblLayout w:type="fixed"/>
+        <w:tblLook w:firstRow="1" w:lastRow="0" w:firstColumn="0" w:lastColumn="0" w:noHBand="0" w:noVBand="0" w:val="0020"/>
+      </w:tblPr>
+      <w:tblGrid>
+        <w:gridCol w:w="2640"/>
+        <w:gridCol w:w="2640"/>
+        <w:gridCol w:w="2640"/>
+      </w:tblGrid>
+      <w:tr>
+        <w:trPr>
+          <w:tblHeader w:val="on"/>
+        </w:trPr>
+        <w:tc>
+          <w:tcPr/>
+          <w:p>
+            <w:pPr>
+              <w:pStyle w:val="Compact"/>
+            </w:pPr>
+            <w:r>
+              <w:t xml:space="preserve">Channel</w:t>
+            </w:r>
+          </w:p>
+        </w:tc>
+        <w:tc>
+          <w:tcPr/>
+          <w:p>
+            <w:pPr>
+              <w:pStyle w:val="Compact"/>
+            </w:pPr>
+            <w:r>
+              <w:t xml:space="preserve">Purpose</w:t>
+            </w:r>
+          </w:p>
+        </w:tc>
+        <w:tc>
+          <w:tcPr/>
+          <w:p>
+            <w:pPr>
+              <w:pStyle w:val="Compact"/>
+            </w:pPr>
+            <w:r>
+              <w:t xml:space="preserve">Moderation Level</w:t>
+            </w:r>
+          </w:p>
+        </w:tc>
+      </w:tr>
+      <w:tr>
+        <w:tc>
+          <w:tcPr/>
+          <w:p>
+            <w:pPr>
+              <w:pStyle w:val="Compact"/>
+            </w:pPr>
+            <w:r>
+              <w:t xml:space="preserve">#welcome-and-intros</w:t>
+            </w:r>
+          </w:p>
+        </w:tc>
+        <w:tc>
+          <w:tcPr/>
+          <w:p>
+            <w:pPr>
+              <w:pStyle w:val="Compact"/>
+            </w:pPr>
+            <w:r>
+              <w:t xml:space="preserve">New member introductions; required for all new joiners</w:t>
+            </w:r>
+          </w:p>
+        </w:tc>
+        <w:tc>
+          <w:tcPr/>
+          <w:p>
+            <w:pPr>
+              <w:pStyle w:val="Compact"/>
+            </w:pPr>
+            <w:r>
+              <w:t xml:space="preserve">Community manager active</w:t>
+            </w:r>
+          </w:p>
+        </w:tc>
+      </w:tr>
+      <w:tr>
+        <w:tc>
+          <w:tcPr/>
+          <w:p>
+            <w:pPr>
+              <w:pStyle w:val="Compact"/>
+            </w:pPr>
+            <w:r>
+              <w:t xml:space="preserve">#deals-in-progress</w:t>
+            </w:r>
+          </w:p>
+        </w:tc>
+        <w:tc>
+          <w:tcPr/>
+          <w:p>
+            <w:pPr>
+              <w:pStyle w:val="Compact"/>
+            </w:pPr>
+            <w:r>
+              <w:t xml:space="preserve">Members share active deal negotiations for peer feedback</w:t>
+            </w:r>
+          </w:p>
+        </w:tc>
+        <w:tc>
+          <w:tcPr/>
+          <w:p>
+            <w:pPr>
+              <w:pStyle w:val="Compact"/>
+            </w:pPr>
+            <w:r>
+              <w:t xml:space="preserve">Community manager active; no legal advice disclaimer pinned</w:t>
+            </w:r>
+          </w:p>
+        </w:tc>
+      </w:tr>
+      <w:tr>
+        <w:tc>
+          <w:tcPr/>
+          <w:p>
+            <w:pPr>
+              <w:pStyle w:val="Compact"/>
+            </w:pPr>
+            <w:r>
+              <w:t xml:space="preserve">#platform-wins</w:t>
+            </w:r>
+          </w:p>
+        </w:tc>
+        <w:tc>
+          <w:tcPr/>
+          <w:p>
+            <w:pPr>
+              <w:pStyle w:val="Compact"/>
+            </w:pPr>
+            <w:r>
+              <w:t xml:space="preserve">Deals closed through DealStage — celebrations and case studies</w:t>
+            </w:r>
+          </w:p>
+        </w:tc>
+        <w:tc>
+          <w:tcPr/>
+          <w:p>
+            <w:pPr>
+              <w:pStyle w:val="Compact"/>
+            </w:pPr>
+            <w:r>
+              <w:t xml:space="preserve">High priority: every post here is a podcast candidate</w:t>
+            </w:r>
+          </w:p>
+        </w:tc>
+      </w:tr>
+      <w:tr>
+        <w:tc>
+          <w:tcPr/>
+          <w:p>
+            <w:pPr>
+              <w:pStyle w:val="Compact"/>
+            </w:pPr>
+            <w:r>
+              <w:t xml:space="preserve">#ai-score-questions</w:t>
+            </w:r>
+          </w:p>
+        </w:tc>
+        <w:tc>
+          <w:tcPr/>
+          <w:p>
+            <w:pPr>
+              <w:pStyle w:val="Compact"/>
+            </w:pPr>
+            <w:r>
+              <w:t xml:space="preserve">Questions about match scores and brand compatibility results</w:t>
+            </w:r>
+          </w:p>
+        </w:tc>
+        <w:tc>
+          <w:tcPr/>
+          <w:p>
+            <w:pPr>
+              <w:pStyle w:val="Compact"/>
+            </w:pPr>
+            <w:r>
+              <w:t xml:space="preserve">Platform team responsive within 24 hours</w:t>
+            </w:r>
+          </w:p>
+        </w:tc>
+      </w:tr>
+      <w:tr>
+        <w:tc>
+          <w:tcPr/>
+          <w:p>
+            <w:pPr>
+              <w:pStyle w:val="Compact"/>
+            </w:pPr>
+            <w:r>
+              <w:t xml:space="preserve">#industry-news</w:t>
+            </w:r>
+          </w:p>
+        </w:tc>
+        <w:tc>
+          <w:tcPr/>
+          <w:p>
+            <w:pPr>
+              <w:pStyle w:val="Compact"/>
+            </w:pPr>
+            <w:r>
+              <w:t xml:space="preserve">Creator economy news, brand deal trends, platform changes</w:t>
+            </w:r>
+          </w:p>
+        </w:tc>
+        <w:tc>
+          <w:tcPr/>
+          <w:p>
+            <w:pPr>
+              <w:pStyle w:val="Compact"/>
+            </w:pPr>
+            <w:r>
+              <w:t xml:space="preserve">Member-driven with community manager curation</w:t>
+            </w:r>
+          </w:p>
+        </w:tc>
+      </w:tr>
+      <w:tr>
+        <w:tc>
+          <w:tcPr/>
+          <w:p>
+            <w:pPr>
+              <w:pStyle w:val="Compact"/>
+            </w:pPr>
+            <w:r>
+              <w:t xml:space="preserve">#show-interest</w:t>
+            </w:r>
+          </w:p>
+        </w:tc>
+        <w:tc>
+          <w:tcPr/>
+          <w:p>
+            <w:pPr>
+              <w:pStyle w:val="Compact"/>
+            </w:pPr>
+            <w:r>
+              <w:t xml:space="preserve">Members interested in podcast features, YouTube, or TV casting</w:t>
+            </w:r>
+          </w:p>
+        </w:tc>
+        <w:tc>
+          <w:tcPr/>
+          <w:p>
+            <w:pPr>
+              <w:pStyle w:val="Compact"/>
+            </w:pPr>
+            <w:r>
+              <w:t xml:space="preserve">Casting coordinator monitors</w:t>
+            </w:r>
+          </w:p>
+        </w:tc>
+      </w:tr>
+      <w:tr>
+        <w:tc>
+          <w:tcPr/>
+          <w:p>
+            <w:pPr>
+              <w:pStyle w:val="Compact"/>
+            </w:pPr>
+            <w:r>
+              <w:t xml:space="preserve">#early-access</w:t>
+            </w:r>
+          </w:p>
+        </w:tc>
+        <w:tc>
+          <w:tcPr/>
+          <w:p>
+            <w:pPr>
+              <w:pStyle w:val="Compact"/>
+            </w:pPr>
+            <w:r>
+              <w:t xml:space="preserve">New platform feature announcements and beta testing invitations</w:t>
+            </w:r>
+          </w:p>
+        </w:tc>
+        <w:tc>
+          <w:tcPr/>
+          <w:p>
+            <w:pPr>
+              <w:pStyle w:val="Compact"/>
+            </w:pPr>
+            <w:r>
+              <w:t xml:space="preserve">Invite-only for most engaged members</w:t>
+            </w:r>
+          </w:p>
+        </w:tc>
+      </w:tr>
+    </w:tbl>
+    <w:p>
+      <w:pPr>
+        <w:pStyle w:val="BodyText"/>
+      </w:pPr>
+      <w:r>
+        <w:rPr>
+          <w:b/>
+          <w:bCs/>
+        </w:rPr>
+        <w:t xml:space="preserve">Community Growth Target — Phase 1 Goal:</w:t>
+      </w:r>
+      <w:r>
+        <w:t xml:space="preserve"> </w:t>
+      </w:r>
+      <w:r>
+        <w:t xml:space="preserve">200 active members (defined as: at least one post in the past 30 days) before the podcast launches. These members are the podcast’s first audience, first guest candidates, and first case studies.</w:t>
+      </w:r>
+    </w:p>
+    <w:p>
+      <w:pPr>
+        <w:pStyle w:val="BodyText"/>
+      </w:pPr>
+      <w:r>
+        <w:rPr>
+          <w:b/>
+          <w:bCs/>
+        </w:rPr>
+        <w:t xml:space="preserve">Community Value Exchange:</w:t>
+      </w:r>
+      <w:r>
+        <w:t xml:space="preserve"> </w:t>
+      </w:r>
+      <w:r>
+        <w:t xml:space="preserve">- Early access to new platform features before public release</w:t>
+      </w:r>
+      <w:r>
+        <w:t xml:space="preserve"> </w:t>
+      </w:r>
+      <w:r>
+        <w:t xml:space="preserve">- Dedicated peer feedback on deals in progress</w:t>
+      </w:r>
+      <w:r>
+        <w:t xml:space="preserve"> </w:t>
+      </w:r>
+      <w:r>
+        <w:t xml:space="preserve">- Priority consideration for podcast features, YouTube casting, and TV casting</w:t>
+      </w:r>
+      <w:r>
+        <w:t xml:space="preserve"> </w:t>
+      </w:r>
+      <w:r>
+        <w:t xml:space="preserve">- Direct access to the DealStage platform team for product questions</w:t>
+      </w:r>
+    </w:p>
+    <w:p>
+      <w:pPr>
+        <w:pStyle w:val="BodyText"/>
+      </w:pPr>
+      <w:r>
+        <w:rPr>
+          <w:b/>
+          <w:bCs/>
+        </w:rPr>
+        <w:t xml:space="preserve">Community Manager Role:</w:t>
+      </w:r>
+      <w:r>
+        <w:t xml:space="preserve"> </w:t>
+      </w:r>
+      <w:r>
+        <w:t xml:space="preserve">Assign community management from Day 1 — minimum 5 hours per week from a platform team member during Phase 1. The community cannot be unmonitored. An unmoderated creator community with deal negotiations in progress will generate compliance and legal exposure within weeks. The community manager’s primary responsibilities: enforce the</w:t>
+      </w:r>
+      <w:r>
+        <w:t xml:space="preserve"> </w:t>
+      </w:r>
+      <w:r>
+        <w:t xml:space="preserve">“no legal advice”</w:t>
+      </w:r>
+      <w:r>
+        <w:t xml:space="preserve"> </w:t>
+      </w:r>
+      <w:r>
+        <w:t xml:space="preserve">disclaimer, elevate platform wins to the podcast team immediately, and identify the 10-15 most engaged members who are the natural first podcast guests.</w:t>
+      </w:r>
+    </w:p>
+    <w:p>
+      <w:pPr>
+        <w:pStyle w:val="BodyText"/>
+      </w:pPr>
+      <w:r>
+        <w:rPr>
+          <w:b/>
+          <w:bCs/>
+        </w:rPr>
+        <w:t xml:space="preserve">Why the Community Comes Before the Podcast:</w:t>
+      </w:r>
+      <w:r>
+        <w:t xml:space="preserve"> </w:t>
+      </w:r>
+      <w:r>
+        <w:t xml:space="preserve">A podcast with cold-recruited guests produces good content. A podcast where the first 12 guests have been active community members for 60 days — refining their deal stories, responding to peer feedback, developing their narrative clarity — produces exceptional content. The quality difference between community-first podcast guests and cold-recruited guests is audible in every episode.</w:t>
+      </w:r>
+    </w:p>
+    <w:p>
+      <w:r>
+        <w:pict>
+          <v:rect style="width:0;height:1.5pt" o:hralign="center" o:hrstd="t" o:hr="t"/>
+        </w:pict>
+      </w:r>
+    </w:p>
+    <w:bookmarkEnd w:id="52"/>
+    <w:bookmarkStart w:id="53" w:name="X1b56446ed50099d184ccce0c4377e3d5d2edf58"/>
+    <w:p>
+      <w:pPr>
+        <w:pStyle w:val="Heading2"/>
+      </w:pPr>
+      <w:r>
+        <w:t xml:space="preserve">[NEW] Suggestion 12.8 Applied: Strategic Investor Category</w:t>
+      </w:r>
+    </w:p>
+    <w:p>
+      <w:pPr>
+        <w:pStyle w:val="FirstParagraph"/>
+      </w:pPr>
+      <w:r>
+        <w:rPr>
+          <w:b/>
+          <w:bCs/>
+        </w:rPr>
+        <w:t xml:space="preserve">Streaming Platform or Production Company as Series A Lead Investor</w:t>
+      </w:r>
+    </w:p>
+    <w:p>
+      <w:pPr>
+        <w:pStyle w:val="BodyText"/>
+      </w:pPr>
+      <w:r>
+        <w:t xml:space="preserve">This structural move converts a competitive pitch process (DealStage pitching everyone, hoping someone commits) into a collaborative relationship (a strategic investor who is financially motivated to greenlight the show because they are already a shareholder).</w:t>
+      </w:r>
+    </w:p>
+    <w:p>
+      <w:pPr>
+        <w:pStyle w:val="BodyText"/>
+      </w:pPr>
+      <w:r>
+        <w:rPr>
+          <w:b/>
+          <w:bCs/>
+        </w:rPr>
+        <w:t xml:space="preserve">How the Structure Works:</w:t>
+      </w:r>
+    </w:p>
+    <w:p>
+      <w:pPr>
+        <w:pStyle w:val="BodyText"/>
+      </w:pPr>
+      <w:r>
+        <w:t xml:space="preserve">A streaming platform or production company invests $3-7M in DealStage’s Series A at the standard equity valuation. In exchange, they receive a Right of First Negotiation on the flagship TV show format for 18 months — meaning DealStage must offer them the first opportunity to negotiate the show deal before approaching any other platform.</w:t>
+      </w:r>
+    </w:p>
+    <w:p>
+      <w:pPr>
+        <w:pStyle w:val="BodyText"/>
+      </w:pPr>
+      <w:r>
+        <w:t xml:space="preserve">This is not an exclusive deal. DealStage can continue to pitch other platforms during the 18-month window if the strategic investor does not make an offer within a defined period (standard: 30-60 days after DealStage delivers a formal pitch package).</w:t>
+      </w:r>
+    </w:p>
+    <w:p>
+      <w:pPr>
+        <w:pStyle w:val="BodyText"/>
+      </w:pPr>
+      <w:r>
+        <w:rPr>
+          <w:b/>
+          <w:bCs/>
+        </w:rPr>
+        <w:t xml:space="preserve">Why This Structure Changes the Game:</w:t>
+      </w:r>
+    </w:p>
+    <w:tbl>
+      <w:tblPr>
+        <w:tblStyle w:val="Table"/>
+        <w:tblW w:type="pct" w:w="5000"/>
+        <w:tblLayout w:type="fixed"/>
+        <w:tblLook w:firstRow="1" w:lastRow="0" w:firstColumn="0" w:lastColumn="0" w:noHBand="0" w:noVBand="0" w:val="0020"/>
+      </w:tblPr>
+      <w:tblGrid>
+        <w:gridCol w:w="3960"/>
+        <w:gridCol w:w="3960"/>
+      </w:tblGrid>
+      <w:tr>
+        <w:trPr>
+          <w:tblHeader w:val="on"/>
+        </w:trPr>
+        <w:tc>
+          <w:tcPr/>
+          <w:p>
+            <w:pPr>
+              <w:pStyle w:val="Compact"/>
+            </w:pPr>
+            <w:r>
+              <w:t xml:space="preserve">Standard Development Path</w:t>
+            </w:r>
+          </w:p>
+        </w:tc>
+        <w:tc>
+          <w:tcPr/>
+          <w:p>
+            <w:pPr>
+              <w:pStyle w:val="Compact"/>
+            </w:pPr>
+            <w:r>
+              <w:t xml:space="preserve">Strategic Investor Path</w:t>
+            </w:r>
+          </w:p>
+        </w:tc>
+      </w:tr>
+      <w:tr>
+        <w:tc>
+          <w:tcPr/>
+          <w:p>
+            <w:pPr>
+              <w:pStyle w:val="Compact"/>
+            </w:pPr>
+            <w:r>
+              <w:t xml:space="preserve">DealStage pitches 20 production companies</w:t>
+            </w:r>
+          </w:p>
+        </w:tc>
+        <w:tc>
+          <w:tcPr/>
+          <w:p>
+            <w:pPr>
+              <w:pStyle w:val="Compact"/>
+            </w:pPr>
+            <w:r>
+              <w:t xml:space="preserve">DealStage pitches 5 strategic investors</w:t>
+            </w:r>
+          </w:p>
+        </w:tc>
+      </w:tr>
+      <w:tr>
+        <w:tc>
+          <w:tcPr/>
+          <w:p>
+            <w:pPr>
+              <w:pStyle w:val="Compact"/>
+            </w:pPr>
+            <w:r>
+              <w:t xml:space="preserve">Each meeting is an evaluation</w:t>
+            </w:r>
+          </w:p>
+        </w:tc>
+        <w:tc>
+          <w:tcPr/>
+          <w:p>
+            <w:pPr>
+              <w:pStyle w:val="Compact"/>
+            </w:pPr>
+            <w:r>
+              <w:t xml:space="preserve">Each meeting is a potential partnership</w:t>
+            </w:r>
+          </w:p>
+        </w:tc>
+      </w:tr>
+      <w:tr>
+        <w:tc>
+          <w:tcPr/>
+          <w:p>
+            <w:pPr>
+              <w:pStyle w:val="Compact"/>
+            </w:pPr>
+            <w:r>
+              <w:t xml:space="preserve">Decision timeline: 8-24 months</w:t>
+            </w:r>
+          </w:p>
+        </w:tc>
+        <w:tc>
+          <w:tcPr/>
+          <w:p>
+            <w:pPr>
+              <w:pStyle w:val="Compact"/>
+            </w:pPr>
+            <w:r>
+              <w:t xml:space="preserve">Decision timeline: 4-8 weeks once investor is committed</w:t>
+            </w:r>
+          </w:p>
+        </w:tc>
+      </w:tr>
+      <w:tr>
+        <w:tc>
+          <w:tcPr/>
+          <w:p>
+            <w:pPr>
+              <w:pStyle w:val="Compact"/>
+            </w:pPr>
+            <w:r>
+              <w:t xml:space="preserve">Development deal does not fund the company</w:t>
+            </w:r>
+          </w:p>
+        </w:tc>
+        <w:tc>
+          <w:tcPr/>
+          <w:p>
+            <w:pPr>
+              <w:pStyle w:val="Compact"/>
+            </w:pPr>
+            <w:r>
+              <w:t xml:space="preserve">Investment funds 12-18 months of operations AND opens the development path</w:t>
+            </w:r>
+          </w:p>
+        </w:tc>
+      </w:tr>
+      <w:tr>
+        <w:tc>
+          <w:tcPr/>
+          <w:p>
+            <w:pPr>
+              <w:pStyle w:val="Compact"/>
+            </w:pPr>
+            <w:r>
+              <w:t xml:space="preserve">Champion at production company has no financial stake</w:t>
+            </w:r>
+          </w:p>
+        </w:tc>
+        <w:tc>
+          <w:tcPr/>
+          <w:p>
+            <w:pPr>
+              <w:pStyle w:val="Compact"/>
+            </w:pPr>
+            <w:r>
+              <w:t xml:space="preserve">Champion at strategic investor has an economic incentive to greenlight</w:t>
+            </w:r>
+          </w:p>
+        </w:tc>
+      </w:tr>
+    </w:tbl>
+    <w:p>
+      <w:pPr>
+        <w:pStyle w:val="BodyText"/>
+      </w:pPr>
+      <w:r>
+        <w:rPr>
+          <w:b/>
+          <w:bCs/>
+        </w:rPr>
+        <w:t xml:space="preserve">Three Candidate Strategic Investors:</w:t>
+      </w:r>
+    </w:p>
+    <w:p>
+      <w:pPr>
+        <w:numPr>
+          <w:ilvl w:val="0"/>
+          <w:numId w:val="1009"/>
+        </w:numPr>
+      </w:pPr>
+      <w:r>
+        <w:rPr>
+          <w:b/>
+          <w:bCs/>
+        </w:rPr>
+        <w:t xml:space="preserve">Mid-tier streaming platform seeking creator economy IP:</w:t>
+      </w:r>
+      <w:r>
+        <w:t xml:space="preserve"> </w:t>
+      </w:r>
+      <w:r>
+        <w:t xml:space="preserve">Peacock, Paramount+, or a digital-first platform (Crunchyroll acquired by Funimation for creator content; Dropout.tv model). These platforms are actively seeking differentiated IP and have the budget for a $5-7M Series A investment.</w:t>
+      </w:r>
+    </w:p>
+    <w:p>
+      <w:pPr>
+        <w:numPr>
+          <w:ilvl w:val="0"/>
+          <w:numId w:val="1009"/>
+        </w:numPr>
+      </w:pPr>
+      <w:r>
+        <w:rPr>
+          <w:b/>
+          <w:bCs/>
+        </w:rPr>
+        <w:t xml:space="preserve">Production company with unscripted track record but lacking proprietary platform IP:</w:t>
+      </w:r>
+      <w:r>
+        <w:t xml:space="preserve"> </w:t>
+      </w:r>
+      <w:r>
+        <w:t xml:space="preserve">A company like Propagate Content, Hello Sunshine, or Westbrook Media that has strong unscripted production capabilities and brand relationships but does not own a SaaS platform. The DealStage investment gives them proprietary platform infrastructure for their creator economy development slate.</w:t>
+      </w:r>
+    </w:p>
+    <w:p>
+      <w:pPr>
+        <w:numPr>
+          <w:ilvl w:val="0"/>
+          <w:numId w:val="1009"/>
+        </w:numPr>
+      </w:pPr>
+      <w:r>
+        <w:rPr>
+          <w:b/>
+          <w:bCs/>
+        </w:rPr>
+        <w:t xml:space="preserve">Creator economy infrastructure company:</w:t>
+      </w:r>
+      <w:r>
+        <w:t xml:space="preserve"> </w:t>
+      </w:r>
+      <w:r>
+        <w:t xml:space="preserve">A talent management company or brand partnership agency that would benefit from owning a piece of DealStage’s data moat. Their entire business model is improved by the AI matching engine. An investment is both financial and strategic.</w:t>
+      </w:r>
+    </w:p>
+    <w:p>
+      <w:pPr>
+        <w:pStyle w:val="FirstParagraph"/>
+      </w:pPr>
+      <w:r>
+        <w:rPr>
+          <w:b/>
+          <w:bCs/>
+        </w:rPr>
+        <w:t xml:space="preserve">Offer Structure Template:</w:t>
+      </w:r>
+      <w:r>
+        <w:t xml:space="preserve"> </w:t>
+      </w:r>
+      <w:r>
+        <w:t xml:space="preserve">- Investment amount: $3-7M (Series A standard)</w:t>
+      </w:r>
+      <w:r>
+        <w:t xml:space="preserve"> </w:t>
+      </w:r>
+      <w:r>
+        <w:t xml:space="preserve">- Equity: Standard Series A terms at current valuation</w:t>
+      </w:r>
+      <w:r>
+        <w:t xml:space="preserve"> </w:t>
+      </w:r>
+      <w:r>
+        <w:t xml:space="preserve">- Strategic right: Right of First Negotiation on one named format (flagship TV show) for 18 months from investment close</w:t>
+      </w:r>
+      <w:r>
+        <w:t xml:space="preserve"> </w:t>
+      </w:r>
+      <w:r>
+        <w:t xml:space="preserve">- ROFN terms: DealStage delivers a full pitch package within 60 days of investment close; strategic investor has 30 days to respond with a non-binding term sheet; if no response, ROFN period pauses and DealStage may approach other platforms</w:t>
+      </w:r>
+      <w:r>
+        <w:t xml:space="preserve"> </w:t>
+      </w:r>
+      <w:r>
+        <w:t xml:space="preserve">- Exclusivity: None — DealStage may pitch other platforms simultaneously</w:t>
+      </w:r>
+    </w:p>
+    <w:p>
+      <w:pPr>
+        <w:pStyle w:val="BodyText"/>
+      </w:pPr>
+      <w:r>
+        <w:rPr>
+          <w:b/>
+          <w:bCs/>
+        </w:rPr>
+        <w:t xml:space="preserve">Timing:</w:t>
+      </w:r>
+      <w:r>
+        <w:t xml:space="preserve"> </w:t>
+      </w:r>
+      <w:r>
+        <w:t xml:space="preserve">Present this as an</w:t>
+      </w:r>
+      <w:r>
+        <w:t xml:space="preserve"> </w:t>
+      </w:r>
+      <w:r>
+        <w:t xml:space="preserve">“Alternative Financing Structure”</w:t>
+      </w:r>
+      <w:r>
+        <w:t xml:space="preserve"> </w:t>
+      </w:r>
+      <w:r>
+        <w:t xml:space="preserve">option only after three conventional investor conversations. Use those conversations to identify which investors have both financial interest and strategic platform positioning. The strategic investor structure is presented only to investors who have expressed genuine interest in both dimensions.</w:t>
+      </w:r>
+    </w:p>
+    <w:p>
+      <w:r>
+        <w:pict>
+          <v:rect style="width:0;height:1.5pt" o:hralign="center" o:hrstd="t" o:hr="t"/>
+        </w:pict>
+      </w:r>
+    </w:p>
+    <w:bookmarkEnd w:id="53"/>
+    <w:bookmarkStart w:id="54" w:name="X33e8720c7b72a1856460e73d09db28e55b98b9b"/>
+    <w:p>
+      <w:pPr>
+        <w:pStyle w:val="Heading2"/>
+      </w:pPr>
+      <w:r>
+        <w:t xml:space="preserve">[NEW] Suggestion 12.9 Applied: SXSW 2027 Domination Plan</w:t>
+      </w:r>
+    </w:p>
+    <w:p>
+      <w:pPr>
+        <w:pStyle w:val="FirstParagraph"/>
+      </w:pPr>
+      <w:r>
+        <w:rPr>
+          <w:b/>
+          <w:bCs/>
+        </w:rPr>
+        <w:t xml:space="preserve">The Single Most Important Early Brand-Building Event in the Calendar</w:t>
+      </w:r>
+    </w:p>
+    <w:p>
+      <w:pPr>
+        <w:pStyle w:val="BodyText"/>
+      </w:pPr>
+      <w:r>
+        <w:t xml:space="preserve">SXSW is the highest-density networking opportunity in the creator economy — creators, brand marketers, agency professionals, and entertainment executives in one city for one week. The difference between a well-executed and a poorly-executed SXSW presence is planning horizon: 12 months minimum.</w:t>
+      </w:r>
+    </w:p>
+    <w:p>
+      <w:pPr>
+        <w:pStyle w:val="BodyText"/>
+      </w:pPr>
+      <w:r>
+        <w:rPr>
+          <w:b/>
+          <w:bCs/>
+        </w:rPr>
+        <w:t xml:space="preserve">SXSW 2027 Goal:</w:t>
+      </w:r>
+      <w:r>
+        <w:t xml:space="preserve"> </w:t>
+      </w:r>
+      <w:r>
+        <w:t xml:space="preserve">“DealStage is the most talked-about brand in the creator economy track at SXSW 2027 — measured by social media mentions, press coverage, and platform signups generated in the week of the event.”</w:t>
+      </w:r>
+    </w:p>
+    <w:p>
+      <w:pPr>
+        <w:pStyle w:val="BodyText"/>
+      </w:pPr>
+      <w:r>
+        <w:rPr>
+          <w:b/>
+          <w:bCs/>
+        </w:rPr>
+        <w:t xml:space="preserve">Activation Architecture:</w:t>
+      </w:r>
+    </w:p>
+    <w:p>
+      <w:pPr>
+        <w:pStyle w:val="BodyText"/>
+      </w:pPr>
+      <w:r>
+        <w:rPr>
+          <w:b/>
+          <w:bCs/>
+        </w:rPr>
+        <w:t xml:space="preserve">The Anchor Event:</w:t>
+      </w:r>
+      <w:r>
+        <w:rPr>
+          <w:b/>
+          <w:bCs/>
+        </w:rPr>
+        <w:t xml:space="preserve"> </w:t>
+      </w:r>
+      <w:r>
+        <w:rPr>
+          <w:b/>
+          <w:bCs/>
+        </w:rPr>
+        <w:t xml:space="preserve">“Deal Stage Live at SXSW”</w:t>
+      </w:r>
+      <w:r>
+        <w:t xml:space="preserve"> </w:t>
+      </w:r>
+      <w:r>
+        <w:t xml:space="preserve">Not a booth. Not a sponsor activation. A live event.</w:t>
+      </w:r>
+    </w:p>
+    <w:tbl>
+      <w:tblPr>
+        <w:tblStyle w:val="Table"/>
+        <w:tblW w:type="pct" w:w="5000"/>
+        <w:tblLayout w:type="fixed"/>
+        <w:tblLook w:firstRow="1" w:lastRow="0" w:firstColumn="0" w:lastColumn="0" w:noHBand="0" w:noVBand="0" w:val="0020"/>
+      </w:tblPr>
+      <w:tblGrid>
+        <w:gridCol w:w="3960"/>
+        <w:gridCol w:w="3960"/>
+      </w:tblGrid>
+      <w:tr>
+        <w:trPr>
+          <w:tblHeader w:val="on"/>
+        </w:trPr>
+        <w:tc>
+          <w:tcPr/>
+          <w:p>
+            <w:pPr>
+              <w:pStyle w:val="Compact"/>
+            </w:pPr>
+            <w:r>
+              <w:t xml:space="preserve">Element</w:t>
+            </w:r>
+          </w:p>
+        </w:tc>
+        <w:tc>
+          <w:tcPr/>
+          <w:p>
+            <w:pPr>
+              <w:pStyle w:val="Compact"/>
+            </w:pPr>
+            <w:r>
+              <w:t xml:space="preserve">Detail</w:t>
+            </w:r>
+          </w:p>
+        </w:tc>
+      </w:tr>
+      <w:tr>
+        <w:tc>
+          <w:tcPr/>
+          <w:p>
+            <w:pPr>
+              <w:pStyle w:val="Compact"/>
+            </w:pPr>
+            <w:r>
+              <w:t xml:space="preserve">Format</w:t>
+            </w:r>
+          </w:p>
+        </w:tc>
+        <w:tc>
+          <w:tcPr/>
+          <w:p>
+            <w:pPr>
+              <w:pStyle w:val="Compact"/>
+            </w:pPr>
+            <w:r>
+              <w:t xml:space="preserve">90-minute live recording session</w:t>
+            </w:r>
+          </w:p>
+        </w:tc>
+      </w:tr>
+      <w:tr>
+        <w:tc>
+          <w:tcPr/>
+          <w:p>
+            <w:pPr>
+              <w:pStyle w:val="Compact"/>
+            </w:pPr>
+            <w:r>
+              <w:t xml:space="preserve">Participants</w:t>
+            </w:r>
+          </w:p>
+        </w:tc>
+        <w:tc>
+          <w:tcPr/>
+          <w:p>
+            <w:pPr>
+              <w:pStyle w:val="Compact"/>
+            </w:pPr>
+            <w:r>
+              <w:t xml:space="preserve">5 real DealStage platform users with strong deal stories; 3 brand partners who closed deals through the platform; the podcast host</w:t>
+            </w:r>
+          </w:p>
+        </w:tc>
+      </w:tr>
+      <w:tr>
+        <w:tc>
+          <w:tcPr/>
+          <w:p>
+            <w:pPr>
+              <w:pStyle w:val="Compact"/>
+            </w:pPr>
+            <w:r>
+              <w:t xml:space="preserve">Structure</w:t>
+            </w:r>
+          </w:p>
+        </w:tc>
+        <w:tc>
+          <w:tcPr/>
+          <w:p>
+            <w:pPr>
+              <w:pStyle w:val="Compact"/>
+            </w:pPr>
+            <w:r>
+              <w:t xml:space="preserve">4 segments: a real AI match score reveal (live, on stage, first time the creator has seen it); a</w:t>
+            </w:r>
+            <w:r>
+              <w:t xml:space="preserve"> </w:t>
+            </w:r>
+            <w:r>
+              <w:t xml:space="preserve">“Rate My Deal”</w:t>
+            </w:r>
+            <w:r>
+              <w:t xml:space="preserve"> </w:t>
+            </w:r>
+            <w:r>
+              <w:t xml:space="preserve">segment using SXSW audience submissions; a live negotiation between a creator and a brand; a panel discussion with the judges</w:t>
+            </w:r>
+          </w:p>
+        </w:tc>
+      </w:tr>
+      <w:tr>
+        <w:tc>
+          <w:tcPr/>
+          <w:p>
+            <w:pPr>
+              <w:pStyle w:val="Compact"/>
+            </w:pPr>
+            <w:r>
+              <w:t xml:space="preserve">Recording</w:t>
+            </w:r>
+          </w:p>
+        </w:tc>
+        <w:tc>
+          <w:tcPr/>
+          <w:p>
+            <w:pPr>
+              <w:pStyle w:val="Compact"/>
+            </w:pPr>
+            <w:r>
+              <w:t xml:space="preserve">Simultaneous podcast episode (highest-production episode of the season); YouTube video; live stream on DealStage’s YouTube channel</w:t>
+            </w:r>
+          </w:p>
+        </w:tc>
+      </w:tr>
+      <w:tr>
+        <w:tc>
+          <w:tcPr/>
+          <w:p>
+            <w:pPr>
+              <w:pStyle w:val="Compact"/>
+            </w:pPr>
+            <w:r>
+              <w:t xml:space="preserve">Audience</w:t>
+            </w:r>
+          </w:p>
+        </w:tc>
+        <w:tc>
+          <w:tcPr/>
+          <w:p>
+            <w:pPr>
+              <w:pStyle w:val="Compact"/>
+            </w:pPr>
+            <w:r>
+              <w:t xml:space="preserve">500-person capacity; invite-only for first 300 seats (creators and brand marketers pre-registered on DealStage platform); remaining 200 open registration through SXSW</w:t>
+            </w:r>
+          </w:p>
+        </w:tc>
+      </w:tr>
+      <w:tr>
+        <w:tc>
+          <w:tcPr/>
+          <w:p>
+            <w:pPr>
+              <w:pStyle w:val="Compact"/>
+            </w:pPr>
+            <w:r>
+              <w:t xml:space="preserve">Platform Integration</w:t>
+            </w:r>
+          </w:p>
+        </w:tc>
+        <w:tc>
+          <w:tcPr/>
+          <w:p>
+            <w:pPr>
+              <w:pStyle w:val="Compact"/>
+            </w:pPr>
+            <w:r>
+              <w:t xml:space="preserve">Every attendee receives a 30-day free trial with an AI match score generated at the event on a tablet; this is the conversion mechanism</w:t>
+            </w:r>
+          </w:p>
+        </w:tc>
+      </w:tr>
+    </w:tbl>
+    <w:p>
+      <w:pPr>
+        <w:pStyle w:val="BodyText"/>
+      </w:pPr>
+      <w:r>
+        <w:rPr>
+          <w:b/>
+          <w:bCs/>
+        </w:rPr>
+        <w:t xml:space="preserve">The Strategic Announcement:</w:t>
+      </w:r>
+      <w:r>
+        <w:t xml:space="preserve"> </w:t>
+      </w:r>
+      <w:r>
+        <w:t xml:space="preserve">Time the production company development deal announcement to coincide with the SXSW event:</w:t>
+      </w:r>
+      <w:r>
+        <w:t xml:space="preserve"> </w:t>
+      </w:r>
+      <w:r>
+        <w:t xml:space="preserve">“Today at SXSW, DealStage announces that The Deal Stage has entered development at [Production Company / Streaming Platform].”</w:t>
+      </w:r>
+    </w:p>
+    <w:p>
+      <w:pPr>
+        <w:pStyle w:val="BodyText"/>
+      </w:pPr>
+      <w:r>
+        <w:t xml:space="preserve">Both announcements — the event and the development deal — generate press coverage that amplifies the other. The event has an announced development deal. The development deal announcement has a live event to reference. The PR coverage is multiplicative, not additive.</w:t>
+      </w:r>
+    </w:p>
+    <w:p>
+      <w:pPr>
+        <w:pStyle w:val="BodyText"/>
+      </w:pPr>
+      <w:r>
+        <w:rPr>
+          <w:b/>
+          <w:bCs/>
+        </w:rPr>
+        <w:t xml:space="preserve">Pre-Event Preparation Timeline:</w:t>
+      </w:r>
+      <w:r>
+        <w:t xml:space="preserve"> </w:t>
+      </w:r>
+      <w:r>
+        <w:t xml:space="preserve">- 6 months before SXSW: Submit SXSW panel application and event registration</w:t>
+      </w:r>
+      <w:r>
+        <w:t xml:space="preserve"> </w:t>
+      </w:r>
+      <w:r>
+        <w:t xml:space="preserve">- 4 months before: Confirm 5 creator participants and 3 brand partners</w:t>
+      </w:r>
+      <w:r>
+        <w:t xml:space="preserve"> </w:t>
+      </w:r>
+      <w:r>
+        <w:t xml:space="preserve">- 3 months before: Confirm production crew, venue, and live stream infrastructure</w:t>
+      </w:r>
+      <w:r>
+        <w:t xml:space="preserve"> </w:t>
+      </w:r>
+      <w:r>
+        <w:t xml:space="preserve">- 6 weeks before: Announce</w:t>
+      </w:r>
+      <w:r>
+        <w:t xml:space="preserve"> </w:t>
+      </w:r>
+      <w:r>
+        <w:t xml:space="preserve">“Deal Stage Live at SXSW”</w:t>
+      </w:r>
+      <w:r>
+        <w:t xml:space="preserve"> </w:t>
+      </w:r>
+      <w:r>
+        <w:t xml:space="preserve">publicly; open registration for the 200 non-invite seats</w:t>
+      </w:r>
+      <w:r>
+        <w:t xml:space="preserve"> </w:t>
+      </w:r>
+      <w:r>
+        <w:t xml:space="preserve">- 2 weeks before: Deliver confirmed development deal announcement to PR firm for embargo</w:t>
+      </w:r>
+      <w:r>
+        <w:t xml:space="preserve"> </w:t>
+      </w:r>
+      <w:r>
+        <w:t xml:space="preserve">- SXSW Day: Live event; announcement; simultaneous podcast and YouTube publication</w:t>
+      </w:r>
+      <w:r>
+        <w:t xml:space="preserve"> </w:t>
+      </w:r>
+      <w:r>
+        <w:t xml:space="preserve">- Post-SXSW: Platform signup campaign targeting everyone who attended the event; podcast episode published within 72 hours; YouTube video published within 1 week</w:t>
+      </w:r>
+    </w:p>
+    <w:p>
+      <w:r>
+        <w:pict>
+          <v:rect style="width:0;height:1.5pt" o:hralign="center" o:hrstd="t" o:hr="t"/>
+        </w:pict>
+      </w:r>
+    </w:p>
+    <w:bookmarkEnd w:id="54"/>
+    <w:bookmarkStart w:id="55" w:name="X9ffaf7596549115965bafe830fa9d3c2ae62ff7"/>
+    <w:p>
+      <w:pPr>
+        <w:pStyle w:val="Heading2"/>
+      </w:pPr>
+      <w:r>
+        <w:t xml:space="preserve">[NEW] Suggestion 12.10 Applied:</w:t>
+      </w:r>
+      <w:r>
+        <w:t xml:space="preserve"> </w:t>
+      </w:r>
+      <w:r>
+        <w:t xml:space="preserve">“If We Only Launch One Additional Concept”</w:t>
+      </w:r>
+      <w:r>
+        <w:t xml:space="preserve"> </w:t>
+      </w:r>
+      <w:r>
+        <w:t xml:space="preserve">— Decision Framework With Recommendation</w:t>
+      </w:r>
+    </w:p>
+    <w:p>
+      <w:pPr>
+        <w:pStyle w:val="FirstParagraph"/>
+      </w:pPr>
+      <w:r>
+        <w:rPr>
+          <w:b/>
+          <w:bCs/>
+        </w:rPr>
+        <w:t xml:space="preserve">The Question Every Investor Will Ask — A Prepared, Specific, Reasoned Answer</w:t>
+      </w:r>
+    </w:p>
+    <w:p>
+      <w:pPr>
+        <w:pStyle w:val="BodyText"/>
+      </w:pPr>
+      <w:r>
+        <w:t xml:space="preserve">“If you have to choose one additional concept beyond the flagship TV show, which do you choose and why?”</w:t>
+      </w:r>
+    </w:p>
+    <w:p>
+      <w:pPr>
+        <w:pStyle w:val="BodyText"/>
+      </w:pPr>
+      <w:r>
+        <w:rPr>
+          <w:b/>
+          <w:bCs/>
+        </w:rPr>
+        <w:t xml:space="preserve">The Recommendation — Stated in the First Sentence:</w:t>
+      </w:r>
+    </w:p>
+    <w:p>
+      <w:pPr>
+        <w:pStyle w:val="BodyText"/>
+      </w:pPr>
+      <w:r>
+        <w:rPr>
+          <w:b/>
+          <w:bCs/>
+        </w:rPr>
+        <w:t xml:space="preserve">Deal Stage: Live is the highest-priority additional concept</w:t>
+      </w:r>
+      <w:r>
+        <w:t xml:space="preserve"> </w:t>
+      </w:r>
+      <w:r>
+        <w:t xml:space="preserve">beyond the flagship TV show.</w:t>
+      </w:r>
+    </w:p>
+    <w:p>
+      <w:pPr>
+        <w:pStyle w:val="BodyText"/>
+      </w:pPr>
+      <w:r>
+        <w:rPr>
+          <w:b/>
+          <w:bCs/>
+        </w:rPr>
+        <w:t xml:space="preserve">The Evidence-Based Reasoning:</w:t>
+      </w:r>
+    </w:p>
+    <w:tbl>
+      <w:tblPr>
+        <w:tblStyle w:val="Table"/>
+        <w:tblW w:type="pct" w:w="5000"/>
+        <w:tblLayout w:type="fixed"/>
+        <w:tblLook w:firstRow="1" w:lastRow="0" w:firstColumn="0" w:lastColumn="0" w:noHBand="0" w:noVBand="0" w:val="0020"/>
+      </w:tblPr>
+      <w:tblGrid>
+        <w:gridCol w:w="1980"/>
+        <w:gridCol w:w="1980"/>
+        <w:gridCol w:w="1980"/>
+        <w:gridCol w:w="1980"/>
+      </w:tblGrid>
+      <w:tr>
+        <w:trPr>
+          <w:tblHeader w:val="on"/>
+        </w:trPr>
+        <w:tc>
+          <w:tcPr/>
+          <w:p>
+            <w:pPr>
+              <w:pStyle w:val="Compact"/>
+            </w:pPr>
+            <w:r>
+              <w:t xml:space="preserve">Evaluation Dimension</w:t>
+            </w:r>
+          </w:p>
+        </w:tc>
+        <w:tc>
+          <w:tcPr/>
+          <w:p>
+            <w:pPr>
+              <w:pStyle w:val="Compact"/>
+            </w:pPr>
+            <w:r>
+              <w:t xml:space="preserve">The Comeback</w:t>
+            </w:r>
+          </w:p>
+        </w:tc>
+        <w:tc>
+          <w:tcPr/>
+          <w:p>
+            <w:pPr>
+              <w:pStyle w:val="Compact"/>
+            </w:pPr>
+            <w:r>
+              <w:t xml:space="preserve">Deal Stage: Live</w:t>
+            </w:r>
+          </w:p>
+        </w:tc>
+        <w:tc>
+          <w:tcPr/>
+          <w:p>
+            <w:pPr>
+              <w:pStyle w:val="Compact"/>
+            </w:pPr>
+            <w:r>
+              <w:t xml:space="preserve">Recommendation Winner</w:t>
+            </w:r>
+          </w:p>
+        </w:tc>
+      </w:tr>
+      <w:tr>
+        <w:tc>
+          <w:tcPr/>
+          <w:p>
+            <w:pPr>
+              <w:pStyle w:val="Compact"/>
+            </w:pPr>
+            <w:r>
+              <w:t xml:space="preserve">Production cost per episode</w:t>
+            </w:r>
+          </w:p>
+        </w:tc>
+        <w:tc>
+          <w:tcPr/>
+          <w:p>
+            <w:pPr>
+              <w:pStyle w:val="Compact"/>
+            </w:pPr>
+            <w:r>
+              <w:t xml:space="preserve">High (limited series; talent-intensive)</w:t>
+            </w:r>
+          </w:p>
+        </w:tc>
+        <w:tc>
+          <w:tcPr/>
+          <w:p>
+            <w:pPr>
+              <w:pStyle w:val="Compact"/>
+            </w:pPr>
+            <w:r>
+              <w:t xml:space="preserve">Low-Medium (live format; lower post-production costs)</w:t>
+            </w:r>
+          </w:p>
+        </w:tc>
+        <w:tc>
+          <w:tcPr/>
+          <w:p>
+            <w:pPr>
+              <w:pStyle w:val="Compact"/>
+            </w:pPr>
+            <w:r>
+              <w:t xml:space="preserve">Deal Stage: Live</w:t>
+            </w:r>
+          </w:p>
+        </w:tc>
+      </w:tr>
+      <w:tr>
+        <w:tc>
+          <w:tcPr/>
+          <w:p>
+            <w:pPr>
+              <w:pStyle w:val="Compact"/>
+            </w:pPr>
+            <w:r>
+              <w:t xml:space="preserve">Time to first revenue</w:t>
+            </w:r>
+          </w:p>
+        </w:tc>
+        <w:tc>
+          <w:tcPr/>
+          <w:p>
+            <w:pPr>
+              <w:pStyle w:val="Compact"/>
+            </w:pPr>
+            <w:r>
+              <w:t xml:space="preserve">18-24 months (full production cycle)</w:t>
+            </w:r>
+          </w:p>
+        </w:tc>
+        <w:tc>
+          <w:tcPr/>
+          <w:p>
+            <w:pPr>
+              <w:pStyle w:val="Compact"/>
+            </w:pPr>
+            <w:r>
+              <w:t xml:space="preserve">3-6 months (YouTube Live validation begins generating sponsorship revenue)</w:t>
+            </w:r>
+          </w:p>
+        </w:tc>
+        <w:tc>
+          <w:tcPr/>
+          <w:p>
+            <w:pPr>
+              <w:pStyle w:val="Compact"/>
+            </w:pPr>
+            <w:r>
+              <w:t xml:space="preserve">Deal Stage: Live</w:t>
+            </w:r>
+          </w:p>
+        </w:tc>
+      </w:tr>
+      <w:tr>
+        <w:tc>
+          <w:tcPr/>
+          <w:p>
+            <w:pPr>
+              <w:pStyle w:val="Compact"/>
+            </w:pPr>
+            <w:r>
+              <w:t xml:space="preserve">Platform conversion potential per viewer</w:t>
+            </w:r>
+          </w:p>
+        </w:tc>
+        <w:tc>
+          <w:tcPr/>
+          <w:p>
+            <w:pPr>
+              <w:pStyle w:val="Compact"/>
+            </w:pPr>
+            <w:r>
+              <w:t xml:space="preserve">High (specific archetype resonance)</w:t>
+            </w:r>
+          </w:p>
+        </w:tc>
+        <w:tc>
+          <w:tcPr/>
+          <w:p>
+            <w:pPr>
+              <w:pStyle w:val="Compact"/>
+            </w:pPr>
+            <w:r>
+              <w:t xml:space="preserve">Very High (weekly live show = weekly conversion opportunity; every segment targets a different user segment)</w:t>
+            </w:r>
+          </w:p>
+        </w:tc>
+        <w:tc>
+          <w:tcPr/>
+          <w:p>
+            <w:pPr>
+              <w:pStyle w:val="Compact"/>
+            </w:pPr>
+            <w:r>
+              <w:t xml:space="preserve">Deal Stage: Live</w:t>
+            </w:r>
+          </w:p>
+        </w:tc>
+      </w:tr>
+      <w:tr>
+        <w:tc>
+          <w:tcPr/>
+          <w:p>
+            <w:pPr>
+              <w:pStyle w:val="Compact"/>
+            </w:pPr>
+            <w:r>
+              <w:t xml:space="preserve">Brand partnership differentiation</w:t>
+            </w:r>
+          </w:p>
+        </w:tc>
+        <w:tc>
+          <w:tcPr/>
+          <w:p>
+            <w:pPr>
+              <w:pStyle w:val="Compact"/>
+            </w:pPr>
+            <w:r>
+              <w:t xml:space="preserve">High (unique</w:t>
+            </w:r>
+            <w:r>
+              <w:t xml:space="preserve"> </w:t>
+            </w:r>
+            <w:r>
+              <w:t xml:space="preserve">“comeback”</w:t>
+            </w:r>
+            <w:r>
+              <w:t xml:space="preserve"> </w:t>
+            </w:r>
+            <w:r>
+              <w:t xml:space="preserve">narrative; strong CMO value)</w:t>
+            </w:r>
+          </w:p>
+        </w:tc>
+        <w:tc>
+          <w:tcPr/>
+          <w:p>
+            <w:pPr>
+              <w:pStyle w:val="Compact"/>
+            </w:pPr>
+            <w:r>
+              <w:t xml:space="preserve">High (real-time deal execution is a live demonstration of the platform)</w:t>
+            </w:r>
+          </w:p>
+        </w:tc>
+        <w:tc>
+          <w:tcPr/>
+          <w:p>
+            <w:pPr>
+              <w:pStyle w:val="Compact"/>
+            </w:pPr>
+            <w:r>
+              <w:t xml:space="preserve">Tie</w:t>
+            </w:r>
+          </w:p>
+        </w:tc>
+      </w:tr>
+      <w:tr>
+        <w:tc>
+          <w:tcPr/>
+          <w:p>
+            <w:pPr>
+              <w:pStyle w:val="Compact"/>
+            </w:pPr>
+            <w:r>
+              <w:t xml:space="preserve">Network pitch de-risking</w:t>
+            </w:r>
+          </w:p>
+        </w:tc>
+        <w:tc>
+          <w:tcPr/>
+          <w:p>
+            <w:pPr>
+              <w:pStyle w:val="Compact"/>
+            </w:pPr>
+            <w:r>
+              <w:t xml:space="preserve">Low (no live data available until produced)</w:t>
+            </w:r>
+          </w:p>
+        </w:tc>
+        <w:tc>
+          <w:tcPr/>
+          <w:p>
+            <w:pPr>
+              <w:pStyle w:val="Compact"/>
+            </w:pPr>
+            <w:r>
+              <w:t xml:space="preserve">Very High (YouTube Live validation generates real audience data before any network conversation)</w:t>
+            </w:r>
+          </w:p>
+        </w:tc>
+        <w:tc>
+          <w:tcPr/>
+          <w:p>
+            <w:pPr>
+              <w:pStyle w:val="Compact"/>
+            </w:pPr>
+            <w:r>
+              <w:t xml:space="preserve">Deal Stage: Live</w:t>
+            </w:r>
+          </w:p>
+        </w:tc>
+      </w:tr>
+      <w:tr>
+        <w:tc>
+          <w:tcPr/>
+          <w:p>
+            <w:pPr>
+              <w:pStyle w:val="Compact"/>
+            </w:pPr>
+            <w:r>
+              <w:t xml:space="preserve">Format defensibility</w:t>
+            </w:r>
+          </w:p>
+        </w:tc>
+        <w:tc>
+          <w:tcPr/>
+          <w:p>
+            <w:pPr>
+              <w:pStyle w:val="Compact"/>
+            </w:pPr>
+            <w:r>
+              <w:t xml:space="preserve">Medium (limited series can be replicated by a competitor with sufficient capital)</w:t>
+            </w:r>
+          </w:p>
+        </w:tc>
+        <w:tc>
+          <w:tcPr/>
+          <w:p>
+            <w:pPr>
+              <w:pStyle w:val="Compact"/>
+            </w:pPr>
+            <w:r>
+              <w:t xml:space="preserve">High (live weekly show with real platform infrastructure is architecturally hard to replicate without DealStage’s deal pipeline)</w:t>
+            </w:r>
+          </w:p>
+        </w:tc>
+        <w:tc>
+          <w:tcPr/>
+          <w:p>
+            <w:pPr>
+              <w:pStyle w:val="Compact"/>
+            </w:pPr>
+            <w:r>
+              <w:t xml:space="preserve">Deal Stage: Live</w:t>
+            </w:r>
+          </w:p>
+        </w:tc>
+      </w:tr>
+    </w:tbl>
+    <w:p>
+      <w:pPr>
+        <w:pStyle w:val="BodyText"/>
+      </w:pPr>
+      <w:r>
+        <w:rPr>
+          <w:b/>
+          <w:bCs/>
+        </w:rPr>
+        <w:t xml:space="preserve">Score: Deal Stage: Live — 5 out of 6 dimensions</w:t>
+      </w:r>
+    </w:p>
+    <w:p>
+      <w:pPr>
+        <w:pStyle w:val="BodyText"/>
+      </w:pPr>
+      <w:r>
+        <w:rPr>
+          <w:b/>
+          <w:bCs/>
+        </w:rPr>
+        <w:t xml:space="preserve">Why This Is the Right Answer:</w:t>
+      </w:r>
+    </w:p>
+    <w:p>
+      <w:pPr>
+        <w:pStyle w:val="BodyText"/>
+      </w:pPr>
+      <w:r>
+        <w:t xml:space="preserve">Deal Stage: Live generates the most frequent platform conversion opportunities (weekly vs. limited series), creates live social media events that produce earned media at no additional cost, validates the format at low cost on YouTube before any network investment is required, and positions DealStage as the only brand in the creator economy owning a weekly live format. That last point is the defensible differentiation that a competitor cannot casually replicate — they need the real deal pipeline that DealStage’s platform generates to make the live format work.</w:t>
+      </w:r>
+    </w:p>
+    <w:p>
+      <w:pPr>
+        <w:pStyle w:val="BodyText"/>
+      </w:pPr>
+      <w:r>
+        <w:rPr>
+          <w:b/>
+          <w:bCs/>
+        </w:rPr>
+        <w:t xml:space="preserve">Important Caveat:</w:t>
+      </w:r>
+      <w:r>
+        <w:t xml:space="preserve"> </w:t>
+      </w:r>
+      <w:r>
+        <w:t xml:space="preserve">This recommendation assumes constrained resources. If resources allow parallel development, The Comeback should be developed simultaneously as the brand-CMO-funded pathway (see Suggestion 12.1) because it has a funding mechanism (single brand sponsorship) that bypasses the conventional development timeline. These two concepts are not in competition. They serve different funding strategies and different audiences. If forced to choose, choose Deal Stage: Live. If not forced to choose, develop both — through different channels simultaneously.</w:t>
+      </w:r>
+    </w:p>
+    <w:p>
+      <w:r>
+        <w:pict>
+          <v:rect style="width:0;height:1.5pt" o:hralign="center" o:hrstd="t" o:hr="t"/>
+        </w:pict>
+      </w:r>
+    </w:p>
+    <w:bookmarkEnd w:id="55"/>
+    <w:bookmarkStart w:id="66" w:name="Xd37119505710ab833fffc9adc01dcb70f02d7cd"/>
+    <w:p>
+      <w:pPr>
+        <w:pStyle w:val="Heading2"/>
+      </w:pPr>
+      <w:r>
+        <w:t xml:space="preserve">[NEW] Top 10 Master Suggestions — Full List Across All 12 Documents</w:t>
+      </w:r>
+    </w:p>
+    <w:p>
+      <w:pPr>
+        <w:pStyle w:val="FirstParagraph"/>
       </w:pPr>
       <w:r>
         <w:rPr>
           <w:i/>
           <w:iCs/>
         </w:rPr>
-        <w:t xml:space="preserve">Review completed: March 20, 2026</w:t>
-      </w:r>
-      <w:r>
-        <w:t xml:space="preserve"> </w:t>
-      </w:r>
+        <w:t xml:space="preserve">From the Final Section of STRATEGIC_SUGGESTIONS_DOCS_9_12.md — The Single Most Impactful Ideas That Would Transform DealStage From a Good Plan Into an Unstoppable One</w:t>
+      </w:r>
+    </w:p>
+    <w:p>
+      <w:pPr>
+        <w:pStyle w:val="BodyText"/>
+      </w:pPr>
       <w:r>
         <w:rPr>
           <w:i/>
           <w:iCs/>
         </w:rPr>
-        <w:t xml:space="preserve">Next review recommended: June 20, 2026 (per document’s own schedule) or upon completion of Phase Two (podcast launch)</w:t>
-      </w:r>
-      <w:r>
-        <w:t xml:space="preserve"> </w:t>
-      </w:r>
+        <w:t xml:space="preserve">Ranked by combined impact on investor conviction, production company engagement, brand partner commitment, and platform user growth.</w:t>
+      </w:r>
+    </w:p>
+    <w:p>
+      <w:r>
+        <w:pict>
+          <v:rect style="width:0;height:1.5pt" o:hralign="center" o:hrstd="t" o:hr="t"/>
+        </w:pict>
+      </w:r>
+    </w:p>
+    <w:bookmarkStart w:id="56" w:name="X4469527e5ef93061cf6a93cb3f403a0690ce106"/>
+    <w:p>
+      <w:pPr>
+        <w:pStyle w:val="Heading3"/>
+      </w:pPr>
+      <w:r>
+        <w:t xml:space="preserve">Master Rank 1: Complete the Pitch Deck’s 18 Placeholder Fields</w:t>
+      </w:r>
+    </w:p>
+    <w:p>
+      <w:pPr>
+        <w:pStyle w:val="FirstParagraph"/>
+      </w:pPr>
+      <w:r>
+        <w:rPr>
+          <w:b/>
+          <w:bCs/>
+        </w:rPr>
+        <w:t xml:space="preserve">What it is:</w:t>
+      </w:r>
+      <w:r>
+        <w:t xml:space="preserve"> </w:t>
+      </w:r>
+      <w:r>
+        <w:t xml:space="preserve">Replace all 18 blank fields in the pitch deck — raise amount, valuation, team names, traction metrics, return calculations — with real numbers or defensible ranges before any investor sees the document.</w:t>
+      </w:r>
+    </w:p>
+    <w:p>
+      <w:pPr>
+        <w:pStyle w:val="BodyText"/>
+      </w:pPr>
+      <w:r>
+        <w:rPr>
+          <w:b/>
+          <w:bCs/>
+        </w:rPr>
+        <w:t xml:space="preserve">Why it is Rank 1:</w:t>
+      </w:r>
+      <w:r>
+        <w:t xml:space="preserve"> </w:t>
+      </w:r>
+      <w:r>
+        <w:t xml:space="preserve">This is the only suggestion that converts a currently non-functional document into a functional one. Every other suggestion improves an already-working document. A pitch deck with blank raise amount and valuation fields cannot close a conversation. The transformation from non-functional to functional is 72 hours of work.</w:t>
+      </w:r>
+    </w:p>
+    <w:p>
+      <w:pPr>
+        <w:pStyle w:val="BodyText"/>
+      </w:pPr>
+      <w:r>
+        <w:rPr>
+          <w:b/>
+          <w:bCs/>
+        </w:rPr>
+        <w:t xml:space="preserve">Documents affected:</w:t>
+      </w:r>
+      <w:r>
+        <w:t xml:space="preserve"> </w:t>
+      </w:r>
+      <w:r>
+        <w:t xml:space="preserve">Document 9</w:t>
+      </w:r>
+      <w:r>
+        <w:t xml:space="preserve"> </w:t>
+      </w:r>
+      <w:r>
+        <w:rPr>
+          <w:b/>
+          <w:bCs/>
+        </w:rPr>
+        <w:t xml:space="preserve">Implementation timeline:</w:t>
+      </w:r>
+      <w:r>
+        <w:t xml:space="preserve"> </w:t>
+      </w:r>
+      <w:r>
+        <w:t xml:space="preserve">Immediate — within 72 hours of reading this document</w:t>
+      </w:r>
+    </w:p>
+    <w:p>
+      <w:r>
+        <w:pict>
+          <v:rect style="width:0;height:1.5pt" o:hralign="center" o:hrstd="t" o:hr="t"/>
+        </w:pict>
+      </w:r>
+    </w:p>
+    <w:bookmarkEnd w:id="56"/>
+    <w:bookmarkStart w:id="57" w:name="X427399b2c4bd3f2d2e4dffbaff566ce1ece5337"/>
+    <w:p>
+      <w:pPr>
+        <w:pStyle w:val="Heading3"/>
+      </w:pPr>
+      <w:r>
+        <w:t xml:space="preserve">Master Rank 2: Build the Dual-Narrative Financial Story — SaaS Company That Uses Media as Customer Acquisition</w:t>
+      </w:r>
+    </w:p>
+    <w:p>
+      <w:pPr>
+        <w:pStyle w:val="FirstParagraph"/>
+      </w:pPr>
+      <w:r>
+        <w:rPr>
+          <w:b/>
+          <w:bCs/>
+        </w:rPr>
+        <w:t xml:space="preserve">What it is:</w:t>
+      </w:r>
+      <w:r>
+        <w:t xml:space="preserve"> </w:t>
+      </w:r>
+      <w:r>
+        <w:t xml:space="preserve">Restructure the pitch deck to lead with SaaS unit economics, then introduce the media empire as a customer acquisition mechanism — not as the primary business.</w:t>
+      </w:r>
+    </w:p>
+    <w:p>
+      <w:pPr>
+        <w:pStyle w:val="BodyText"/>
+      </w:pPr>
+      <w:r>
+        <w:rPr>
+          <w:b/>
+          <w:bCs/>
+        </w:rPr>
+        <w:t xml:space="preserve">Why it is Rank 2:</w:t>
+      </w:r>
+      <w:r>
+        <w:t xml:space="preserve"> </w:t>
+      </w:r>
+      <w:r>
+        <w:t xml:space="preserve">This framing decision is worth a potential 3-5x difference in implied valuation at Series A. The revenue base is identical. The story is different. SaaS companies trade at 8-12x ARR. Media companies trade at 2-4x revenue. DealStage’s architecture is genuinely SaaS — the framing just needs to match the reality.</w:t>
+      </w:r>
+    </w:p>
+    <w:p>
+      <w:pPr>
+        <w:pStyle w:val="BodyText"/>
+      </w:pPr>
+      <w:r>
+        <w:rPr>
+          <w:b/>
+          <w:bCs/>
+        </w:rPr>
+        <w:t xml:space="preserve">Documents affected:</w:t>
+      </w:r>
+      <w:r>
+        <w:t xml:space="preserve"> </w:t>
+      </w:r>
+      <w:r>
+        <w:t xml:space="preserve">Documents 9, 12</w:t>
+      </w:r>
+      <w:r>
+        <w:t xml:space="preserve"> </w:t>
+      </w:r>
+      <w:r>
+        <w:rPr>
+          <w:b/>
+          <w:bCs/>
+        </w:rPr>
+        <w:t xml:space="preserve">Implementation timeline:</w:t>
+      </w:r>
+      <w:r>
+        <w:t xml:space="preserve"> </w:t>
+      </w:r>
+      <w:r>
+        <w:t xml:space="preserve">Before first investor meeting</w:t>
+      </w:r>
+    </w:p>
+    <w:p>
+      <w:r>
+        <w:pict>
+          <v:rect style="width:0;height:1.5pt" o:hralign="center" o:hrstd="t" o:hr="t"/>
+        </w:pict>
+      </w:r>
+    </w:p>
+    <w:bookmarkEnd w:id="57"/>
+    <w:bookmarkStart w:id="58" w:name="X5d1589268dd53c62084d4fa130824e6476b7b3b"/>
+    <w:p>
+      <w:pPr>
+        <w:pStyle w:val="Heading3"/>
+      </w:pPr>
+      <w:r>
+        <w:t xml:space="preserve">Master Rank 3: Launch a Private Creator Community Before the Podcast</w:t>
+      </w:r>
+    </w:p>
+    <w:p>
+      <w:pPr>
+        <w:pStyle w:val="FirstParagraph"/>
+      </w:pPr>
+      <w:r>
+        <w:rPr>
+          <w:b/>
+          <w:bCs/>
+        </w:rPr>
+        <w:t xml:space="preserve">What it is:</w:t>
+      </w:r>
+      <w:r>
+        <w:t xml:space="preserve"> </w:t>
+      </w:r>
+      <w:r>
+        <w:t xml:space="preserve">Insert Phase 1.5 between platform launch and podcast launch — a Discord community of 200 engaged creators who become the podcast’s first guests, the YouTube’s first casting pool, and the platform’s most powerful case study generators.</w:t>
+      </w:r>
+    </w:p>
+    <w:p>
+      <w:pPr>
+        <w:pStyle w:val="BodyText"/>
+      </w:pPr>
+      <w:r>
+        <w:rPr>
+          <w:b/>
+          <w:bCs/>
+        </w:rPr>
+        <w:t xml:space="preserve">Why it is Rank 3:</w:t>
+      </w:r>
+      <w:r>
+        <w:t xml:space="preserve"> </w:t>
+      </w:r>
+      <w:r>
+        <w:t xml:space="preserve">The flywheel’s hidden assumption is that compelling creator stories will be available when the podcast needs them. The community strategy ensures this is true by design rather than by hope. 200 engaged community members before Episode 1 produces audibly better podcast content than 200 cold-recruited guests.</w:t>
+      </w:r>
+    </w:p>
+    <w:p>
+      <w:pPr>
+        <w:pStyle w:val="BodyText"/>
+      </w:pPr>
+      <w:r>
+        <w:rPr>
+          <w:b/>
+          <w:bCs/>
+        </w:rPr>
+        <w:t xml:space="preserve">Documents affected:</w:t>
+      </w:r>
+      <w:r>
+        <w:t xml:space="preserve"> </w:t>
+      </w:r>
+      <w:r>
+        <w:t xml:space="preserve">Documents 10, 12</w:t>
+      </w:r>
+      <w:r>
+        <w:t xml:space="preserve"> </w:t>
+      </w:r>
+      <w:r>
+        <w:rPr>
+          <w:b/>
+          <w:bCs/>
+        </w:rPr>
+        <w:t xml:space="preserve">Implementation timeline:</w:t>
+      </w:r>
+      <w:r>
+        <w:t xml:space="preserve"> </w:t>
+      </w:r>
+      <w:r>
+        <w:t xml:space="preserve">Day 1 of platform launch</w:t>
+      </w:r>
+    </w:p>
+    <w:p>
+      <w:r>
+        <w:pict>
+          <v:rect style="width:0;height:1.5pt" o:hralign="center" o:hrstd="t" o:hr="t"/>
+        </w:pict>
+      </w:r>
+    </w:p>
+    <w:bookmarkEnd w:id="58"/>
+    <w:bookmarkStart w:id="59" w:name="Xde66f0b727c74f4811f1c8e19d9e52205abf117"/>
+    <w:p>
+      <w:pPr>
+        <w:pStyle w:val="Heading3"/>
+      </w:pPr>
+      <w:r>
+        <w:t xml:space="preserve">Master Rank 4: Open the Sizzle Reel With the AI Score Reveal</w:t>
+      </w:r>
+    </w:p>
+    <w:p>
+      <w:pPr>
+        <w:pStyle w:val="FirstParagraph"/>
+      </w:pPr>
+      <w:r>
+        <w:rPr>
+          <w:b/>
+          <w:bCs/>
+        </w:rPr>
+        <w:t xml:space="preserve">What it is:</w:t>
+      </w:r>
+      <w:r>
+        <w:t xml:space="preserve"> </w:t>
+      </w:r>
+      <w:r>
+        <w:t xml:space="preserve">Move the circular progress ring climbing to 94% — the creator’s first reaction — from the 30-60 second segment to the very first 10 seconds of the sizzle reel.</w:t>
+      </w:r>
+    </w:p>
+    <w:p>
+      <w:pPr>
+        <w:pStyle w:val="BodyText"/>
+      </w:pPr>
+      <w:r>
+        <w:rPr>
+          <w:b/>
+          <w:bCs/>
+        </w:rPr>
+        <w:t xml:space="preserve">Why it is Rank 4:</w:t>
+      </w:r>
+      <w:r>
+        <w:t xml:space="preserve"> </w:t>
+      </w:r>
+      <w:r>
+        <w:t xml:space="preserve">Development executives make the</w:t>
+      </w:r>
+      <w:r>
+        <w:t xml:space="preserve"> </w:t>
+      </w:r>
+      <w:r>
+        <w:t xml:space="preserve">“I want a meeting”</w:t>
+      </w:r>
+      <w:r>
+        <w:t xml:space="preserve"> </w:t>
+      </w:r>
+      <w:r>
+        <w:t xml:space="preserve">decision in the first 30 seconds. The AI Match Score reveal is the single most novel visual moment in the entire package — the thing that has never been on television before. Leading with it converts a strong reel into an unforgettable one.</w:t>
+      </w:r>
+    </w:p>
+    <w:p>
+      <w:pPr>
+        <w:pStyle w:val="BodyText"/>
+      </w:pPr>
+      <w:r>
+        <w:rPr>
+          <w:b/>
+          <w:bCs/>
+        </w:rPr>
+        <w:t xml:space="preserve">Documents affected:</w:t>
+      </w:r>
+      <w:r>
+        <w:t xml:space="preserve"> </w:t>
+      </w:r>
+      <w:r>
+        <w:t xml:space="preserve">Document 10</w:t>
+      </w:r>
+      <w:r>
+        <w:t xml:space="preserve"> </w:t>
+      </w:r>
+      <w:r>
+        <w:rPr>
+          <w:b/>
+          <w:bCs/>
+        </w:rPr>
+        <w:t xml:space="preserve">Implementation timeline:</w:t>
+      </w:r>
+      <w:r>
+        <w:t xml:space="preserve"> </w:t>
+      </w:r>
+      <w:r>
+        <w:t xml:space="preserve">Before sizzle reel production begins</w:t>
+      </w:r>
+    </w:p>
+    <w:p>
+      <w:r>
+        <w:pict>
+          <v:rect style="width:0;height:1.5pt" o:hralign="center" o:hrstd="t" o:hr="t"/>
+        </w:pict>
+      </w:r>
+    </w:p>
+    <w:bookmarkEnd w:id="59"/>
+    <w:bookmarkStart w:id="60" w:name="X9d04de26e5916d3a7709b766091d4dbfd3e845a"/>
+    <w:p>
+      <w:pPr>
+        <w:pStyle w:val="Heading3"/>
+      </w:pPr>
+      <w:r>
+        <w:t xml:space="preserve">Master Rank 5: Build the Transaction Fee Revenue Story Into a Dedicated Pitch Slide</w:t>
+      </w:r>
+    </w:p>
+    <w:p>
+      <w:pPr>
+        <w:pStyle w:val="FirstParagraph"/>
+      </w:pPr>
+      <w:r>
+        <w:rPr>
+          <w:b/>
+          <w:bCs/>
+        </w:rPr>
+        <w:t xml:space="preserve">What it is:</w:t>
+      </w:r>
+      <w:r>
+        <w:t xml:space="preserve"> </w:t>
+      </w:r>
+      <w:r>
+        <w:t xml:space="preserve">Create Slide 7B —</w:t>
+      </w:r>
+      <w:r>
+        <w:t xml:space="preserve"> </w:t>
+      </w:r>
+      <w:r>
+        <w:t xml:space="preserve">“The Transaction Revenue Opportunity”</w:t>
+      </w:r>
+      <w:r>
+        <w:t xml:space="preserve"> </w:t>
+      </w:r>
+      <w:r>
+        <w:t xml:space="preserve">— with a GTV hockey stick chart, fintech take-rate comparables (Stripe, Airbnb, Etsy), and the 3-year scenario showing $21.75M in near-100%-margin transaction revenue at Year 3.</w:t>
+      </w:r>
+    </w:p>
+    <w:p>
+      <w:pPr>
+        <w:pStyle w:val="BodyText"/>
+      </w:pPr>
+      <w:r>
+        <w:rPr>
+          <w:b/>
+          <w:bCs/>
+        </w:rPr>
+        <w:t xml:space="preserve">Why it is Rank 5:</w:t>
+      </w:r>
+      <w:r>
+        <w:t xml:space="preserve"> </w:t>
+      </w:r>
+      <w:r>
+        <w:t xml:space="preserve">The 2.9% escrow fee on $750M+ of projected deal flow is a $21.75M near-100%-gross-margin revenue stream currently buried in a bullet point. Surfacing it as a dedicated slide changes the investor’s mental model from</w:t>
+      </w:r>
+      <w:r>
+        <w:t xml:space="preserve"> </w:t>
+      </w:r>
+      <w:r>
+        <w:t xml:space="preserve">“interesting media company”</w:t>
+      </w:r>
+      <w:r>
+        <w:t xml:space="preserve"> </w:t>
+      </w:r>
+      <w:r>
+        <w:t xml:space="preserve">to</w:t>
+      </w:r>
+      <w:r>
+        <w:t xml:space="preserve"> </w:t>
+      </w:r>
+      <w:r>
+        <w:t xml:space="preserve">“fintech infrastructure with a media acquisition channel.”</w:t>
+      </w:r>
+      <w:r>
+        <w:t xml:space="preserve"> </w:t>
+      </w:r>
+      <w:r>
+        <w:t xml:space="preserve">That is a different company with a different valuation.</w:t>
+      </w:r>
+    </w:p>
+    <w:p>
+      <w:pPr>
+        <w:pStyle w:val="BodyText"/>
+      </w:pPr>
+      <w:r>
+        <w:rPr>
+          <w:b/>
+          <w:bCs/>
+        </w:rPr>
+        <w:t xml:space="preserve">Documents affected:</w:t>
+      </w:r>
+      <w:r>
+        <w:t xml:space="preserve"> </w:t>
+      </w:r>
+      <w:r>
+        <w:t xml:space="preserve">Document 9</w:t>
+      </w:r>
+      <w:r>
+        <w:t xml:space="preserve"> </w:t>
+      </w:r>
+      <w:r>
+        <w:rPr>
+          <w:b/>
+          <w:bCs/>
+        </w:rPr>
+        <w:t xml:space="preserve">Implementation timeline:</w:t>
+      </w:r>
+      <w:r>
+        <w:t xml:space="preserve"> </w:t>
+      </w:r>
+      <w:r>
+        <w:t xml:space="preserve">Before first investor meeting</w:t>
+      </w:r>
+    </w:p>
+    <w:p>
+      <w:r>
+        <w:pict>
+          <v:rect style="width:0;height:1.5pt" o:hralign="center" o:hrstd="t" o:hr="t"/>
+        </w:pict>
+      </w:r>
+    </w:p>
+    <w:bookmarkEnd w:id="60"/>
+    <w:bookmarkStart w:id="61" w:name="X6cc86b0977f4bc03094e70318367a6abee45904"/>
+    <w:p>
+      <w:pPr>
+        <w:pStyle w:val="Heading3"/>
+      </w:pPr>
+      <w:r>
+        <w:t xml:space="preserve">Master Rank 6: Add Format IP Protection as the Foundation of the Legal Framework</w:t>
+      </w:r>
+    </w:p>
+    <w:p>
+      <w:pPr>
+        <w:pStyle w:val="FirstParagraph"/>
+      </w:pPr>
+      <w:r>
+        <w:rPr>
+          <w:b/>
+          <w:bCs/>
+        </w:rPr>
+        <w:t xml:space="preserve">What it is:</w:t>
+      </w:r>
+      <w:r>
+        <w:t xml:space="preserve"> </w:t>
+      </w:r>
+      <w:r>
+        <w:t xml:space="preserve">WGA Format Registration ($25, 20 minutes), FRAPA registration (1-2 weeks), reversion clause in every development agreement, and entertainment IP attorney consultation on patent eligibility of the AI Match Score algorithm.</w:t>
+      </w:r>
+    </w:p>
+    <w:p>
+      <w:pPr>
+        <w:pStyle w:val="BodyText"/>
+      </w:pPr>
+      <w:r>
+        <w:rPr>
+          <w:b/>
+          <w:bCs/>
+        </w:rPr>
+        <w:t xml:space="preserve">Why it is Rank 6:</w:t>
+      </w:r>
+      <w:r>
+        <w:t xml:space="preserve"> </w:t>
+      </w:r>
+      <w:r>
+        <w:t xml:space="preserve">DealStage’s most valuable single asset is its format IP. The platform can eventually be copied. The format — the AI Match Score reveal as a competitive mechanic, the three-sided structure, the real-deals-on-camera architecture — cannot be legally copied once properly registered. Total cost: $5,000-$25,000. Asset protected: $100M+ in format licensing potential.</w:t>
+      </w:r>
+    </w:p>
+    <w:p>
+      <w:pPr>
+        <w:pStyle w:val="BodyText"/>
+      </w:pPr>
+      <w:r>
+        <w:rPr>
+          <w:b/>
+          <w:bCs/>
+        </w:rPr>
+        <w:t xml:space="preserve">Documents affected:</w:t>
+      </w:r>
+      <w:r>
+        <w:t xml:space="preserve"> </w:t>
+      </w:r>
+      <w:r>
+        <w:t xml:space="preserve">Document 11</w:t>
+      </w:r>
+      <w:r>
+        <w:t xml:space="preserve"> </w:t>
+      </w:r>
+      <w:r>
+        <w:rPr>
+          <w:b/>
+          <w:bCs/>
+        </w:rPr>
+        <w:t xml:space="preserve">Implementation timeline:</w:t>
+      </w:r>
+      <w:r>
+        <w:t xml:space="preserve"> </w:t>
+      </w:r>
+      <w:r>
+        <w:t xml:space="preserve">This week — before any external pitch meeting</w:t>
+      </w:r>
+    </w:p>
+    <w:p>
+      <w:r>
+        <w:pict>
+          <v:rect style="width:0;height:1.5pt" o:hralign="center" o:hrstd="t" o:hr="t"/>
+        </w:pict>
+      </w:r>
+    </w:p>
+    <w:bookmarkEnd w:id="61"/>
+    <w:bookmarkStart w:id="62" w:name="X98bd384fc4badffb73cfd9e28022d7bcaf75c2f"/>
+    <w:p>
+      <w:pPr>
+        <w:pStyle w:val="Heading3"/>
+      </w:pPr>
+      <w:r>
+        <w:t xml:space="preserve">Master Rank 7: Commission Real Creator Platform Use on Camera Before Producing the Sizzle Reel</w:t>
+      </w:r>
+    </w:p>
+    <w:p>
+      <w:pPr>
+        <w:pStyle w:val="FirstParagraph"/>
+      </w:pPr>
+      <w:r>
+        <w:rPr>
+          <w:b/>
+          <w:bCs/>
+        </w:rPr>
+        <w:t xml:space="preserve">What it is:</w:t>
+      </w:r>
+      <w:r>
+        <w:t xml:space="preserve"> </w:t>
+      </w:r>
+      <w:r>
+        <w:t xml:space="preserve">Film 3-5 real DealStage platform users seeing their AI match score for the first time, documentary-style, before spending a dollar on professional sizzle reel production.</w:t>
+      </w:r>
+    </w:p>
+    <w:p>
+      <w:pPr>
+        <w:pStyle w:val="BodyText"/>
+      </w:pPr>
+      <w:r>
+        <w:rPr>
+          <w:b/>
+          <w:bCs/>
+        </w:rPr>
+        <w:t xml:space="preserve">Why it is Rank 7:</w:t>
+      </w:r>
+      <w:r>
+        <w:t xml:space="preserve"> </w:t>
+      </w:r>
+      <w:r>
+        <w:t xml:space="preserve">The directed version of the creator reaction will look like an advertisement. The genuine version will look like television. Development executives can tell the difference immediately. The risk of filming the directed version and losing credibility with the first audience is greater than any production inconvenience.</w:t>
+      </w:r>
+    </w:p>
+    <w:p>
+      <w:pPr>
+        <w:pStyle w:val="BodyText"/>
+      </w:pPr>
+      <w:r>
+        <w:rPr>
+          <w:b/>
+          <w:bCs/>
+        </w:rPr>
+        <w:t xml:space="preserve">Documents affected:</w:t>
+      </w:r>
+      <w:r>
+        <w:t xml:space="preserve"> </w:t>
+      </w:r>
+      <w:r>
+        <w:t xml:space="preserve">Document 10</w:t>
+      </w:r>
+      <w:r>
+        <w:t xml:space="preserve"> </w:t>
+      </w:r>
+      <w:r>
+        <w:rPr>
+          <w:b/>
+          <w:bCs/>
+        </w:rPr>
+        <w:t xml:space="preserve">Implementation timeline:</w:t>
+      </w:r>
+      <w:r>
+        <w:t xml:space="preserve"> </w:t>
+      </w:r>
+      <w:r>
+        <w:t xml:space="preserve">Before sizzle reel production begins</w:t>
+      </w:r>
+    </w:p>
+    <w:p>
+      <w:r>
+        <w:pict>
+          <v:rect style="width:0;height:1.5pt" o:hralign="center" o:hrstd="t" o:hr="t"/>
+        </w:pict>
+      </w:r>
+    </w:p>
+    <w:bookmarkEnd w:id="62"/>
+    <w:bookmarkStart w:id="63" w:name="X463013fdfbb26cc21afe88a4b6c0e7fc4001533"/>
+    <w:p>
+      <w:pPr>
+        <w:pStyle w:val="Heading3"/>
+      </w:pPr>
+      <w:r>
+        <w:t xml:space="preserve">Master Rank 8: Add a Strategic Investor Category to the Series A — Streaming Platform or Production Company as Lead</w:t>
+      </w:r>
+    </w:p>
+    <w:p>
+      <w:pPr>
+        <w:pStyle w:val="FirstParagraph"/>
+      </w:pPr>
+      <w:r>
+        <w:rPr>
+          <w:b/>
+          <w:bCs/>
+        </w:rPr>
+        <w:t xml:space="preserve">What it is:</w:t>
+      </w:r>
+      <w:r>
+        <w:t xml:space="preserve"> </w:t>
+      </w:r>
+      <w:r>
+        <w:t xml:space="preserve">Structure a Series A investment where a mid-tier streaming platform or production company takes the lead position in exchange for a Right of First Negotiation on the flagship TV show format for 18 months.</w:t>
+      </w:r>
+    </w:p>
+    <w:p>
+      <w:pPr>
+        <w:pStyle w:val="BodyText"/>
+      </w:pPr>
+      <w:r>
+        <w:rPr>
+          <w:b/>
+          <w:bCs/>
+        </w:rPr>
+        <w:t xml:space="preserve">Why it is Rank 8:</w:t>
+      </w:r>
+      <w:r>
+        <w:t xml:space="preserve"> </w:t>
+      </w:r>
+      <w:r>
+        <w:t xml:space="preserve">This structural move converts a competitive pitch process into a collaborative relationship. The strategic investor becomes financially motivated to greenlight the show. The development timeline compresses dramatically when the decision-maker is also a shareholder. This structure is used in music and gaming regularly — it is uncommon in creator economy SaaS, which is precisely why it differentiates.</w:t>
+      </w:r>
+    </w:p>
+    <w:p>
+      <w:pPr>
+        <w:pStyle w:val="BodyText"/>
+      </w:pPr>
+      <w:r>
+        <w:rPr>
+          <w:b/>
+          <w:bCs/>
+        </w:rPr>
+        <w:t xml:space="preserve">Documents affected:</w:t>
+      </w:r>
+      <w:r>
+        <w:t xml:space="preserve"> </w:t>
+      </w:r>
+      <w:r>
+        <w:t xml:space="preserve">Documents 9, 12</w:t>
+      </w:r>
+      <w:r>
+        <w:t xml:space="preserve"> </w:t>
+      </w:r>
+      <w:r>
+        <w:rPr>
+          <w:b/>
+          <w:bCs/>
+        </w:rPr>
+        <w:t xml:space="preserve">Implementation timeline:</w:t>
+      </w:r>
+      <w:r>
+        <w:t xml:space="preserve"> </w:t>
+      </w:r>
+      <w:r>
+        <w:t xml:space="preserve">After first three investor conversations — once you know which investors have both financial and strategic interest</w:t>
+      </w:r>
+    </w:p>
+    <w:p>
+      <w:r>
+        <w:pict>
+          <v:rect style="width:0;height:1.5pt" o:hralign="center" o:hrstd="t" o:hr="t"/>
+        </w:pict>
+      </w:r>
+    </w:p>
+    <w:bookmarkEnd w:id="63"/>
+    <w:bookmarkStart w:id="64" w:name="X38e22f747de50d7e6e0af26d8ec40451fcad93f"/>
+    <w:p>
+      <w:pPr>
+        <w:pStyle w:val="Heading3"/>
+      </w:pPr>
+      <w:r>
+        <w:t xml:space="preserve">Master Rank 9: Add a</w:t>
+      </w:r>
+      <w:r>
+        <w:t xml:space="preserve"> </w:t>
+      </w:r>
+      <w:r>
+        <w:t xml:space="preserve">“Why Now — The 2026 Confluence”</w:t>
+      </w:r>
+      <w:r>
+        <w:t xml:space="preserve"> </w:t>
+      </w:r>
+      <w:r>
+        <w:t xml:space="preserve">Slide</w:t>
+      </w:r>
+    </w:p>
+    <w:p>
+      <w:pPr>
+        <w:pStyle w:val="FirstParagraph"/>
+      </w:pPr>
+      <w:r>
+        <w:rPr>
+          <w:b/>
+          <w:bCs/>
+        </w:rPr>
+        <w:t xml:space="preserve">What it is:</w:t>
+      </w:r>
+      <w:r>
+        <w:t xml:space="preserve"> </w:t>
+      </w:r>
+      <w:r>
+        <w:t xml:space="preserve">A dedicated slide naming the four specific 2026 conditions that make this the right moment: generative AI matured to 32-agent orchestration, streaming platform consolidation creating demand for proven IP, FTC enforcement teeth on creator endorsement rules, and creator economy bifurcation with the top 5% at enterprise scale.</w:t>
+      </w:r>
+    </w:p>
+    <w:p>
+      <w:pPr>
+        <w:pStyle w:val="BodyText"/>
+      </w:pPr>
+      <w:r>
+        <w:rPr>
+          <w:b/>
+          <w:bCs/>
+        </w:rPr>
+        <w:t xml:space="preserve">Why it is Rank 9:</w:t>
+      </w:r>
+      <w:r>
+        <w:t xml:space="preserve"> </w:t>
+      </w:r>
+      <w:r>
+        <w:t xml:space="preserve">“Why now”</w:t>
+      </w:r>
+      <w:r>
+        <w:t xml:space="preserve"> </w:t>
+      </w:r>
+      <w:r>
+        <w:t xml:space="preserve">is the question that separates fundable from unfundable at Series A. The market opportunity has been present since 2020. The four conditions converging in 2026 — and the 18-24 month window before a well-capitalized competitor can replicate the platform-content flywheel — is the argument that makes</w:t>
+      </w:r>
+      <w:r>
+        <w:t xml:space="preserve"> </w:t>
+      </w:r>
+      <w:r>
+        <w:t xml:space="preserve">“why now”</w:t>
+      </w:r>
+      <w:r>
+        <w:t xml:space="preserve"> </w:t>
+      </w:r>
+      <w:r>
+        <w:t xml:space="preserve">answerable with specificity. Most pitch decks skip this slide or answer it badly.</w:t>
+      </w:r>
+    </w:p>
+    <w:p>
+      <w:pPr>
+        <w:pStyle w:val="BodyText"/>
+      </w:pPr>
+      <w:r>
+        <w:rPr>
+          <w:b/>
+          <w:bCs/>
+        </w:rPr>
+        <w:t xml:space="preserve">Documents affected:</w:t>
+      </w:r>
+      <w:r>
+        <w:t xml:space="preserve"> </w:t>
+      </w:r>
+      <w:r>
+        <w:t xml:space="preserve">Document 9</w:t>
+      </w:r>
+      <w:r>
+        <w:t xml:space="preserve"> </w:t>
+      </w:r>
+      <w:r>
+        <w:rPr>
+          <w:b/>
+          <w:bCs/>
+        </w:rPr>
+        <w:t xml:space="preserve">Implementation timeline:</w:t>
+      </w:r>
+      <w:r>
+        <w:t xml:space="preserve"> </w:t>
+      </w:r>
+      <w:r>
+        <w:t xml:space="preserve">Before first investor meeting</w:t>
+      </w:r>
+    </w:p>
+    <w:p>
+      <w:r>
+        <w:pict>
+          <v:rect style="width:0;height:1.5pt" o:hralign="center" o:hrstd="t" o:hr="t"/>
+        </w:pict>
+      </w:r>
+    </w:p>
+    <w:bookmarkEnd w:id="64"/>
+    <w:bookmarkStart w:id="65" w:name="Xd7357242648127f235bc851eaff87d740ef78d6"/>
+    <w:p>
+      <w:pPr>
+        <w:pStyle w:val="Heading3"/>
+      </w:pPr>
+      <w:r>
+        <w:t xml:space="preserve">Master Rank 10: Develop</w:t>
+      </w:r>
+      <w:r>
+        <w:t xml:space="preserve"> </w:t>
+      </w:r>
+      <w:r>
+        <w:t xml:space="preserve">“The Comeback”</w:t>
+      </w:r>
+      <w:r>
+        <w:t xml:space="preserve"> </w:t>
+      </w:r>
+      <w:r>
+        <w:t xml:space="preserve">as a Brand-Facing Strategy Document, Not Just a Show Concept</w:t>
+      </w:r>
+    </w:p>
+    <w:p>
+      <w:pPr>
+        <w:pStyle w:val="FirstParagraph"/>
+      </w:pPr>
+      <w:r>
+        <w:rPr>
+          <w:b/>
+          <w:bCs/>
+        </w:rPr>
+        <w:t xml:space="preserve">What it is:</w:t>
+      </w:r>
+      <w:r>
+        <w:t xml:space="preserve"> </w:t>
+      </w:r>
+      <w:r>
+        <w:t xml:space="preserve">Create a one-page Brand CMO Case Study for The Comeback that leads with marketing value, the</w:t>
+      </w:r>
+      <w:r>
+        <w:t xml:space="preserve"> </w:t>
+      </w:r>
+      <w:r>
+        <w:t xml:space="preserve">“we believed in them first”</w:t>
+      </w:r>
+      <w:r>
+        <w:t xml:space="preserve"> </w:t>
+      </w:r>
+      <w:r>
+        <w:t xml:space="preserve">PR story, and the earned media calculation — rather than the production format. One brand sponsorship at $3-5M funds an entire first season.</w:t>
+      </w:r>
+    </w:p>
+    <w:p>
+      <w:pPr>
+        <w:pStyle w:val="BodyText"/>
+      </w:pPr>
+      <w:r>
+        <w:rPr>
+          <w:b/>
+          <w:bCs/>
+        </w:rPr>
+        <w:t xml:space="preserve">Why it is Rank 10:</w:t>
+      </w:r>
+      <w:r>
+        <w:t xml:space="preserve"> </w:t>
+      </w:r>
+      <w:r>
+        <w:t xml:space="preserve">The brand CMO who could fund a full season of The Comeback through a single sponsorship does not need to be sold on the show. They need to be sold on the brand narrative: the story of being the brand that believed in someone before the industry did. Creating the brand-facing pitch document unlocks a funding pathway that bypasses the entire traditional development process.</w:t>
+      </w:r>
+    </w:p>
+    <w:p>
+      <w:pPr>
+        <w:pStyle w:val="BodyText"/>
+      </w:pPr>
+      <w:r>
+        <w:rPr>
+          <w:b/>
+          <w:bCs/>
+        </w:rPr>
+        <w:t xml:space="preserve">Documents affected:</w:t>
+      </w:r>
+      <w:r>
+        <w:t xml:space="preserve"> </w:t>
+      </w:r>
+      <w:r>
+        <w:t xml:space="preserve">Documents 11, 12</w:t>
+      </w:r>
+      <w:r>
+        <w:t xml:space="preserve"> </w:t>
+      </w:r>
+      <w:r>
+        <w:rPr>
+          <w:b/>
+          <w:bCs/>
+        </w:rPr>
+        <w:t xml:space="preserve">Implementation timeline:</w:t>
+      </w:r>
+      <w:r>
+        <w:t xml:space="preserve"> </w:t>
+      </w:r>
+      <w:r>
+        <w:t xml:space="preserve">Before the first brand partnership conversation — simultaneously with the production company pitch, not after</w:t>
+      </w:r>
+    </w:p>
+    <w:p>
+      <w:r>
+        <w:pict>
+          <v:rect style="width:0;height:1.5pt" o:hralign="center" o:hrstd="t" o:hr="t"/>
+        </w:pict>
+      </w:r>
+    </w:p>
+    <w:p>
+      <w:pPr>
+        <w:pStyle w:val="FirstParagraph"/>
+      </w:pPr>
       <w:r>
         <w:rPr>
           <w:i/>
           <w:iCs/>
         </w:rPr>
-        <w:t xml:space="preserve">Reviewed by: Senior Business Analyst, DealStage Strategic Planning</w:t>
-      </w:r>
-    </w:p>
-    <w:bookmarkEnd w:id="44"/>
-    <w:bookmarkEnd w:id="45"/>
+        <w:t xml:space="preserve">[NEW] sections applied: March 20, 2026</w:t>
+      </w:r>
+      <w:r>
+        <w:t xml:space="preserve"> </w:t>
+      </w:r>
+      <w:r>
+        <w:rPr>
+          <w:i/>
+          <w:iCs/>
+        </w:rPr>
+        <w:t xml:space="preserve">Source: STRATEGIC_SUGGESTIONS_DOCS_9_12.md — All 10 suggestions for Document 12 incorporated, plus full Top 10 Master List</w:t>
+      </w:r>
+      <w:r>
+        <w:t xml:space="preserve"> </w:t>
+      </w:r>
+      <w:r>
+        <w:rPr>
+          <w:i/>
+          <w:iCs/>
+        </w:rPr>
+        <w:t xml:space="preserve">Existing content: Unchanged and preserved in full</w:t>
+      </w:r>
+      <w:r>
+        <w:t xml:space="preserve"> </w:t>
+      </w:r>
+      <w:r>
+        <w:rPr>
+          <w:i/>
+          <w:iCs/>
+        </w:rPr>
+        <w:t xml:space="preserve">Immediate next action: Phase 1.5 Community Launch (Discord) on Day 1 of platform launch (Suggestion 12.7) and Draft The Comeback Brand CMO one-pager (Suggestion 12.1 / Master Rank 10) before first brand partnership conversation</w:t>
+      </w:r>
+    </w:p>
+    <w:bookmarkEnd w:id="65"/>
+    <w:bookmarkEnd w:id="66"/>
+    <w:bookmarkEnd w:id="67"/>
     <w:sectPr>
       <w:footnotePr>
         <w:numRestart w:val="eachSect"/>
@@ -7673,6 +13875,91 @@
       <w:rPr>
         <w:rFonts w:ascii="Wingdings" w:hAnsi="Wingdings" w:cs="Wingdings" w:hint="default"/>
       </w:rPr>
+    </w:lvl>
+  </w:abstractNum>
+  <w:abstractNum w:abstractNumId="99411">
+    <w:nsid w:val="00A99411"/>
+    <w:multiLevelType w:val="multilevel"/>
+    <w:lvl w:ilvl="0">
+      <w:start w:val="1"/>
+      <w:numFmt w:val="decimal"/>
+      <w:lvlText w:val="%1."/>
+      <w:lvlJc w:val="left"/>
+      <w:pPr>
+        <w:ind w:left="720" w:hanging="360"/>
+      </w:pPr>
+    </w:lvl>
+    <w:lvl w:ilvl="1">
+      <w:start w:val="1"/>
+      <w:numFmt w:val="decimal"/>
+      <w:lvlText w:val="%2."/>
+      <w:lvlJc w:val="left"/>
+      <w:pPr>
+        <w:ind w:left="1440" w:hanging="360"/>
+      </w:pPr>
+    </w:lvl>
+    <w:lvl w:ilvl="2">
+      <w:start w:val="1"/>
+      <w:numFmt w:val="decimal"/>
+      <w:lvlText w:val="%3."/>
+      <w:lvlJc w:val="left"/>
+      <w:pPr>
+        <w:ind w:left="2160" w:hanging="360"/>
+      </w:pPr>
+    </w:lvl>
+    <w:lvl w:ilvl="3">
+      <w:start w:val="1"/>
+      <w:numFmt w:val="decimal"/>
+      <w:lvlText w:val="%4."/>
+      <w:lvlJc w:val="left"/>
+      <w:pPr>
+        <w:ind w:left="2880" w:hanging="360"/>
+      </w:pPr>
+    </w:lvl>
+    <w:lvl w:ilvl="4">
+      <w:start w:val="1"/>
+      <w:numFmt w:val="decimal"/>
+      <w:lvlText w:val="%5."/>
+      <w:lvlJc w:val="left"/>
+      <w:pPr>
+        <w:ind w:left="3600" w:hanging="360"/>
+      </w:pPr>
+    </w:lvl>
+    <w:lvl w:ilvl="5">
+      <w:start w:val="1"/>
+      <w:numFmt w:val="decimal"/>
+      <w:lvlText w:val="%6."/>
+      <w:lvlJc w:val="left"/>
+      <w:pPr>
+        <w:ind w:left="4320" w:hanging="360"/>
+      </w:pPr>
+    </w:lvl>
+    <w:lvl w:ilvl="6">
+      <w:start w:val="1"/>
+      <w:numFmt w:val="decimal"/>
+      <w:lvlText w:val="%7."/>
+      <w:lvlJc w:val="left"/>
+      <w:pPr>
+        <w:ind w:left="5040" w:hanging="360"/>
+      </w:pPr>
+    </w:lvl>
+    <w:lvl w:ilvl="7">
+      <w:start w:val="1"/>
+      <w:numFmt w:val="decimal"/>
+      <w:lvlText w:val="%8."/>
+      <w:lvlJc w:val="left"/>
+      <w:pPr>
+        <w:ind w:left="5760" w:hanging="360"/>
+      </w:pPr>
+    </w:lvl>
+    <w:lvl w:ilvl="8">
+      <w:start w:val="1"/>
+      <w:numFmt w:val="decimal"/>
+      <w:lvlText w:val="%9."/>
+      <w:lvlJc w:val="left"/>
+      <w:pPr>
+        <w:ind w:left="6480" w:hanging="360"/>
+      </w:pPr>
     </w:lvl>
   </w:abstractNum>
   <w:num w:numId="1000">
@@ -7695,6 +13982,42 @@
   </w:num>
   <w:num w:numId="1006">
     <w:abstractNumId w:val="991"/>
+  </w:num>
+  <w:num w:numId="1007">
+    <w:abstractNumId w:val="991"/>
+  </w:num>
+  <w:num w:numId="1008">
+    <w:abstractNumId w:val="991"/>
+  </w:num>
+  <w:num w:numId="1009">
+    <w:abstractNumId w:val="99411"/>
+    <w:lvlOverride w:ilvl="0">
+      <w:startOverride w:val="1"/>
+    </w:lvlOverride>
+    <w:lvlOverride w:ilvl="1">
+      <w:startOverride w:val="1"/>
+    </w:lvlOverride>
+    <w:lvlOverride w:ilvl="2">
+      <w:startOverride w:val="1"/>
+    </w:lvlOverride>
+    <w:lvlOverride w:ilvl="3">
+      <w:startOverride w:val="1"/>
+    </w:lvlOverride>
+    <w:lvlOverride w:ilvl="4">
+      <w:startOverride w:val="1"/>
+    </w:lvlOverride>
+    <w:lvlOverride w:ilvl="5">
+      <w:startOverride w:val="1"/>
+    </w:lvlOverride>
+    <w:lvlOverride w:ilvl="6">
+      <w:startOverride w:val="1"/>
+    </w:lvlOverride>
+    <w:lvlOverride w:ilvl="7">
+      <w:startOverride w:val="1"/>
+    </w:lvlOverride>
+    <w:lvlOverride w:ilvl="8">
+      <w:startOverride w:val="1"/>
+    </w:lvlOverride>
   </w:num>
 </w:numbering>
 </file>
